--- a/modul_praktikum/Pertemuan_06_Meja_QR_Token_Opaque_dan_Sesi_Pelanggan_Anonim.docx
+++ b/modul_praktikum/Pertemuan_06_Meja_QR_Token_Opaque_dan_Sesi_Pelanggan_Anonim.docx
@@ -87,7 +87,7 @@
           <w:color w:val="0B2545"/>
           <w:sz w:val="21"/>
         </w:rPr>
-        <w:t>14 pertemuan × 6 jam = 84 jam untuk menghasilkan MVP yang dapat didemokan, diuji, dan disiapkan menuju deployment.</w:t>
+        <w:t>14 pertemuan × 3,5 jam efektif di kelas = 49 jam (ditambah tugas mandiri di luar kelas) untuk menghasilkan MVP yang dapat didemokan, diuji, dan disiapkan menuju deployment.</w:t>
       </w:r>
     </w:p>
     <w:tbl>
@@ -554,7 +554,7 @@
                 <w:color w:val="1F2937"/>
                 <w:sz w:val="16"/>
               </w:rPr>
-              <w:t>360 menit (6 jam)</w:t>
+              <w:t>210 menit efektif di kelas (3 jam 30 menit); tugas mandiri di luar kelas hingga 120 menit (2 jam)</w:t>
             </w:r>
           </w:p>
         </w:tc>
@@ -818,7 +818,7 @@
         <w:pStyle w:val="Heading3"/>
       </w:pPr>
       <w:r>
-        <w:t>Pengetahuan Teknis Laravel 13 yang Wajib Dikuasai</w:t>
+        <w:t>Pengetahuan Teknis dan Penjelasan Mandiri (Laravel 13)</w:t>
       </w:r>
     </w:p>
     <w:p>
@@ -927,14 +927,6 @@
       </w:r>
       <w:r>
         <w:t>Pasang rate limiter pada resolve/rotate/track, audit rotasi, dan gunakan `Str::createRandomStringsUsing()` hanya di test agar fixture token deterministik [L13-RATE] [L13-STRINGS].</w:t>
-      </w:r>
-    </w:p>
-    <w:p>
-      <w:pPr>
-        <w:pStyle w:val="Heading3"/>
-      </w:pPr>
-      <w:r>
-        <w:t>Penjelasan Mandiri: Konsep, Cara Kerja, dan Aturan Implementasi</w:t>
       </w:r>
     </w:p>
     <w:p>
@@ -2209,7 +2201,7 @@
           <w:rFonts w:ascii="Aptos Display" w:hAnsi="Aptos Display"/>
           <w:color w:val="1F2937"/>
         </w:rPr>
-        <w:t>Rencana Waktu 6 Jam</w:t>
+        <w:t>Rencana Waktu — 3 Jam 30 Menit Efektif di Kelas</w:t>
       </w:r>
     </w:p>
     <w:tbl>
@@ -2512,7 +2504,7 @@
                 <w:color w:val="1F2937"/>
                 <w:sz w:val="16"/>
               </w:rPr>
-              <w:t>45</w:t>
+              <w:t>30</w:t>
             </w:r>
           </w:p>
         </w:tc>
@@ -2622,7 +2614,7 @@
                 <w:color w:val="1F2937"/>
                 <w:sz w:val="16"/>
               </w:rPr>
-              <w:t>60</w:t>
+              <w:t>30</w:t>
             </w:r>
           </w:p>
         </w:tc>
@@ -2732,7 +2724,7 @@
                 <w:color w:val="1F2937"/>
                 <w:sz w:val="16"/>
               </w:rPr>
-              <w:t>60</w:t>
+              <w:t>30</w:t>
             </w:r>
           </w:p>
         </w:tc>
@@ -2842,7 +2834,7 @@
                 <w:color w:val="1F2937"/>
                 <w:sz w:val="16"/>
               </w:rPr>
-              <w:t>75</w:t>
+              <w:t>30</w:t>
             </w:r>
           </w:p>
         </w:tc>
@@ -2952,7 +2944,7 @@
                 <w:color w:val="1F2937"/>
                 <w:sz w:val="16"/>
               </w:rPr>
-              <w:t>60</w:t>
+              <w:t>30</w:t>
             </w:r>
           </w:p>
         </w:tc>
@@ -3130,7 +3122,7 @@
         <w:rPr>
           <w:rFonts w:ascii="Aptos" w:hAnsi="Aptos"/>
         </w:rPr>
-        <w:t>Total alokasi: 360 menit.</w:t>
+        <w:t>Total efektif di kelas: 210 menit (7 tahap × 30 menit). Tugas mandiri di luar kelas: hingga 120 menit (2 jam) untuk pekerjaan sejenis yang bersifat mengulang — misalnya bila di kelas membuat CRUD untuk 2 tabel, di luar kelas kerjakan CRUD untuk 3 tabel lainnya.</w:t>
       </w:r>
     </w:p>
     <w:p>
@@ -3326,7 +3318,7 @@
           <w:rFonts w:ascii="Aptos Display" w:hAnsi="Aptos Display"/>
           <w:color w:val="FF2D20"/>
         </w:rPr>
-        <w:t>Tahap 2 — CRUD meja dan authorization (45 menit)</w:t>
+        <w:t>Tahap 2 — CRUD meja dan authorization (30 menit)</w:t>
       </w:r>
     </w:p>
     <w:p>
@@ -3525,7 +3517,7 @@
           <w:rFonts w:ascii="Aptos Display" w:hAnsi="Aptos Display"/>
           <w:color w:val="FF2D20"/>
         </w:rPr>
-        <w:t>Tahap 3 — Generator token opaque (60 menit)</w:t>
+        <w:t>Tahap 3 — Generator token opaque (30 menit)</w:t>
       </w:r>
     </w:p>
     <w:p>
@@ -3731,7 +3723,7 @@
           <w:rFonts w:ascii="Aptos Display" w:hAnsi="Aptos Display"/>
           <w:color w:val="FF2D20"/>
         </w:rPr>
-        <w:t>Tahap 4 — Generate/rotate QR (60 menit)</w:t>
+        <w:t>Tahap 4 — Generate/rotate QR (30 menit)</w:t>
       </w:r>
     </w:p>
     <w:p>
@@ -3920,7 +3912,7 @@
           <w:rFonts w:ascii="Aptos Display" w:hAnsi="Aptos Display"/>
           <w:color w:val="FF2D20"/>
         </w:rPr>
-        <w:t>Tahap 5 — Resolve scan dan buat anonymous session (75 menit)</w:t>
+        <w:t>Tahap 5 — Resolve scan dan buat anonymous session (30 menit)</w:t>
       </w:r>
     </w:p>
     <w:p>
@@ -4126,7 +4118,7 @@
           <w:rFonts w:ascii="Aptos Display" w:hAnsi="Aptos Display"/>
           <w:color w:val="FF2D20"/>
         </w:rPr>
-        <w:t>Tahap 6 — Security dan UX testing (60 menit)</w:t>
+        <w:t>Tahap 6 — Security dan UX testing (30 menit)</w:t>
       </w:r>
     </w:p>
     <w:p>

--- a/modul_praktikum/Pertemuan_06_Meja_QR_Token_Opaque_dan_Sesi_Pelanggan_Anonim.docx
+++ b/modul_praktikum/Pertemuan_06_Meja_QR_Token_Opaque_dan_Sesi_Pelanggan_Anonim.docx
@@ -1001,7 +1001,7 @@
         </w:pBdr>
       </w:pPr>
       <w:r>
-        <w:t>LANDASAN TEKNIS — app/Domain/Tables/QrTokenService.php   •   PHP</w:t>
+        <w:t>LANDASAN TEKNIS — app/Modules/Admin/Services/QrTokenService.php   •   PHP</w:t>
       </w:r>
     </w:p>
     <w:p>
@@ -3257,6 +3257,236 @@
     </w:p>
     <w:p>
       <w:pPr>
+        <w:pStyle w:val="ListBody"/>
+      </w:pPr>
+      <w:r>
+        <w:rPr>
+          <w:rFonts w:ascii="Aptos" w:hAnsi="Aptos"/>
+          <w:color w:val="1F2937"/>
+          <w:sz w:val="19"/>
+        </w:rPr>
+        <w:t xml:space="preserve">Perintah pembuatan berkas tahap ini (diverifikasi pada Laravel 13.25; baris # INFO adalah output nyata). Jalankan dari root repository, lalu isi berkas sesuai langkah di atas.</w:t>
+      </w:r>
+    </w:p>
+    <w:p>
+      <w:pPr>
+        <w:pStyle w:val="CodeHeader"/>
+        <w:shd w:fill="2D2D30"/>
+        <w:pBdr>
+          <w:left w:val="single" w:sz="4" w:space="8" w:color="2D2D30"/>
+        </w:pBdr>
+      </w:pPr>
+      <w:r>
+        <w:rPr>
+          <w:rFonts w:ascii="Consolas" w:hAnsi="Consolas"/>
+          <w:b/>
+          <w:color w:val="FFFFFF"/>
+          <w:sz w:val="16"/>
+        </w:rPr>
+        <w:t xml:space="preserve">BUAT FILE — MODUL 6 TAHAP 1   •   terminal pada root repository   •   BASH</w:t>
+      </w:r>
+    </w:p>
+    <w:p>
+      <w:pPr>
+        <w:pStyle w:val="CodeBlock"/>
+        <w:shd w:fill="1E1E1E"/>
+        <w:pBdr>
+          <w:left w:val="single" w:sz="4" w:space="8" w:color="1E1E1E"/>
+        </w:pBdr>
+      </w:pPr>
+      <w:r>
+        <w:rPr>
+          <w:rFonts w:ascii="Consolas" w:hAnsi="Consolas"/>
+          <w:color w:val="D4D4D4"/>
+          <w:sz w:val="16"/>
+        </w:rPr>
+        <w:t xml:space="preserve">php artisan make:model TableQrToken</w:t>
+        <w:br/>
+      </w:r>
+      <w:r>
+        <w:rPr>
+          <w:rFonts w:ascii="Consolas" w:hAnsi="Consolas"/>
+          <w:color w:val="6A9955"/>
+          <w:sz w:val="16"/>
+        </w:rPr>
+        <w:t xml:space="preserve">#   INFO Model [app/Models/TableQrToken.php] created successfully.</w:t>
+        <w:br/>
+      </w:r>
+      <w:r>
+        <w:rPr>
+          <w:rFonts w:ascii="Consolas" w:hAnsi="Consolas"/>
+          <w:color w:val="D4D4D4"/>
+          <w:sz w:val="16"/>
+        </w:rPr>
+        <w:t xml:space="preserve">php artisan make:model CustomerSession</w:t>
+        <w:br/>
+      </w:r>
+      <w:r>
+        <w:rPr>
+          <w:rFonts w:ascii="Consolas" w:hAnsi="Consolas"/>
+          <w:color w:val="6A9955"/>
+          <w:sz w:val="16"/>
+        </w:rPr>
+        <w:t xml:space="preserve">#   INFO Model [app/Models/CustomerSession.php] created successfully.</w:t>
+        <w:br/>
+      </w:r>
+      <w:r>
+        <w:rPr>
+          <w:rFonts w:ascii="Consolas" w:hAnsi="Consolas"/>
+          <w:color w:val="6A9955"/>
+          <w:sz w:val="16"/>
+        </w:rPr>
+        <w:t xml:space="preserve"># manual (shell)</w:t>
+        <w:br/>
+      </w:r>
+      <w:r>
+        <w:rPr>
+          <w:rFonts w:ascii="Consolas" w:hAnsi="Consolas"/>
+          <w:color w:val="D4D4D4"/>
+          <w:sz w:val="16"/>
+        </w:rPr>
+        <w:t xml:space="preserve">touch docs/adr/0010-qr-opaque-token-and-anonymous-session.md</w:t>
+      </w:r>
+    </w:p>
+    <w:p>
+      <w:pPr>
+        <w:pStyle w:val="ListBody"/>
+        <w:numPr>
+          <w:ilvl w:val="0"/>
+          <w:numId w:val="10"/>
+        </w:numPr>
+      </w:pPr>
+      <w:r>
+        <w:rPr>
+          <w:rFonts w:ascii="Consolas" w:hAnsi="Consolas"/>
+          <w:color w:val="C11B12"/>
+          <w:sz w:val="17"/>
+          <w:shd w:fill="ECEFF3"/>
+        </w:rPr>
+        <w:t xml:space="preserve">php artisan make:model TableQrToken</w:t>
+      </w:r>
+      <w:r>
+        <w:rPr>
+          <w:rFonts w:ascii="Aptos" w:hAnsi="Aptos"/>
+          <w:color w:val="1F2937"/>
+          <w:sz w:val="19"/>
+        </w:rPr>
+        <w:t xml:space="preserve"> — Model token QR meja (hash SHA-256 saja, bukan token mentah; status aktif/dicabut). Hasil: </w:t>
+      </w:r>
+      <w:r>
+        <w:rPr>
+          <w:rFonts w:ascii="Consolas" w:hAnsi="Consolas"/>
+          <w:color w:val="C11B12"/>
+          <w:sz w:val="17"/>
+          <w:shd w:fill="ECEFF3"/>
+        </w:rPr>
+        <w:t xml:space="preserve">app/Models/TableQrToken.php</w:t>
+      </w:r>
+      <w:r>
+        <w:rPr>
+          <w:rFonts w:ascii="Aptos" w:hAnsi="Aptos"/>
+          <w:color w:val="1F2937"/>
+          <w:sz w:val="19"/>
+        </w:rPr>
+        <w:t xml:space="preserve">.</w:t>
+      </w:r>
+    </w:p>
+    <w:p>
+      <w:pPr>
+        <w:pStyle w:val="ListBody"/>
+        <w:numPr>
+          <w:ilvl w:val="0"/>
+          <w:numId w:val="10"/>
+        </w:numPr>
+      </w:pPr>
+      <w:r>
+        <w:rPr>
+          <w:rFonts w:ascii="Consolas" w:hAnsi="Consolas"/>
+          <w:color w:val="C11B12"/>
+          <w:sz w:val="17"/>
+          <w:shd w:fill="ECEFF3"/>
+        </w:rPr>
+        <w:t xml:space="preserve">php artisan make:model CustomerSession</w:t>
+      </w:r>
+      <w:r>
+        <w:rPr>
+          <w:rFonts w:ascii="Aptos" w:hAnsi="Aptos"/>
+          <w:color w:val="1F2937"/>
+          <w:sz w:val="19"/>
+        </w:rPr>
+        <w:t xml:space="preserve"> — Model sesi pelanggan anonim (ULID, terikat canteen + meja, kedaluwarsa). Hasil: </w:t>
+      </w:r>
+      <w:r>
+        <w:rPr>
+          <w:rFonts w:ascii="Consolas" w:hAnsi="Consolas"/>
+          <w:color w:val="C11B12"/>
+          <w:sz w:val="17"/>
+          <w:shd w:fill="ECEFF3"/>
+        </w:rPr>
+        <w:t xml:space="preserve">app/Models/CustomerSession.php</w:t>
+      </w:r>
+      <w:r>
+        <w:rPr>
+          <w:rFonts w:ascii="Aptos" w:hAnsi="Aptos"/>
+          <w:color w:val="1F2937"/>
+          <w:sz w:val="19"/>
+        </w:rPr>
+        <w:t xml:space="preserve">.</w:t>
+      </w:r>
+    </w:p>
+    <w:p>
+      <w:pPr>
+        <w:pStyle w:val="ListBody"/>
+        <w:numPr>
+          <w:ilvl w:val="0"/>
+          <w:numId w:val="10"/>
+        </w:numPr>
+      </w:pPr>
+      <w:r>
+        <w:rPr>
+          <w:rFonts w:ascii="Aptos" w:hAnsi="Aptos"/>
+          <w:color w:val="1F2937"/>
+          <w:sz w:val="19"/>
+        </w:rPr>
+        <w:t xml:space="preserve">Manual: </w:t>
+      </w:r>
+      <w:r>
+        <w:rPr>
+          <w:rFonts w:ascii="Consolas" w:hAnsi="Consolas"/>
+          <w:color w:val="C11B12"/>
+          <w:sz w:val="17"/>
+          <w:shd w:fill="ECEFF3"/>
+        </w:rPr>
+        <w:t xml:space="preserve">touch docs/adr/0010-qr-opaque-token-and-anonymous-session.md</w:t>
+      </w:r>
+      <w:r>
+        <w:rPr>
+          <w:rFonts w:ascii="Aptos" w:hAnsi="Aptos"/>
+          <w:color w:val="1F2937"/>
+          <w:sz w:val="19"/>
+        </w:rPr>
+        <w:t xml:space="preserve"> — ADR token opaque + sesi anonim (Markdown, manual). Hasil: </w:t>
+      </w:r>
+      <w:r>
+        <w:rPr>
+          <w:rFonts w:ascii="Consolas" w:hAnsi="Consolas"/>
+          <w:color w:val="C11B12"/>
+          <w:sz w:val="17"/>
+          <w:shd w:fill="ECEFF3"/>
+        </w:rPr>
+        <w:t xml:space="preserve">docs/adr/0010-qr-opaque-token-and-anonymous-session.md</w:t>
+      </w:r>
+      <w:r>
+        <w:rPr>
+          <w:rFonts w:ascii="Aptos" w:hAnsi="Aptos"/>
+          <w:color w:val="1F2937"/>
+          <w:sz w:val="19"/>
+        </w:rPr>
+        <w:t xml:space="preserve">.</w:t>
+      </w:r>
+    </w:p>
+    <w:p>
+      <w:pPr>
         <w:pStyle w:val="TutorialObserve"/>
         <w:shd w:fill="FFF4D6" w:val="clear"/>
         <w:pBdr>
@@ -3429,6 +3659,323 @@
     </w:p>
     <w:p>
       <w:pPr>
+        <w:pStyle w:val="ListBody"/>
+      </w:pPr>
+      <w:r>
+        <w:rPr>
+          <w:rFonts w:ascii="Aptos" w:hAnsi="Aptos"/>
+          <w:color w:val="1F2937"/>
+          <w:sz w:val="19"/>
+        </w:rPr>
+        <w:t xml:space="preserve">Perintah pembuatan berkas tahap ini (diverifikasi pada Laravel 13.25; baris # INFO adalah output nyata). Jalankan dari root repository, lalu isi berkas sesuai langkah di atas.</w:t>
+      </w:r>
+    </w:p>
+    <w:p>
+      <w:pPr>
+        <w:pStyle w:val="CodeHeader"/>
+        <w:shd w:fill="2D2D30"/>
+        <w:pBdr>
+          <w:left w:val="single" w:sz="4" w:space="8" w:color="2D2D30"/>
+        </w:pBdr>
+      </w:pPr>
+      <w:r>
+        <w:rPr>
+          <w:rFonts w:ascii="Consolas" w:hAnsi="Consolas"/>
+          <w:b/>
+          <w:color w:val="FFFFFF"/>
+          <w:sz w:val="16"/>
+        </w:rPr>
+        <w:t xml:space="preserve">BUAT FILE — MODUL 6 TAHAP 2   •   terminal pada root repository   •   BASH</w:t>
+      </w:r>
+    </w:p>
+    <w:p>
+      <w:pPr>
+        <w:pStyle w:val="CodeBlock"/>
+        <w:shd w:fill="1E1E1E"/>
+        <w:pBdr>
+          <w:left w:val="single" w:sz="4" w:space="8" w:color="1E1E1E"/>
+        </w:pBdr>
+      </w:pPr>
+      <w:r>
+        <w:rPr>
+          <w:rFonts w:ascii="Consolas" w:hAnsi="Consolas"/>
+          <w:color w:val="D4D4D4"/>
+          <w:sz w:val="16"/>
+        </w:rPr>
+        <w:t xml:space="preserve">php artisan make:policy DiningTablePolicy --model=DiningTable</w:t>
+        <w:br/>
+      </w:r>
+      <w:r>
+        <w:rPr>
+          <w:rFonts w:ascii="Consolas" w:hAnsi="Consolas"/>
+          <w:color w:val="6A9955"/>
+          <w:sz w:val="16"/>
+        </w:rPr>
+        <w:t xml:space="preserve">#   INFO Policy [app/Policies/DiningTablePolicy.php] created successfully.</w:t>
+        <w:br/>
+      </w:r>
+      <w:r>
+        <w:rPr>
+          <w:rFonts w:ascii="Consolas" w:hAnsi="Consolas"/>
+          <w:color w:val="D4D4D4"/>
+          <w:sz w:val="16"/>
+        </w:rPr>
+        <w:t xml:space="preserve">php artisan make:controller 'App\Modules\Admin\Http\Controllers\AdminDiningTableController'</w:t>
+        <w:br/>
+      </w:r>
+      <w:r>
+        <w:rPr>
+          <w:rFonts w:ascii="Consolas" w:hAnsi="Consolas"/>
+          <w:color w:val="6A9955"/>
+          <w:sz w:val="16"/>
+        </w:rPr>
+        <w:t xml:space="preserve">#   INFO Controller [app/Modules/Admin/Http/Controllers/AdminDiningTableController.php] created successfully.</w:t>
+        <w:br/>
+      </w:r>
+      <w:r>
+        <w:rPr>
+          <w:rFonts w:ascii="Consolas" w:hAnsi="Consolas"/>
+          <w:color w:val="D4D4D4"/>
+          <w:sz w:val="16"/>
+        </w:rPr>
+        <w:t xml:space="preserve">php artisan make:trait 'App\Modules\Admin\Http\Controllers\Concerns\ResolvesManagedCanteen'</w:t>
+        <w:br/>
+      </w:r>
+      <w:r>
+        <w:rPr>
+          <w:rFonts w:ascii="Consolas" w:hAnsi="Consolas"/>
+          <w:color w:val="6A9955"/>
+          <w:sz w:val="16"/>
+        </w:rPr>
+        <w:t xml:space="preserve">#   INFO Trait [app/Modules/Admin/Http/Controllers/Concerns/ResolvesManagedCanteen.php] created successfully.</w:t>
+        <w:br/>
+      </w:r>
+      <w:r>
+        <w:rPr>
+          <w:rFonts w:ascii="Consolas" w:hAnsi="Consolas"/>
+          <w:color w:val="6A9955"/>
+          <w:sz w:val="16"/>
+        </w:rPr>
+        <w:t xml:space="preserve"># manual (shell)</w:t>
+        <w:br/>
+      </w:r>
+      <w:r>
+        <w:rPr>
+          <w:rFonts w:ascii="Consolas" w:hAnsi="Consolas"/>
+          <w:color w:val="D4D4D4"/>
+          <w:sz w:val="16"/>
+        </w:rPr>
+        <w:t xml:space="preserve">mkdir -p app/Modules/Admin/resources/views/tables</w:t>
+        <w:br/>
+      </w:r>
+      <w:r>
+        <w:rPr>
+          <w:rFonts w:ascii="Consolas" w:hAnsi="Consolas"/>
+          <w:color w:val="D4D4D4"/>
+          <w:sz w:val="16"/>
+        </w:rPr>
+        <w:t xml:space="preserve">touch app/Modules/Admin/resources/views/tables/{index,qr}.blade.php</w:t>
+      </w:r>
+    </w:p>
+    <w:p>
+      <w:pPr>
+        <w:pStyle w:val="ListBody"/>
+        <w:numPr>
+          <w:ilvl w:val="0"/>
+          <w:numId w:val="10"/>
+        </w:numPr>
+      </w:pPr>
+      <w:r>
+        <w:rPr>
+          <w:rFonts w:ascii="Consolas" w:hAnsi="Consolas"/>
+          <w:color w:val="C11B12"/>
+          <w:sz w:val="17"/>
+          <w:shd w:fill="ECEFF3"/>
+        </w:rPr>
+        <w:t xml:space="preserve">php artisan make:policy DiningTablePolicy --model=DiningTable</w:t>
+      </w:r>
+      <w:r>
+        <w:rPr>
+          <w:rFonts w:ascii="Aptos" w:hAnsi="Aptos"/>
+          <w:color w:val="1F2937"/>
+          <w:sz w:val="19"/>
+        </w:rPr>
+        <w:t xml:space="preserve"> — Policy pengelolaan meja (hanya pengelola kantin pemilik meja); ditemukan otomatis. Hasil: </w:t>
+      </w:r>
+      <w:r>
+        <w:rPr>
+          <w:rFonts w:ascii="Consolas" w:hAnsi="Consolas"/>
+          <w:color w:val="C11B12"/>
+          <w:sz w:val="17"/>
+          <w:shd w:fill="ECEFF3"/>
+        </w:rPr>
+        <w:t xml:space="preserve">app/Policies/DiningTablePolicy.php</w:t>
+      </w:r>
+      <w:r>
+        <w:rPr>
+          <w:rFonts w:ascii="Aptos" w:hAnsi="Aptos"/>
+          <w:color w:val="1F2937"/>
+          <w:sz w:val="19"/>
+        </w:rPr>
+        <w:t xml:space="preserve">.</w:t>
+      </w:r>
+    </w:p>
+    <w:p>
+      <w:pPr>
+        <w:pStyle w:val="ListBody"/>
+        <w:numPr>
+          <w:ilvl w:val="0"/>
+          <w:numId w:val="10"/>
+        </w:numPr>
+      </w:pPr>
+      <w:r>
+        <w:rPr>
+          <w:rFonts w:ascii="Consolas" w:hAnsi="Consolas"/>
+          <w:color w:val="C11B12"/>
+          <w:sz w:val="17"/>
+          <w:shd w:fill="ECEFF3"/>
+        </w:rPr>
+        <w:t xml:space="preserve">php artisan make:controller 'App\Modules\Admin\Http\Controllers\AdminDiningTableController'</w:t>
+      </w:r>
+      <w:r>
+        <w:rPr>
+          <w:rFonts w:ascii="Aptos" w:hAnsi="Aptos"/>
+          <w:color w:val="1F2937"/>
+          <w:sz w:val="19"/>
+        </w:rPr>
+        <w:t xml:space="preserve"> — Controller meja + QR milik modul Admin (nama kelas lengkap → folder modul). Hasil: </w:t>
+      </w:r>
+      <w:r>
+        <w:rPr>
+          <w:rFonts w:ascii="Consolas" w:hAnsi="Consolas"/>
+          <w:color w:val="C11B12"/>
+          <w:sz w:val="17"/>
+          <w:shd w:fill="ECEFF3"/>
+        </w:rPr>
+        <w:t xml:space="preserve">app/Modules/Admin/Http/Controllers/AdminDiningTableController.php</w:t>
+      </w:r>
+      <w:r>
+        <w:rPr>
+          <w:rFonts w:ascii="Aptos" w:hAnsi="Aptos"/>
+          <w:color w:val="1F2937"/>
+          <w:sz w:val="19"/>
+        </w:rPr>
+        <w:t xml:space="preserve">.</w:t>
+      </w:r>
+    </w:p>
+    <w:p>
+      <w:pPr>
+        <w:pStyle w:val="ListBody"/>
+        <w:numPr>
+          <w:ilvl w:val="0"/>
+          <w:numId w:val="10"/>
+        </w:numPr>
+      </w:pPr>
+      <w:r>
+        <w:rPr>
+          <w:rFonts w:ascii="Consolas" w:hAnsi="Consolas"/>
+          <w:color w:val="C11B12"/>
+          <w:sz w:val="17"/>
+          <w:shd w:fill="ECEFF3"/>
+        </w:rPr>
+        <w:t xml:space="preserve">php artisan make:trait 'App\Modules\Admin\Http\Controllers\Concerns\ResolvesManagedCanteen'</w:t>
+      </w:r>
+      <w:r>
+        <w:rPr>
+          <w:rFonts w:ascii="Aptos" w:hAnsi="Aptos"/>
+          <w:color w:val="1F2937"/>
+          <w:sz w:val="19"/>
+        </w:rPr>
+        <w:t xml:space="preserve"> — Trait bersama controller admin untuk menentukan kantin yang dikelola user (nama lengkap; namespace bawaan make:trait adalah App\Concerns). Hasil: </w:t>
+      </w:r>
+      <w:r>
+        <w:rPr>
+          <w:rFonts w:ascii="Consolas" w:hAnsi="Consolas"/>
+          <w:color w:val="C11B12"/>
+          <w:sz w:val="17"/>
+          <w:shd w:fill="ECEFF3"/>
+        </w:rPr>
+        <w:t xml:space="preserve">app/Modules/Admin/Http/Controllers/Concerns/ResolvesManagedCanteen.php</w:t>
+      </w:r>
+      <w:r>
+        <w:rPr>
+          <w:rFonts w:ascii="Aptos" w:hAnsi="Aptos"/>
+          <w:color w:val="1F2937"/>
+          <w:sz w:val="19"/>
+        </w:rPr>
+        <w:t xml:space="preserve">.</w:t>
+      </w:r>
+    </w:p>
+    <w:p>
+      <w:pPr>
+        <w:pStyle w:val="ListBody"/>
+        <w:numPr>
+          <w:ilvl w:val="0"/>
+          <w:numId w:val="10"/>
+        </w:numPr>
+      </w:pPr>
+      <w:r>
+        <w:rPr>
+          <w:rFonts w:ascii="Aptos" w:hAnsi="Aptos"/>
+          <w:color w:val="1F2937"/>
+          <w:sz w:val="19"/>
+        </w:rPr>
+        <w:t xml:space="preserve">Manual: </w:t>
+      </w:r>
+      <w:r>
+        <w:rPr>
+          <w:rFonts w:ascii="Consolas" w:hAnsi="Consolas"/>
+          <w:color w:val="C11B12"/>
+          <w:sz w:val="17"/>
+          <w:shd w:fill="ECEFF3"/>
+        </w:rPr>
+        <w:t xml:space="preserve">mkdir -p app/Modules/Admin/resources/views/tables</w:t>
+      </w:r>
+      <w:r>
+        <w:rPr>
+          <w:rFonts w:ascii="Aptos" w:hAnsi="Aptos"/>
+          <w:color w:val="1F2937"/>
+          <w:sz w:val="19"/>
+        </w:rPr>
+        <w:t xml:space="preserve"> — View meja milik modul Admin dibuat manual (make:view tidak mengenal namespace modul), dipanggil view('admin::tables.index'). Route admin.tables.* ditambahkan ke berkas yang sudah ada: app/Modules/Admin/routes/admin.php. Hasil: </w:t>
+      </w:r>
+      <w:r>
+        <w:rPr>
+          <w:rFonts w:ascii="Consolas" w:hAnsi="Consolas"/>
+          <w:color w:val="C11B12"/>
+          <w:sz w:val="17"/>
+          <w:shd w:fill="ECEFF3"/>
+        </w:rPr>
+        <w:t xml:space="preserve">app/Modules/Admin/resources/views/tables/index.blade.php</w:t>
+      </w:r>
+      <w:r>
+        <w:rPr>
+          <w:rFonts w:ascii="Aptos" w:hAnsi="Aptos"/>
+          <w:color w:val="1F2937"/>
+          <w:sz w:val="19"/>
+        </w:rPr>
+        <w:t xml:space="preserve">, </w:t>
+      </w:r>
+      <w:r>
+        <w:rPr>
+          <w:rFonts w:ascii="Consolas" w:hAnsi="Consolas"/>
+          <w:color w:val="C11B12"/>
+          <w:sz w:val="17"/>
+          <w:shd w:fill="ECEFF3"/>
+        </w:rPr>
+        <w:t xml:space="preserve">app/Modules/Admin/resources/views/tables/qr.blade.php</w:t>
+      </w:r>
+      <w:r>
+        <w:rPr>
+          <w:rFonts w:ascii="Aptos" w:hAnsi="Aptos"/>
+          <w:color w:val="1F2937"/>
+          <w:sz w:val="19"/>
+        </w:rPr>
+        <w:t xml:space="preserve">.</w:t>
+      </w:r>
+    </w:p>
+    <w:p>
+      <w:pPr>
         <w:pStyle w:val="TutorialObserve"/>
         <w:shd w:fill="FFF4D6" w:val="clear"/>
         <w:pBdr>
@@ -3662,6 +4209,167 @@
     </w:p>
     <w:p>
       <w:pPr>
+        <w:pStyle w:val="ListBody"/>
+      </w:pPr>
+      <w:r>
+        <w:rPr>
+          <w:rFonts w:ascii="Aptos" w:hAnsi="Aptos"/>
+          <w:color w:val="1F2937"/>
+          <w:sz w:val="19"/>
+        </w:rPr>
+        <w:t xml:space="preserve">Perintah pembuatan berkas tahap ini (diverifikasi pada Laravel 13.25; baris # INFO adalah output nyata). Jalankan dari root repository, lalu isi berkas sesuai langkah di atas.</w:t>
+      </w:r>
+    </w:p>
+    <w:p>
+      <w:pPr>
+        <w:pStyle w:val="CodeHeader"/>
+        <w:shd w:fill="2D2D30"/>
+        <w:pBdr>
+          <w:left w:val="single" w:sz="4" w:space="8" w:color="2D2D30"/>
+        </w:pBdr>
+      </w:pPr>
+      <w:r>
+        <w:rPr>
+          <w:rFonts w:ascii="Consolas" w:hAnsi="Consolas"/>
+          <w:b/>
+          <w:color w:val="FFFFFF"/>
+          <w:sz w:val="16"/>
+        </w:rPr>
+        <w:t xml:space="preserve">BUAT FILE — MODUL 6 TAHAP 3   •   terminal pada root repository   •   BASH</w:t>
+      </w:r>
+    </w:p>
+    <w:p>
+      <w:pPr>
+        <w:pStyle w:val="CodeBlock"/>
+        <w:shd w:fill="1E1E1E"/>
+        <w:pBdr>
+          <w:left w:val="single" w:sz="4" w:space="8" w:color="1E1E1E"/>
+        </w:pBdr>
+      </w:pPr>
+      <w:r>
+        <w:rPr>
+          <w:rFonts w:ascii="Consolas" w:hAnsi="Consolas"/>
+          <w:color w:val="D4D4D4"/>
+          <w:sz w:val="16"/>
+        </w:rPr>
+        <w:t xml:space="preserve">php artisan make:class Support/Tokens/OpaqueToken</w:t>
+        <w:br/>
+      </w:r>
+      <w:r>
+        <w:rPr>
+          <w:rFonts w:ascii="Consolas" w:hAnsi="Consolas"/>
+          <w:color w:val="6A9955"/>
+          <w:sz w:val="16"/>
+        </w:rPr>
+        <w:t xml:space="preserve">#   INFO Class [app/Support/Tokens/OpaqueToken.php] created successfully.</w:t>
+        <w:br/>
+      </w:r>
+      <w:r>
+        <w:rPr>
+          <w:rFonts w:ascii="Consolas" w:hAnsi="Consolas"/>
+          <w:color w:val="D4D4D4"/>
+          <w:sz w:val="16"/>
+        </w:rPr>
+        <w:t xml:space="preserve">php artisan make:test OpaqueTokenTest --unit --phpunit</w:t>
+        <w:br/>
+      </w:r>
+      <w:r>
+        <w:rPr>
+          <w:rFonts w:ascii="Consolas" w:hAnsi="Consolas"/>
+          <w:color w:val="6A9955"/>
+          <w:sz w:val="16"/>
+        </w:rPr>
+        <w:t xml:space="preserve">#   INFO Test [tests/Unit/OpaqueTokenTest.php] created successfully.</w:t>
+      </w:r>
+    </w:p>
+    <w:p>
+      <w:pPr>
+        <w:pStyle w:val="ListBody"/>
+        <w:numPr>
+          <w:ilvl w:val="0"/>
+          <w:numId w:val="10"/>
+        </w:numPr>
+      </w:pPr>
+      <w:r>
+        <w:rPr>
+          <w:rFonts w:ascii="Consolas" w:hAnsi="Consolas"/>
+          <w:color w:val="C11B12"/>
+          <w:sz w:val="17"/>
+          <w:shd w:fill="ECEFF3"/>
+        </w:rPr>
+        <w:t xml:space="preserve">php artisan make:class Support/Tokens/OpaqueToken</w:t>
+      </w:r>
+      <w:r>
+        <w:rPr>
+          <w:rFonts w:ascii="Aptos" w:hAnsi="Aptos"/>
+          <w:color w:val="1F2937"/>
+          <w:sz w:val="19"/>
+        </w:rPr>
+        <w:t xml:space="preserve"> — Kelas utilitas token opaque (random_bytes CSPRNG ≥128 bit, base64url; simpan hanya hash SHA-256). Dipakai lintas modul → app/Support. Hasil: </w:t>
+      </w:r>
+      <w:r>
+        <w:rPr>
+          <w:rFonts w:ascii="Consolas" w:hAnsi="Consolas"/>
+          <w:color w:val="C11B12"/>
+          <w:sz w:val="17"/>
+          <w:shd w:fill="ECEFF3"/>
+        </w:rPr>
+        <w:t xml:space="preserve">app/Support/Tokens/OpaqueToken.php</w:t>
+      </w:r>
+      <w:r>
+        <w:rPr>
+          <w:rFonts w:ascii="Aptos" w:hAnsi="Aptos"/>
+          <w:color w:val="1F2937"/>
+          <w:sz w:val="19"/>
+        </w:rPr>
+        <w:t xml:space="preserve">.</w:t>
+      </w:r>
+    </w:p>
+    <w:p>
+      <w:pPr>
+        <w:pStyle w:val="ListBody"/>
+        <w:numPr>
+          <w:ilvl w:val="0"/>
+          <w:numId w:val="10"/>
+        </w:numPr>
+      </w:pPr>
+      <w:r>
+        <w:rPr>
+          <w:rFonts w:ascii="Consolas" w:hAnsi="Consolas"/>
+          <w:color w:val="C11B12"/>
+          <w:sz w:val="17"/>
+          <w:shd w:fill="ECEFF3"/>
+        </w:rPr>
+        <w:t xml:space="preserve">php artisan make:test OpaqueTokenTest --unit --phpunit</w:t>
+      </w:r>
+      <w:r>
+        <w:rPr>
+          <w:rFonts w:ascii="Aptos" w:hAnsi="Aptos"/>
+          <w:color w:val="1F2937"/>
+          <w:sz w:val="19"/>
+        </w:rPr>
+        <w:t xml:space="preserve"> — Unit test entropi, keunikan, dan determinisme hash token. Hasil: </w:t>
+      </w:r>
+      <w:r>
+        <w:rPr>
+          <w:rFonts w:ascii="Consolas" w:hAnsi="Consolas"/>
+          <w:color w:val="C11B12"/>
+          <w:sz w:val="17"/>
+          <w:shd w:fill="ECEFF3"/>
+        </w:rPr>
+        <w:t xml:space="preserve">tests/Unit/OpaqueTokenTest.php</w:t>
+      </w:r>
+      <w:r>
+        <w:rPr>
+          <w:rFonts w:ascii="Aptos" w:hAnsi="Aptos"/>
+          <w:color w:val="1F2937"/>
+          <w:sz w:val="19"/>
+        </w:rPr>
+        <w:t xml:space="preserve">.</w:t>
+      </w:r>
+    </w:p>
+    <w:p>
+      <w:pPr>
         <w:pStyle w:val="TutorialObserve"/>
         <w:shd w:fill="FFF4D6" w:val="clear"/>
         <w:pBdr>
@@ -3851,6 +4559,106 @@
     </w:p>
     <w:p>
       <w:pPr>
+        <w:pStyle w:val="ListBody"/>
+      </w:pPr>
+      <w:r>
+        <w:rPr>
+          <w:rFonts w:ascii="Aptos" w:hAnsi="Aptos"/>
+          <w:color w:val="1F2937"/>
+          <w:sz w:val="19"/>
+        </w:rPr>
+        <w:t xml:space="preserve">Perintah pembuatan berkas tahap ini (diverifikasi pada Laravel 13.25; baris # INFO adalah output nyata). Jalankan dari root repository, lalu isi berkas sesuai langkah di atas.</w:t>
+      </w:r>
+    </w:p>
+    <w:p>
+      <w:pPr>
+        <w:pStyle w:val="CodeHeader"/>
+        <w:shd w:fill="2D2D30"/>
+        <w:pBdr>
+          <w:left w:val="single" w:sz="4" w:space="8" w:color="2D2D30"/>
+        </w:pBdr>
+      </w:pPr>
+      <w:r>
+        <w:rPr>
+          <w:rFonts w:ascii="Consolas" w:hAnsi="Consolas"/>
+          <w:b/>
+          <w:color w:val="FFFFFF"/>
+          <w:sz w:val="16"/>
+        </w:rPr>
+        <w:t xml:space="preserve">BUAT FILE — MODUL 6 TAHAP 4   •   terminal pada root repository   •   BASH</w:t>
+      </w:r>
+    </w:p>
+    <w:p>
+      <w:pPr>
+        <w:pStyle w:val="CodeBlock"/>
+        <w:shd w:fill="1E1E1E"/>
+        <w:pBdr>
+          <w:left w:val="single" w:sz="4" w:space="8" w:color="1E1E1E"/>
+        </w:pBdr>
+      </w:pPr>
+      <w:r>
+        <w:rPr>
+          <w:rFonts w:ascii="Consolas" w:hAnsi="Consolas"/>
+          <w:color w:val="D4D4D4"/>
+          <w:sz w:val="16"/>
+        </w:rPr>
+        <w:t xml:space="preserve">php artisan make:class Modules/Admin/Services/QrTokenService</w:t>
+        <w:br/>
+      </w:r>
+      <w:r>
+        <w:rPr>
+          <w:rFonts w:ascii="Consolas" w:hAnsi="Consolas"/>
+          <w:color w:val="6A9955"/>
+          <w:sz w:val="16"/>
+        </w:rPr>
+        <w:t xml:space="preserve">#   INFO Class [app/Modules/Admin/Services/QrTokenService.php] created successfully.</w:t>
+      </w:r>
+    </w:p>
+    <w:p>
+      <w:pPr>
+        <w:pStyle w:val="ListBody"/>
+        <w:numPr>
+          <w:ilvl w:val="0"/>
+          <w:numId w:val="10"/>
+        </w:numPr>
+      </w:pPr>
+      <w:r>
+        <w:rPr>
+          <w:rFonts w:ascii="Consolas" w:hAnsi="Consolas"/>
+          <w:color w:val="C11B12"/>
+          <w:sz w:val="17"/>
+          <w:shd w:fill="ECEFF3"/>
+        </w:rPr>
+        <w:t xml:space="preserve">php artisan make:class Modules/Admin/Services/QrTokenService</w:t>
+      </w:r>
+      <w:r>
+        <w:rPr>
+          <w:rFonts w:ascii="Aptos" w:hAnsi="Aptos"/>
+          <w:color w:val="1F2937"/>
+          <w:sz w:val="19"/>
+        </w:rPr>
+        <w:t xml:space="preserve"> — Service modul Admin: terbitkan/rotasi token QR (lockForUpdate + cabut token lama, satu token aktif per meja). Hasil: </w:t>
+      </w:r>
+      <w:r>
+        <w:rPr>
+          <w:rFonts w:ascii="Consolas" w:hAnsi="Consolas"/>
+          <w:color w:val="C11B12"/>
+          <w:sz w:val="17"/>
+          <w:shd w:fill="ECEFF3"/>
+        </w:rPr>
+        <w:t xml:space="preserve">app/Modules/Admin/Services/QrTokenService.php</w:t>
+      </w:r>
+      <w:r>
+        <w:rPr>
+          <w:rFonts w:ascii="Aptos" w:hAnsi="Aptos"/>
+          <w:color w:val="1F2937"/>
+          <w:sz w:val="19"/>
+        </w:rPr>
+        <w:t xml:space="preserve">.</w:t>
+      </w:r>
+    </w:p>
+    <w:p>
+      <w:pPr>
         <w:pStyle w:val="TutorialObserve"/>
         <w:shd w:fill="FFF4D6" w:val="clear"/>
         <w:pBdr>
@@ -4057,6 +4865,245 @@
     </w:p>
     <w:p>
       <w:pPr>
+        <w:pStyle w:val="ListBody"/>
+      </w:pPr>
+      <w:r>
+        <w:rPr>
+          <w:rFonts w:ascii="Aptos" w:hAnsi="Aptos"/>
+          <w:color w:val="1F2937"/>
+          <w:sz w:val="19"/>
+        </w:rPr>
+        <w:t xml:space="preserve">Perintah pembuatan berkas tahap ini (diverifikasi pada Laravel 13.25; baris # INFO adalah output nyata). Jalankan dari root repository, lalu isi berkas sesuai langkah di atas.</w:t>
+      </w:r>
+    </w:p>
+    <w:p>
+      <w:pPr>
+        <w:pStyle w:val="CodeHeader"/>
+        <w:shd w:fill="2D2D30"/>
+        <w:pBdr>
+          <w:left w:val="single" w:sz="4" w:space="8" w:color="2D2D30"/>
+        </w:pBdr>
+      </w:pPr>
+      <w:r>
+        <w:rPr>
+          <w:rFonts w:ascii="Consolas" w:hAnsi="Consolas"/>
+          <w:b/>
+          <w:color w:val="FFFFFF"/>
+          <w:sz w:val="16"/>
+        </w:rPr>
+        <w:t xml:space="preserve">BUAT FILE — MODUL 6 TAHAP 5   •   terminal pada root repository   •   BASH</w:t>
+      </w:r>
+    </w:p>
+    <w:p>
+      <w:pPr>
+        <w:pStyle w:val="CodeBlock"/>
+        <w:shd w:fill="1E1E1E"/>
+        <w:pBdr>
+          <w:left w:val="single" w:sz="4" w:space="8" w:color="1E1E1E"/>
+        </w:pBdr>
+      </w:pPr>
+      <w:r>
+        <w:rPr>
+          <w:rFonts w:ascii="Consolas" w:hAnsi="Consolas"/>
+          <w:color w:val="D4D4D4"/>
+          <w:sz w:val="16"/>
+        </w:rPr>
+        <w:t xml:space="preserve">php artisan make:class Modules/Ordering/Services/ResolveTableScan</w:t>
+        <w:br/>
+      </w:r>
+      <w:r>
+        <w:rPr>
+          <w:rFonts w:ascii="Consolas" w:hAnsi="Consolas"/>
+          <w:color w:val="6A9955"/>
+          <w:sz w:val="16"/>
+        </w:rPr>
+        <w:t xml:space="preserve">#   INFO Class [app/Modules/Ordering/Services/ResolveTableScan.php] created successfully.</w:t>
+        <w:br/>
+      </w:r>
+      <w:r>
+        <w:rPr>
+          <w:rFonts w:ascii="Consolas" w:hAnsi="Consolas"/>
+          <w:color w:val="D4D4D4"/>
+          <w:sz w:val="16"/>
+        </w:rPr>
+        <w:t xml:space="preserve">php artisan make:controller 'App\Modules\Ordering\Http\Controllers\ResolveTableQrController' --invokable</w:t>
+        <w:br/>
+      </w:r>
+      <w:r>
+        <w:rPr>
+          <w:rFonts w:ascii="Consolas" w:hAnsi="Consolas"/>
+          <w:color w:val="6A9955"/>
+          <w:sz w:val="16"/>
+        </w:rPr>
+        <w:t xml:space="preserve">#   INFO Controller [app/Modules/Ordering/Http/Controllers/ResolveTableQrController.php] created successfully.</w:t>
+        <w:br/>
+      </w:r>
+      <w:r>
+        <w:rPr>
+          <w:rFonts w:ascii="Consolas" w:hAnsi="Consolas"/>
+          <w:color w:val="6A9955"/>
+          <w:sz w:val="16"/>
+        </w:rPr>
+        <w:t xml:space="preserve"># manual (shell)</w:t>
+        <w:br/>
+      </w:r>
+      <w:r>
+        <w:rPr>
+          <w:rFonts w:ascii="Consolas" w:hAnsi="Consolas"/>
+          <w:color w:val="D4D4D4"/>
+          <w:sz w:val="16"/>
+        </w:rPr>
+        <w:t xml:space="preserve">rm app/Modules/Ordering/Http/Controllers/.gitkeep app/Modules/Ordering/routes/.gitkeep</w:t>
+        <w:br/>
+      </w:r>
+      <w:r>
+        <w:rPr>
+          <w:rFonts w:ascii="Consolas" w:hAnsi="Consolas"/>
+          <w:color w:val="D4D4D4"/>
+          <w:sz w:val="16"/>
+        </w:rPr>
+        <w:t xml:space="preserve">touch app/Modules/Ordering/routes/web.php</w:t>
+      </w:r>
+    </w:p>
+    <w:p>
+      <w:pPr>
+        <w:pStyle w:val="ListBody"/>
+        <w:numPr>
+          <w:ilvl w:val="0"/>
+          <w:numId w:val="10"/>
+        </w:numPr>
+      </w:pPr>
+      <w:r>
+        <w:rPr>
+          <w:rFonts w:ascii="Consolas" w:hAnsi="Consolas"/>
+          <w:color w:val="C11B12"/>
+          <w:sz w:val="17"/>
+          <w:shd w:fill="ECEFF3"/>
+        </w:rPr>
+        <w:t xml:space="preserve">php artisan make:class Modules/Ordering/Services/ResolveTableScan</w:t>
+      </w:r>
+      <w:r>
+        <w:rPr>
+          <w:rFonts w:ascii="Aptos" w:hAnsi="Aptos"/>
+          <w:color w:val="1F2937"/>
+          <w:sz w:val="19"/>
+        </w:rPr>
+        <w:t xml:space="preserve"> — Service modul Ordering: cocokkan hash token → buat sesi anonim ULID; token tidak valid/dicabut → 404 generik. Hasil: </w:t>
+      </w:r>
+      <w:r>
+        <w:rPr>
+          <w:rFonts w:ascii="Consolas" w:hAnsi="Consolas"/>
+          <w:color w:val="C11B12"/>
+          <w:sz w:val="17"/>
+          <w:shd w:fill="ECEFF3"/>
+        </w:rPr>
+        <w:t xml:space="preserve">app/Modules/Ordering/Services/ResolveTableScan.php</w:t>
+      </w:r>
+      <w:r>
+        <w:rPr>
+          <w:rFonts w:ascii="Aptos" w:hAnsi="Aptos"/>
+          <w:color w:val="1F2937"/>
+          <w:sz w:val="19"/>
+        </w:rPr>
+        <w:t xml:space="preserve">.</w:t>
+      </w:r>
+    </w:p>
+    <w:p>
+      <w:pPr>
+        <w:pStyle w:val="ListBody"/>
+        <w:numPr>
+          <w:ilvl w:val="0"/>
+          <w:numId w:val="10"/>
+        </w:numPr>
+      </w:pPr>
+      <w:r>
+        <w:rPr>
+          <w:rFonts w:ascii="Consolas" w:hAnsi="Consolas"/>
+          <w:color w:val="C11B12"/>
+          <w:sz w:val="17"/>
+          <w:shd w:fill="ECEFF3"/>
+        </w:rPr>
+        <w:t xml:space="preserve">php artisan make:controller 'App\Modules\Ordering\Http\Controllers\ResolveTableQrController' --invokable</w:t>
+      </w:r>
+      <w:r>
+        <w:rPr>
+          <w:rFonts w:ascii="Aptos" w:hAnsi="Aptos"/>
+          <w:color w:val="1F2937"/>
+          <w:sz w:val="19"/>
+        </w:rPr>
+        <w:t xml:space="preserve"> — Opsi --invokable membuat controller satu aksi (__invoke) untuk route /q/{token}; ditulis ke folder modul Ordering. Hasil: </w:t>
+      </w:r>
+      <w:r>
+        <w:rPr>
+          <w:rFonts w:ascii="Consolas" w:hAnsi="Consolas"/>
+          <w:color w:val="C11B12"/>
+          <w:sz w:val="17"/>
+          <w:shd w:fill="ECEFF3"/>
+        </w:rPr>
+        <w:t xml:space="preserve">app/Modules/Ordering/Http/Controllers/ResolveTableQrController.php</w:t>
+      </w:r>
+      <w:r>
+        <w:rPr>
+          <w:rFonts w:ascii="Aptos" w:hAnsi="Aptos"/>
+          <w:color w:val="1F2937"/>
+          <w:sz w:val="19"/>
+        </w:rPr>
+        <w:t xml:space="preserve">.</w:t>
+      </w:r>
+    </w:p>
+    <w:p>
+      <w:pPr>
+        <w:pStyle w:val="ListBody"/>
+        <w:numPr>
+          <w:ilvl w:val="0"/>
+          <w:numId w:val="10"/>
+        </w:numPr>
+      </w:pPr>
+      <w:r>
+        <w:rPr>
+          <w:rFonts w:ascii="Aptos" w:hAnsi="Aptos"/>
+          <w:color w:val="1F2937"/>
+          <w:sz w:val="19"/>
+        </w:rPr>
+        <w:t xml:space="preserve">Manual: </w:t>
+      </w:r>
+      <w:r>
+        <w:rPr>
+          <w:rFonts w:ascii="Consolas" w:hAnsi="Consolas"/>
+          <w:color w:val="C11B12"/>
+          <w:sz w:val="17"/>
+          <w:shd w:fill="ECEFF3"/>
+        </w:rPr>
+        <w:t xml:space="preserve">rm app/Modules/Ordering/Http/Controllers/.gitkeep app/Modules/Ordering/routes/.gitkeep</w:t>
+      </w:r>
+      <w:r>
+        <w:rPr>
+          <w:rFonts w:ascii="Aptos" w:hAnsi="Aptos"/>
+          <w:color w:val="1F2937"/>
+          <w:sz w:val="19"/>
+        </w:rPr>
+        <w:t xml:space="preserve"> — Route publik modul Ordering (tanpa prefix portal) dibuat manual dan dibungkus PortalRoutes::web(); limiter qr-scan didaftarkan di OrderingServiceProvider::boot() (bukan AppServiceProvider) agar ikut modul pemiliknya. Hasil: </w:t>
+      </w:r>
+      <w:r>
+        <w:rPr>
+          <w:rFonts w:ascii="Consolas" w:hAnsi="Consolas"/>
+          <w:color w:val="C11B12"/>
+          <w:sz w:val="17"/>
+          <w:shd w:fill="ECEFF3"/>
+        </w:rPr>
+        <w:t xml:space="preserve">app/Modules/Ordering/routes/web.php</w:t>
+      </w:r>
+      <w:r>
+        <w:rPr>
+          <w:rFonts w:ascii="Aptos" w:hAnsi="Aptos"/>
+          <w:color w:val="1F2937"/>
+          <w:sz w:val="19"/>
+        </w:rPr>
+        <w:t xml:space="preserve">.</w:t>
+      </w:r>
+    </w:p>
+    <w:p>
+      <w:pPr>
         <w:pStyle w:val="TutorialObserve"/>
         <w:shd w:fill="FFF4D6" w:val="clear"/>
         <w:pBdr>
@@ -4246,6 +5293,106 @@
     </w:p>
     <w:p>
       <w:pPr>
+        <w:pStyle w:val="ListBody"/>
+      </w:pPr>
+      <w:r>
+        <w:rPr>
+          <w:rFonts w:ascii="Aptos" w:hAnsi="Aptos"/>
+          <w:color w:val="1F2937"/>
+          <w:sz w:val="19"/>
+        </w:rPr>
+        <w:t xml:space="preserve">Perintah pembuatan berkas tahap ini (diverifikasi pada Laravel 13.25; baris # INFO adalah output nyata). Jalankan dari root repository, lalu isi berkas sesuai langkah di atas.</w:t>
+      </w:r>
+    </w:p>
+    <w:p>
+      <w:pPr>
+        <w:pStyle w:val="CodeHeader"/>
+        <w:shd w:fill="2D2D30"/>
+        <w:pBdr>
+          <w:left w:val="single" w:sz="4" w:space="8" w:color="2D2D30"/>
+        </w:pBdr>
+      </w:pPr>
+      <w:r>
+        <w:rPr>
+          <w:rFonts w:ascii="Consolas" w:hAnsi="Consolas"/>
+          <w:b/>
+          <w:color w:val="FFFFFF"/>
+          <w:sz w:val="16"/>
+        </w:rPr>
+        <w:t xml:space="preserve">BUAT FILE — MODUL 6 TAHAP 6   •   terminal pada root repository   •   BASH</w:t>
+      </w:r>
+    </w:p>
+    <w:p>
+      <w:pPr>
+        <w:pStyle w:val="CodeBlock"/>
+        <w:shd w:fill="1E1E1E"/>
+        <w:pBdr>
+          <w:left w:val="single" w:sz="4" w:space="8" w:color="1E1E1E"/>
+        </w:pBdr>
+      </w:pPr>
+      <w:r>
+        <w:rPr>
+          <w:rFonts w:ascii="Consolas" w:hAnsi="Consolas"/>
+          <w:color w:val="D4D4D4"/>
+          <w:sz w:val="16"/>
+        </w:rPr>
+        <w:t xml:space="preserve">php artisan make:test QrTableSessionTest --phpunit</w:t>
+        <w:br/>
+      </w:r>
+      <w:r>
+        <w:rPr>
+          <w:rFonts w:ascii="Consolas" w:hAnsi="Consolas"/>
+          <w:color w:val="6A9955"/>
+          <w:sz w:val="16"/>
+        </w:rPr>
+        <w:t xml:space="preserve">#   INFO Test [tests/Feature/QrTableSessionTest.php] created successfully.</w:t>
+      </w:r>
+    </w:p>
+    <w:p>
+      <w:pPr>
+        <w:pStyle w:val="ListBody"/>
+        <w:numPr>
+          <w:ilvl w:val="0"/>
+          <w:numId w:val="10"/>
+        </w:numPr>
+      </w:pPr>
+      <w:r>
+        <w:rPr>
+          <w:rFonts w:ascii="Consolas" w:hAnsi="Consolas"/>
+          <w:color w:val="C11B12"/>
+          <w:sz w:val="17"/>
+          <w:shd w:fill="ECEFF3"/>
+        </w:rPr>
+        <w:t xml:space="preserve">php artisan make:test QrTableSessionTest --phpunit</w:t>
+      </w:r>
+      <w:r>
+        <w:rPr>
+          <w:rFonts w:ascii="Aptos" w:hAnsi="Aptos"/>
+          <w:color w:val="1F2937"/>
+          <w:sz w:val="19"/>
+        </w:rPr>
+        <w:t xml:space="preserve"> — Feature test: kode meja unik, otorisasi pengelola, rotasi mencabut token lama, scan valid → sesi + cookie aman, token invalid → 404. Hasil: </w:t>
+      </w:r>
+      <w:r>
+        <w:rPr>
+          <w:rFonts w:ascii="Consolas" w:hAnsi="Consolas"/>
+          <w:color w:val="C11B12"/>
+          <w:sz w:val="17"/>
+          <w:shd w:fill="ECEFF3"/>
+        </w:rPr>
+        <w:t xml:space="preserve">tests/Feature/QrTableSessionTest.php</w:t>
+      </w:r>
+      <w:r>
+        <w:rPr>
+          <w:rFonts w:ascii="Aptos" w:hAnsi="Aptos"/>
+          <w:color w:val="1F2937"/>
+          <w:sz w:val="19"/>
+        </w:rPr>
+        <w:t xml:space="preserve">.</w:t>
+      </w:r>
+    </w:p>
+    <w:p>
+      <w:pPr>
         <w:pStyle w:val="TutorialObserve"/>
         <w:shd w:fill="FFF4D6" w:val="clear"/>
         <w:pBdr>
@@ -4435,6 +5582,183 @@
     </w:p>
     <w:p>
       <w:pPr>
+        <w:pStyle w:val="ListBody"/>
+      </w:pPr>
+      <w:r>
+        <w:rPr>
+          <w:rFonts w:ascii="Aptos" w:hAnsi="Aptos"/>
+          <w:color w:val="1F2937"/>
+          <w:sz w:val="19"/>
+        </w:rPr>
+        <w:t xml:space="preserve">Perintah pembuatan berkas tahap ini (diverifikasi pada Laravel 13.25; baris # INFO adalah output nyata). Jalankan dari root repository, lalu isi berkas sesuai langkah di atas.</w:t>
+      </w:r>
+    </w:p>
+    <w:p>
+      <w:pPr>
+        <w:pStyle w:val="CodeHeader"/>
+        <w:shd w:fill="2D2D30"/>
+        <w:pBdr>
+          <w:left w:val="single" w:sz="4" w:space="8" w:color="2D2D30"/>
+        </w:pBdr>
+      </w:pPr>
+      <w:r>
+        <w:rPr>
+          <w:rFonts w:ascii="Consolas" w:hAnsi="Consolas"/>
+          <w:b/>
+          <w:color w:val="FFFFFF"/>
+          <w:sz w:val="16"/>
+        </w:rPr>
+        <w:t xml:space="preserve">BUAT FILE — MODUL 6 TAHAP 7   •   terminal pada root repository   •   BASH</w:t>
+      </w:r>
+    </w:p>
+    <w:p>
+      <w:pPr>
+        <w:pStyle w:val="CodeBlock"/>
+        <w:shd w:fill="1E1E1E"/>
+        <w:pBdr>
+          <w:left w:val="single" w:sz="4" w:space="8" w:color="1E1E1E"/>
+        </w:pBdr>
+      </w:pPr>
+      <w:r>
+        <w:rPr>
+          <w:rFonts w:ascii="Consolas" w:hAnsi="Consolas"/>
+          <w:color w:val="6A9955"/>
+          <w:sz w:val="16"/>
+        </w:rPr>
+        <w:t xml:space="preserve"># manual (shell)</w:t>
+        <w:br/>
+      </w:r>
+      <w:r>
+        <w:rPr>
+          <w:rFonts w:ascii="Consolas" w:hAnsi="Consolas"/>
+          <w:color w:val="D4D4D4"/>
+          <w:sz w:val="16"/>
+        </w:rPr>
+        <w:t xml:space="preserve">mkdir -p evidence/pertemuan-06/{screenshots,test-results}</w:t>
+        <w:br/>
+      </w:r>
+      <w:r>
+        <w:rPr>
+          <w:rFonts w:ascii="Consolas" w:hAnsi="Consolas"/>
+          <w:color w:val="D4D4D4"/>
+          <w:sz w:val="16"/>
+        </w:rPr>
+        <w:t xml:space="preserve">touch evidence/pertemuan-06/{quality-gate,stage-checklist,security-verification,demo-script,known-issues}.md</w:t>
+        <w:br/>
+      </w:r>
+      <w:r>
+        <w:rPr>
+          <w:rFonts w:ascii="Consolas" w:hAnsi="Consolas"/>
+          <w:color w:val="D4D4D4"/>
+          <w:sz w:val="16"/>
+        </w:rPr>
+        <w:t xml:space="preserve">php artisan test --compact --filter="OpaqueTokenTest|QrTableSessionTest" &gt; evidence/pertemuan-06/test-results/phpunit-qr.txt</w:t>
+      </w:r>
+    </w:p>
+    <w:p>
+      <w:pPr>
+        <w:pStyle w:val="ListBody"/>
+        <w:numPr>
+          <w:ilvl w:val="0"/>
+          <w:numId w:val="10"/>
+        </w:numPr>
+      </w:pPr>
+      <w:r>
+        <w:rPr>
+          <w:rFonts w:ascii="Aptos" w:hAnsi="Aptos"/>
+          <w:color w:val="1F2937"/>
+          <w:sz w:val="19"/>
+        </w:rPr>
+        <w:t xml:space="preserve">Manual: </w:t>
+      </w:r>
+      <w:r>
+        <w:rPr>
+          <w:rFonts w:ascii="Consolas" w:hAnsi="Consolas"/>
+          <w:color w:val="C11B12"/>
+          <w:sz w:val="17"/>
+          <w:shd w:fill="ECEFF3"/>
+        </w:rPr>
+        <w:t xml:space="preserve">mkdir -p evidence/pertemuan-06/{screenshots,test-results}</w:t>
+      </w:r>
+      <w:r>
+        <w:rPr>
+          <w:rFonts w:ascii="Aptos" w:hAnsi="Aptos"/>
+          <w:color w:val="1F2937"/>
+          <w:sz w:val="19"/>
+        </w:rPr>
+        <w:t xml:space="preserve"> — Evidence pertemuan (Markdown), hasil test QR, dan screenshot terminal di evidence/pertemuan-06/screenshots/. Hasil: </w:t>
+      </w:r>
+      <w:r>
+        <w:rPr>
+          <w:rFonts w:ascii="Consolas" w:hAnsi="Consolas"/>
+          <w:color w:val="C11B12"/>
+          <w:sz w:val="17"/>
+          <w:shd w:fill="ECEFF3"/>
+        </w:rPr>
+        <w:t xml:space="preserve">evidence/pertemuan-06/*.md</w:t>
+      </w:r>
+      <w:r>
+        <w:rPr>
+          <w:rFonts w:ascii="Aptos" w:hAnsi="Aptos"/>
+          <w:color w:val="1F2937"/>
+          <w:sz w:val="19"/>
+        </w:rPr>
+        <w:t xml:space="preserve">, </w:t>
+      </w:r>
+      <w:r>
+        <w:rPr>
+          <w:rFonts w:ascii="Consolas" w:hAnsi="Consolas"/>
+          <w:color w:val="C11B12"/>
+          <w:sz w:val="17"/>
+          <w:shd w:fill="ECEFF3"/>
+        </w:rPr>
+        <w:t xml:space="preserve">evidence/pertemuan-06/test-results/phpunit-qr.txt</w:t>
+      </w:r>
+      <w:r>
+        <w:rPr>
+          <w:rFonts w:ascii="Aptos" w:hAnsi="Aptos"/>
+          <w:color w:val="1F2937"/>
+          <w:sz w:val="19"/>
+        </w:rPr>
+        <w:t xml:space="preserve">, </w:t>
+      </w:r>
+      <w:r>
+        <w:rPr>
+          <w:rFonts w:ascii="Consolas" w:hAnsi="Consolas"/>
+          <w:color w:val="C11B12"/>
+          <w:sz w:val="17"/>
+          <w:shd w:fill="ECEFF3"/>
+        </w:rPr>
+        <w:t xml:space="preserve">evidence/pertemuan-06/screenshots/m6-scan-output.png</w:t>
+      </w:r>
+      <w:r>
+        <w:rPr>
+          <w:rFonts w:ascii="Aptos" w:hAnsi="Aptos"/>
+          <w:color w:val="1F2937"/>
+          <w:sz w:val="19"/>
+        </w:rPr>
+        <w:t xml:space="preserve">, </w:t>
+      </w:r>
+      <w:r>
+        <w:rPr>
+          <w:rFonts w:ascii="Consolas" w:hAnsi="Consolas"/>
+          <w:color w:val="C11B12"/>
+          <w:sz w:val="17"/>
+          <w:shd w:fill="ECEFF3"/>
+        </w:rPr>
+        <w:t xml:space="preserve">evidence/pertemuan-06/screenshots/m6-module-routes.png</w:t>
+      </w:r>
+      <w:r>
+        <w:rPr>
+          <w:rFonts w:ascii="Aptos" w:hAnsi="Aptos"/>
+          <w:color w:val="1F2937"/>
+          <w:sz w:val="19"/>
+        </w:rPr>
+        <w:t xml:space="preserve">.</w:t>
+      </w:r>
+    </w:p>
+    <w:p>
+      <w:pPr>
         <w:pStyle w:val="TutorialObserve"/>
         <w:shd w:fill="FFF4D6" w:val="clear"/>
         <w:pBdr>
@@ -4574,6 +5898,293 @@
           <w:sz w:val="16"/>
         </w:rPr>
         <w:t xml:space="preserve"> run build</w:t>
+      </w:r>
+    </w:p>
+    <w:p>
+      <w:pPr>
+        <w:pStyle w:val="Heading3"/>
+      </w:pPr>
+      <w:r>
+        <w:t xml:space="preserve">Output Nyata Terverifikasi</w:t>
+      </w:r>
+    </w:p>
+    <w:p>
+      <w:pPr>
+        <w:pStyle w:val="ListBody"/>
+      </w:pPr>
+      <w:r>
+        <w:t xml:space="preserve">Alur scan QR aman dan sesi anonim — diverifikasi live pada server lokal.</w:t>
+      </w:r>
+    </w:p>
+    <w:p>
+      <w:pPr>
+        <w:jc w:val="center"/>
+        <w:spacing w:before="80" w:after="40"/>
+      </w:pPr>
+      <w:r>
+        <w:drawing>
+          <wp:inline distT="0" distB="0" distL="0" distR="0">
+            <wp:extent cx="4937760" cy="2206233"/>
+            <wp:effectExtent l="0" t="0" r="0" b="0"/>
+            <wp:docPr id="9061" name="M6 terminal"/>
+            <wp:cNvGraphicFramePr>
+              <a:graphicFrameLocks xmlns:a="http://schemas.openxmlformats.org/drawingml/2006/main" noChangeAspect="1"/>
+            </wp:cNvGraphicFramePr>
+            <a:graphic xmlns:a="http://schemas.openxmlformats.org/drawingml/2006/main">
+              <a:graphicData uri="http://schemas.openxmlformats.org/drawingml/2006/picture">
+                <pic:pic xmlns:pic="http://schemas.openxmlformats.org/drawingml/2006/picture">
+                  <pic:nvPicPr>
+                    <pic:cNvPr id="9061" name="M6 terminal"/>
+                    <pic:cNvPicPr/>
+                  </pic:nvPicPr>
+                  <pic:blipFill>
+                    <a:blip r:embed="rId906"/>
+                    <a:stretch>
+                      <a:fillRect/>
+                    </a:stretch>
+                  </pic:blipFill>
+                  <pic:spPr>
+                    <a:xfrm>
+                      <a:off x="0" y="0"/>
+                      <a:ext cx="4937760" cy="2206233"/>
+                    </a:xfrm>
+                    <a:prstGeom prst="rect">
+                      <a:avLst/>
+                    </a:prstGeom>
+                  </pic:spPr>
+                </pic:pic>
+              </a:graphicData>
+            </a:graphic>
+          </wp:inline>
+        </w:drawing>
+      </w:r>
+    </w:p>
+    <w:p>
+      <w:pPr>
+        <w:jc w:val="center"/>
+        <w:spacing w:after="160"/>
+      </w:pPr>
+      <w:r>
+        <w:rPr>
+          <w:i/>
+          <w:color w:val="6B7280"/>
+          <w:sz w:val="16"/>
+        </w:rPr>
+        <w:t xml:space="preserve">Gambar M6. /q/&lt;token&gt; valid -&gt; 302 katalog + cookie HttpOnly/SameSite=Lax; token invalid -&gt; 404 generik; 8 uji QR/token hijau.</w:t>
+      </w:r>
+    </w:p>
+    <w:p>
+      <w:pPr>
+        <w:pStyle w:val="Heading3"/>
+      </w:pPr>
+      <w:r>
+        <w:t xml:space="preserve">Output Nyata Terverifikasi — Meja (modul Admin) dan Scan QR (modul Ordering)</w:t>
+      </w:r>
+    </w:p>
+    <w:p>
+      <w:pPr>
+        <w:pStyle w:val="ListBody"/>
+      </w:pPr>
+      <w:r>
+        <w:rPr>
+          <w:rFonts w:ascii="Aptos" w:hAnsi="Aptos"/>
+          <w:color w:val="1F2937"/>
+          <w:sz w:val="19"/>
+        </w:rPr>
+        <w:t xml:space="preserve">Bukti eksekusi nyata pada branch </w:t>
+      </w:r>
+      <w:r>
+        <w:rPr>
+          <w:rFonts w:ascii="Consolas" w:hAnsi="Consolas"/>
+          <w:color w:val="C11B12"/>
+          <w:sz w:val="17"/>
+          <w:shd w:fill="ECEFF3"/>
+        </w:rPr>
+        <w:t xml:space="preserve">feat/pertemuan-06-qr-v2</w:t>
+      </w:r>
+      <w:r>
+        <w:rPr>
+          <w:rFonts w:ascii="Aptos" w:hAnsi="Aptos"/>
+          <w:color w:val="1F2937"/>
+          <w:sz w:val="19"/>
+        </w:rPr>
+        <w:t xml:space="preserve">: route </w:t>
+      </w:r>
+      <w:r>
+        <w:rPr>
+          <w:rFonts w:ascii="Consolas" w:hAnsi="Consolas"/>
+          <w:color w:val="C11B12"/>
+          <w:sz w:val="17"/>
+          <w:shd w:fill="ECEFF3"/>
+        </w:rPr>
+        <w:t xml:space="preserve">admin.tables.*</w:t>
+      </w:r>
+      <w:r>
+        <w:rPr>
+          <w:rFonts w:ascii="Aptos" w:hAnsi="Aptos"/>
+          <w:color w:val="1F2937"/>
+          <w:sz w:val="19"/>
+        </w:rPr>
+        <w:t xml:space="preserve"> dilayani controller modul Admin, sedangkan entry publik </w:t>
+      </w:r>
+      <w:r>
+        <w:rPr>
+          <w:rFonts w:ascii="Consolas" w:hAnsi="Consolas"/>
+          <w:color w:val="C11B12"/>
+          <w:sz w:val="17"/>
+          <w:shd w:fill="ECEFF3"/>
+        </w:rPr>
+        <w:t xml:space="preserve">/q/{token}</w:t>
+      </w:r>
+      <w:r>
+        <w:rPr>
+          <w:rFonts w:ascii="Aptos" w:hAnsi="Aptos"/>
+          <w:color w:val="1F2937"/>
+          <w:sz w:val="19"/>
+        </w:rPr>
+        <w:t xml:space="preserve"> (</w:t>
+      </w:r>
+      <w:r>
+        <w:rPr>
+          <w:rFonts w:ascii="Consolas" w:hAnsi="Consolas"/>
+          <w:color w:val="C11B12"/>
+          <w:sz w:val="17"/>
+          <w:shd w:fill="ECEFF3"/>
+        </w:rPr>
+        <w:t xml:space="preserve">customer.scan</w:t>
+      </w:r>
+      <w:r>
+        <w:rPr>
+          <w:rFonts w:ascii="Aptos" w:hAnsi="Aptos"/>
+          <w:color w:val="1F2937"/>
+          <w:sz w:val="19"/>
+        </w:rPr>
+        <w:t xml:space="preserve">) dilayani controller modul Ordering lewat </w:t>
+      </w:r>
+      <w:r>
+        <w:rPr>
+          <w:rFonts w:ascii="Consolas" w:hAnsi="Consolas"/>
+          <w:color w:val="C11B12"/>
+          <w:sz w:val="17"/>
+          <w:shd w:fill="ECEFF3"/>
+        </w:rPr>
+        <w:t xml:space="preserve">app/Modules/Ordering/routes/web.php</w:t>
+      </w:r>
+      <w:r>
+        <w:rPr>
+          <w:rFonts w:ascii="Aptos" w:hAnsi="Aptos"/>
+          <w:color w:val="1F2937"/>
+          <w:sz w:val="19"/>
+        </w:rPr>
+        <w:t xml:space="preserve"> (</w:t>
+      </w:r>
+      <w:r>
+        <w:rPr>
+          <w:rFonts w:ascii="Consolas" w:hAnsi="Consolas"/>
+          <w:color w:val="C11B12"/>
+          <w:sz w:val="17"/>
+          <w:shd w:fill="ECEFF3"/>
+        </w:rPr>
+        <w:t xml:space="preserve">PortalRoutes::web()</w:t>
+      </w:r>
+      <w:r>
+        <w:rPr>
+          <w:rFonts w:ascii="Aptos" w:hAnsi="Aptos"/>
+          <w:color w:val="1F2937"/>
+          <w:sz w:val="19"/>
+        </w:rPr>
+        <w:t xml:space="preserve">, limiter </w:t>
+      </w:r>
+      <w:r>
+        <w:rPr>
+          <w:rFonts w:ascii="Consolas" w:hAnsi="Consolas"/>
+          <w:color w:val="C11B12"/>
+          <w:sz w:val="17"/>
+          <w:shd w:fill="ECEFF3"/>
+        </w:rPr>
+        <w:t xml:space="preserve">qr-scan</w:t>
+      </w:r>
+      <w:r>
+        <w:rPr>
+          <w:rFonts w:ascii="Aptos" w:hAnsi="Aptos"/>
+          <w:color w:val="1F2937"/>
+          <w:sz w:val="19"/>
+        </w:rPr>
+        <w:t xml:space="preserve"> milik </w:t>
+      </w:r>
+      <w:r>
+        <w:rPr>
+          <w:rFonts w:ascii="Consolas" w:hAnsi="Consolas"/>
+          <w:color w:val="C11B12"/>
+          <w:sz w:val="17"/>
+          <w:shd w:fill="ECEFF3"/>
+        </w:rPr>
+        <w:t xml:space="preserve">OrderingServiceProvider</w:t>
+      </w:r>
+      <w:r>
+        <w:rPr>
+          <w:rFonts w:ascii="Aptos" w:hAnsi="Aptos"/>
+          <w:color w:val="1F2937"/>
+          <w:sz w:val="19"/>
+        </w:rPr>
+        <w:t xml:space="preserve">); uji token dan sesi hijau.</w:t>
+      </w:r>
+    </w:p>
+    <w:p>
+      <w:pPr>
+        <w:jc w:val="center"/>
+        <w:spacing w:before="80" w:after="40"/>
+      </w:pPr>
+      <w:r>
+        <w:drawing>
+          <wp:inline distT="0" distB="0" distL="0" distR="0">
+            <wp:extent cx="5943600" cy="2424988"/>
+            <wp:effectExtent l="0" t="0" r="0" b="0"/>
+            <wp:docPr id="9541" name="M6 meja dan scan QR per modul"/>
+            <wp:cNvGraphicFramePr>
+              <a:graphicFrameLocks xmlns:a="http://schemas.openxmlformats.org/drawingml/2006/main" noChangeAspect="1"/>
+            </wp:cNvGraphicFramePr>
+            <a:graphic xmlns:a="http://schemas.openxmlformats.org/drawingml/2006/main">
+              <a:graphicData uri="http://schemas.openxmlformats.org/drawingml/2006/picture">
+                <pic:pic xmlns:pic="http://schemas.openxmlformats.org/drawingml/2006/picture">
+                  <pic:nvPicPr>
+                    <pic:cNvPr id="9541" name="M6 meja dan scan QR per modul"/>
+                    <pic:cNvPicPr/>
+                  </pic:nvPicPr>
+                  <pic:blipFill>
+                    <a:blip r:embed="rId954"/>
+                    <a:stretch>
+                      <a:fillRect/>
+                    </a:stretch>
+                  </pic:blipFill>
+                  <pic:spPr>
+                    <a:xfrm>
+                      <a:off x="0" y="0"/>
+                      <a:ext cx="5943600" cy="2424988"/>
+                    </a:xfrm>
+                    <a:prstGeom prst="rect">
+                      <a:avLst/>
+                    </a:prstGeom>
+                  </pic:spPr>
+                </pic:pic>
+              </a:graphicData>
+            </a:graphic>
+          </wp:inline>
+        </w:drawing>
+      </w:r>
+    </w:p>
+    <w:p>
+      <w:pPr>
+        <w:jc w:val="center"/>
+        <w:spacing w:after="160"/>
+      </w:pPr>
+      <w:r>
+        <w:rPr>
+          <w:i/>
+          <w:color w:val="6B7280"/>
+          <w:sz w:val="16"/>
+        </w:rPr>
+        <w:t xml:space="preserve">Gambar M6b. Route meja (Admin) + scan QR (Ordering), OpaqueTokenTest + QrTableSessionTest 8 passed, suite 85 passed.</w:t>
       </w:r>
     </w:p>
     <w:p>
@@ -4790,7 +6401,7 @@
         <w:rPr>
           <w:rFonts w:ascii="Aptos" w:hAnsi="Aptos"/>
         </w:rPr>
-        <w:t>File yang dibuat: 06_qr_session/OpaqueToken.php dan ResolveTableQrController.php</w:t>
+        <w:t>File yang dibuat: app/Support/Tokens/OpaqueToken.php dan app/Modules/Ordering/Http/Controllers/ResolveTableQrController.php</w:t>
       </w:r>
     </w:p>
     <w:p>

--- a/modul_praktikum/Pertemuan_06_Meja_QR_Token_Opaque_dan_Sesi_Pelanggan_Anonim.docx
+++ b/modul_praktikum/Pertemuan_06_Meja_QR_Token_Opaque_dan_Sesi_Pelanggan_Anonim.docx
@@ -994,746 +994,1070 @@
     <w:p>
       <w:pPr>
         <w:pStyle w:val="CodeHeader"/>
+        <w:shd w:fill="2D2D30"/>
         <w:keepNext/>
         <w:pBdr>
-          <w:left w:val="single" w:sz="12" w:space="8" w:color="B8DDE0"/>
+          <w:left w:val="single" w:sz="4" w:space="8" w:color="2D2D30"/>
         </w:pBdr>
-        <w:shd w:val="clear" w:color="auto" w:fill="E4EAED"/>
-      </w:pPr>
-      <w:r>
-        <w:rPr>
-          <w:rFonts w:ascii="Consolas" w:hAnsi="Consolas"/>
-          <w:b/>
-          <w:color w:val="262626"/>
-          <w:sz w:val="16"/>
-        </w:rPr>
-        <w:t xml:space="preserve">LANDASAN TEKNIS — app/Domain/Tables/QrTokenService.php   •   PHP</w:t>
+      </w:pPr>
+      <w:r>
+        <w:t>LANDASAN TEKNIS — app/Modules/Admin/Services/QrTokenService.php   •   PHP</w:t>
       </w:r>
     </w:p>
     <w:p>
       <w:pPr>
         <w:pStyle w:val="CodeBlock"/>
+        <w:shd w:fill="1E1E1E"/>
         <w:keepLines/>
         <w:pBdr>
-          <w:left w:val="single" w:sz="12" w:space="8" w:color="B8DDE0"/>
+          <w:left w:val="single" w:sz="4" w:space="8" w:color="1E1E1E"/>
         </w:pBdr>
-        <w:shd w:val="clear" w:color="auto" w:fill="F2F3F7"/>
-      </w:pPr>
-      <w:r>
-        <w:rPr>
-          <w:rFonts w:ascii="Consolas" w:hAnsi="Consolas"/>
-          <w:b/>
-          <w:color w:val="000080"/>
+      </w:pPr>
+      <w:r>
+        <w:rPr>
+          <w:rFonts w:ascii="Consolas" w:hAnsi="Consolas" w:eastAsia="Consolas"/>
+          <w:color w:val="569CD6"/>
           <w:sz w:val="16"/>
         </w:rPr>
-        <w:t xml:space="preserve">public</w:t>
-      </w:r>
-      <w:r>
-        <w:rPr>
-          <w:rFonts w:ascii="Consolas" w:hAnsi="Consolas"/>
-          <w:color w:val="262626"/>
+        <w:t>public</w:t>
+      </w:r>
+      <w:r>
+        <w:rPr>
+          <w:rFonts w:ascii="Consolas" w:hAnsi="Consolas" w:eastAsia="Consolas"/>
+          <w:color w:val="D4D4D4"/>
           <w:sz w:val="16"/>
         </w:rPr>
         <w:t xml:space="preserve"> </w:t>
       </w:r>
       <w:r>
         <w:rPr>
-          <w:rFonts w:ascii="Consolas" w:hAnsi="Consolas"/>
-          <w:b/>
-          <w:color w:val="000080"/>
+          <w:rFonts w:ascii="Consolas" w:hAnsi="Consolas" w:eastAsia="Consolas"/>
+          <w:color w:val="569CD6"/>
           <w:sz w:val="16"/>
         </w:rPr>
-        <w:t xml:space="preserve">function</w:t>
-      </w:r>
-      <w:r>
-        <w:rPr>
-          <w:rFonts w:ascii="Consolas" w:hAnsi="Consolas"/>
-          <w:color w:val="262626"/>
+        <w:t>function</w:t>
+      </w:r>
+      <w:r>
+        <w:rPr>
+          <w:rFonts w:ascii="Consolas" w:hAnsi="Consolas" w:eastAsia="Consolas"/>
+          <w:color w:val="D4D4D4"/>
           <w:sz w:val="16"/>
         </w:rPr>
         <w:t xml:space="preserve"> </w:t>
       </w:r>
       <w:r>
         <w:rPr>
-          <w:rFonts w:ascii="Consolas" w:hAnsi="Consolas"/>
-          <w:color w:val="795E26"/>
+          <w:rFonts w:ascii="Consolas" w:hAnsi="Consolas" w:eastAsia="Consolas"/>
+          <w:color w:val="DCDCAA"/>
           <w:sz w:val="16"/>
         </w:rPr>
-        <w:t xml:space="preserve">rotate</w:t>
-      </w:r>
-      <w:r>
-        <w:rPr>
-          <w:rFonts w:ascii="Consolas" w:hAnsi="Consolas"/>
-          <w:color w:val="262626"/>
+        <w:t>rotate</w:t>
+      </w:r>
+      <w:r>
+        <w:rPr>
+          <w:rFonts w:ascii="Consolas" w:hAnsi="Consolas" w:eastAsia="Consolas"/>
+          <w:color w:val="D4D4D4"/>
           <w:sz w:val="16"/>
         </w:rPr>
-        <w:t xml:space="preserve">(</w:t>
-      </w:r>
-      <w:r>
-        <w:rPr>
-          <w:rFonts w:ascii="Consolas" w:hAnsi="Consolas"/>
-          <w:b/>
-          <w:color w:val="000080"/>
+        <w:t>(</w:t>
+      </w:r>
+      <w:r>
+        <w:rPr>
+          <w:rFonts w:ascii="Consolas" w:hAnsi="Consolas" w:eastAsia="Consolas"/>
+          <w:color w:val="569CD6"/>
           <w:sz w:val="16"/>
         </w:rPr>
-        <w:t xml:space="preserve">int</w:t>
-      </w:r>
-      <w:r>
-        <w:rPr>
-          <w:rFonts w:ascii="Consolas" w:hAnsi="Consolas"/>
-          <w:color w:val="262626"/>
+        <w:t>int</w:t>
+      </w:r>
+      <w:r>
+        <w:rPr>
+          <w:rFonts w:ascii="Consolas" w:hAnsi="Consolas" w:eastAsia="Consolas"/>
+          <w:color w:val="D4D4D4"/>
           <w:sz w:val="16"/>
         </w:rPr>
         <w:t xml:space="preserve"> </w:t>
       </w:r>
       <w:r>
         <w:rPr>
-          <w:rFonts w:ascii="Consolas" w:hAnsi="Consolas"/>
-          <w:color w:val="660E7A"/>
+          <w:rFonts w:ascii="Consolas" w:hAnsi="Consolas" w:eastAsia="Consolas"/>
+          <w:color w:val="9CDCFE"/>
           <w:sz w:val="16"/>
         </w:rPr>
-        <w:t xml:space="preserve">$tableId</w:t>
-      </w:r>
-      <w:r>
-        <w:rPr>
-          <w:rFonts w:ascii="Consolas" w:hAnsi="Consolas"/>
-          <w:color w:val="262626"/>
+        <w:t>$tableId</w:t>
+      </w:r>
+      <w:r>
+        <w:rPr>
+          <w:rFonts w:ascii="Consolas" w:hAnsi="Consolas" w:eastAsia="Consolas"/>
+          <w:color w:val="D4D4D4"/>
           <w:sz w:val="16"/>
         </w:rPr>
-        <w:t xml:space="preserve">): </w:t>
-      </w:r>
-      <w:r>
-        <w:rPr>
-          <w:rFonts w:ascii="Consolas" w:hAnsi="Consolas"/>
-          <w:b/>
-          <w:color w:val="000080"/>
+        <w:t>)</w:t>
+      </w:r>
+      <w:r>
+        <w:rPr>
+          <w:rFonts w:ascii="Consolas" w:hAnsi="Consolas" w:eastAsia="Consolas"/>
+          <w:color w:val="D4D4D4"/>
           <w:sz w:val="16"/>
         </w:rPr>
-        <w:t xml:space="preserve">string</w:t>
-      </w:r>
-      <w:r>
+        <w:t>:</w:t>
+      </w:r>
+      <w:r>
+        <w:rPr>
+          <w:rFonts w:ascii="Consolas" w:hAnsi="Consolas" w:eastAsia="Consolas"/>
+          <w:color w:val="D4D4D4"/>
+          <w:sz w:val="16"/>
+        </w:rPr>
+        <w:t xml:space="preserve"> </w:t>
+      </w:r>
+      <w:r>
+        <w:rPr>
+          <w:rFonts w:ascii="Consolas" w:hAnsi="Consolas" w:eastAsia="Consolas"/>
+          <w:color w:val="569CD6"/>
+          <w:sz w:val="16"/>
+        </w:rPr>
+        <w:t>string</w:t>
+      </w:r>
+      <w:r>
+        <w:rPr>
+          <w:rFonts w:ascii="Consolas" w:hAnsi="Consolas" w:eastAsia="Consolas"/>
+          <w:color w:val="D4D4D4"/>
+          <w:sz w:val="16"/>
+        </w:rPr>
         <w:br/>
       </w:r>
       <w:r>
         <w:rPr>
-          <w:rFonts w:ascii="Consolas" w:hAnsi="Consolas"/>
-          <w:color w:val="262626"/>
+          <w:rFonts w:ascii="Consolas" w:hAnsi="Consolas" w:eastAsia="Consolas"/>
+          <w:color w:val="D4D4D4"/>
           <w:sz w:val="16"/>
         </w:rPr>
-        <w:t xml:space="preserve">{</w:t>
-      </w:r>
-      <w:r>
+        <w:t>{</w:t>
+      </w:r>
+      <w:r>
+        <w:rPr>
+          <w:rFonts w:ascii="Consolas" w:hAnsi="Consolas" w:eastAsia="Consolas"/>
+          <w:color w:val="D4D4D4"/>
+          <w:sz w:val="16"/>
+        </w:rPr>
         <w:br/>
-      </w:r>
-      <w:r>
-        <w:rPr>
-          <w:rFonts w:ascii="Consolas" w:hAnsi="Consolas"/>
-          <w:color w:val="262626"/>
+        <w:t xml:space="preserve">    </w:t>
+      </w:r>
+      <w:r>
+        <w:rPr>
+          <w:rFonts w:ascii="Consolas" w:hAnsi="Consolas" w:eastAsia="Consolas"/>
+          <w:color w:val="569CD6"/>
           <w:sz w:val="16"/>
         </w:rPr>
+        <w:t>return</w:t>
+      </w:r>
+      <w:r>
+        <w:rPr>
+          <w:rFonts w:ascii="Consolas" w:hAnsi="Consolas" w:eastAsia="Consolas"/>
+          <w:color w:val="D4D4D4"/>
+          <w:sz w:val="16"/>
+        </w:rPr>
+        <w:t xml:space="preserve"> </w:t>
+      </w:r>
+      <w:r>
+        <w:rPr>
+          <w:rFonts w:ascii="Consolas" w:hAnsi="Consolas" w:eastAsia="Consolas"/>
+          <w:color w:val="4EC9B0"/>
+          <w:sz w:val="16"/>
+        </w:rPr>
+        <w:t>DB</w:t>
+      </w:r>
+      <w:r>
+        <w:rPr>
+          <w:rFonts w:ascii="Consolas" w:hAnsi="Consolas" w:eastAsia="Consolas"/>
+          <w:color w:val="D4D4D4"/>
+          <w:sz w:val="16"/>
+        </w:rPr>
+        <w:t>:</w:t>
+      </w:r>
+      <w:r>
+        <w:rPr>
+          <w:rFonts w:ascii="Consolas" w:hAnsi="Consolas" w:eastAsia="Consolas"/>
+          <w:color w:val="D4D4D4"/>
+          <w:sz w:val="16"/>
+        </w:rPr>
+        <w:t>:</w:t>
+      </w:r>
+      <w:r>
+        <w:rPr>
+          <w:rFonts w:ascii="Consolas" w:hAnsi="Consolas" w:eastAsia="Consolas"/>
+          <w:color w:val="DCDCAA"/>
+          <w:sz w:val="16"/>
+        </w:rPr>
+        <w:t>transaction</w:t>
+      </w:r>
+      <w:r>
+        <w:rPr>
+          <w:rFonts w:ascii="Consolas" w:hAnsi="Consolas" w:eastAsia="Consolas"/>
+          <w:color w:val="D4D4D4"/>
+          <w:sz w:val="16"/>
+        </w:rPr>
+        <w:t>(</w:t>
+      </w:r>
+      <w:r>
+        <w:rPr>
+          <w:rFonts w:ascii="Consolas" w:hAnsi="Consolas" w:eastAsia="Consolas"/>
+          <w:color w:val="569CD6"/>
+          <w:sz w:val="16"/>
+        </w:rPr>
+        <w:t>function</w:t>
+      </w:r>
+      <w:r>
+        <w:rPr>
+          <w:rFonts w:ascii="Consolas" w:hAnsi="Consolas" w:eastAsia="Consolas"/>
+          <w:color w:val="D4D4D4"/>
+          <w:sz w:val="16"/>
+        </w:rPr>
+        <w:t xml:space="preserve"> </w:t>
+      </w:r>
+      <w:r>
+        <w:rPr>
+          <w:rFonts w:ascii="Consolas" w:hAnsi="Consolas" w:eastAsia="Consolas"/>
+          <w:color w:val="D4D4D4"/>
+          <w:sz w:val="16"/>
+        </w:rPr>
+        <w:t>(</w:t>
+      </w:r>
+      <w:r>
+        <w:rPr>
+          <w:rFonts w:ascii="Consolas" w:hAnsi="Consolas" w:eastAsia="Consolas"/>
+          <w:color w:val="D4D4D4"/>
+          <w:sz w:val="16"/>
+        </w:rPr>
+        <w:t>)</w:t>
+      </w:r>
+      <w:r>
+        <w:rPr>
+          <w:rFonts w:ascii="Consolas" w:hAnsi="Consolas" w:eastAsia="Consolas"/>
+          <w:color w:val="D4D4D4"/>
+          <w:sz w:val="16"/>
+        </w:rPr>
+        <w:t xml:space="preserve"> </w:t>
+      </w:r>
+      <w:r>
+        <w:rPr>
+          <w:rFonts w:ascii="Consolas" w:hAnsi="Consolas" w:eastAsia="Consolas"/>
+          <w:color w:val="569CD6"/>
+          <w:sz w:val="16"/>
+        </w:rPr>
+        <w:t>use</w:t>
+      </w:r>
+      <w:r>
+        <w:rPr>
+          <w:rFonts w:ascii="Consolas" w:hAnsi="Consolas" w:eastAsia="Consolas"/>
+          <w:color w:val="D4D4D4"/>
+          <w:sz w:val="16"/>
+        </w:rPr>
+        <w:t xml:space="preserve"> </w:t>
+      </w:r>
+      <w:r>
+        <w:rPr>
+          <w:rFonts w:ascii="Consolas" w:hAnsi="Consolas" w:eastAsia="Consolas"/>
+          <w:color w:val="D4D4D4"/>
+          <w:sz w:val="16"/>
+        </w:rPr>
+        <w:t>(</w:t>
+      </w:r>
+      <w:r>
+        <w:rPr>
+          <w:rFonts w:ascii="Consolas" w:hAnsi="Consolas" w:eastAsia="Consolas"/>
+          <w:color w:val="9CDCFE"/>
+          <w:sz w:val="16"/>
+        </w:rPr>
+        <w:t>$tableId</w:t>
+      </w:r>
+      <w:r>
+        <w:rPr>
+          <w:rFonts w:ascii="Consolas" w:hAnsi="Consolas" w:eastAsia="Consolas"/>
+          <w:color w:val="D4D4D4"/>
+          <w:sz w:val="16"/>
+        </w:rPr>
+        <w:t>)</w:t>
+      </w:r>
+      <w:r>
+        <w:rPr>
+          <w:rFonts w:ascii="Consolas" w:hAnsi="Consolas" w:eastAsia="Consolas"/>
+          <w:color w:val="D4D4D4"/>
+          <w:sz w:val="16"/>
+        </w:rPr>
+        <w:t>:</w:t>
+      </w:r>
+      <w:r>
+        <w:rPr>
+          <w:rFonts w:ascii="Consolas" w:hAnsi="Consolas" w:eastAsia="Consolas"/>
+          <w:color w:val="D4D4D4"/>
+          <w:sz w:val="16"/>
+        </w:rPr>
+        <w:t xml:space="preserve"> </w:t>
+      </w:r>
+      <w:r>
+        <w:rPr>
+          <w:rFonts w:ascii="Consolas" w:hAnsi="Consolas" w:eastAsia="Consolas"/>
+          <w:color w:val="569CD6"/>
+          <w:sz w:val="16"/>
+        </w:rPr>
+        <w:t>string</w:t>
+      </w:r>
+      <w:r>
+        <w:rPr>
+          <w:rFonts w:ascii="Consolas" w:hAnsi="Consolas" w:eastAsia="Consolas"/>
+          <w:color w:val="D4D4D4"/>
+          <w:sz w:val="16"/>
+        </w:rPr>
+        <w:t xml:space="preserve"> </w:t>
+      </w:r>
+      <w:r>
+        <w:rPr>
+          <w:rFonts w:ascii="Consolas" w:hAnsi="Consolas" w:eastAsia="Consolas"/>
+          <w:color w:val="D4D4D4"/>
+          <w:sz w:val="16"/>
+        </w:rPr>
+        <w:t>{</w:t>
+      </w:r>
+      <w:r>
+        <w:rPr>
+          <w:rFonts w:ascii="Consolas" w:hAnsi="Consolas" w:eastAsia="Consolas"/>
+          <w:color w:val="D4D4D4"/>
+          <w:sz w:val="16"/>
+        </w:rPr>
+        <w:br/>
+        <w:t xml:space="preserve">        </w:t>
+      </w:r>
+      <w:r>
+        <w:rPr>
+          <w:rFonts w:ascii="Consolas" w:hAnsi="Consolas" w:eastAsia="Consolas"/>
+          <w:color w:val="9CDCFE"/>
+          <w:sz w:val="16"/>
+        </w:rPr>
+        <w:t>$table</w:t>
+      </w:r>
+      <w:r>
+        <w:rPr>
+          <w:rFonts w:ascii="Consolas" w:hAnsi="Consolas" w:eastAsia="Consolas"/>
+          <w:color w:val="D4D4D4"/>
+          <w:sz w:val="16"/>
+        </w:rPr>
+        <w:t xml:space="preserve"> </w:t>
+      </w:r>
+      <w:r>
+        <w:rPr>
+          <w:rFonts w:ascii="Consolas" w:hAnsi="Consolas" w:eastAsia="Consolas"/>
+          <w:color w:val="D4D4D4"/>
+          <w:sz w:val="16"/>
+        </w:rPr>
+        <w:t>=</w:t>
+      </w:r>
+      <w:r>
+        <w:rPr>
+          <w:rFonts w:ascii="Consolas" w:hAnsi="Consolas" w:eastAsia="Consolas"/>
+          <w:color w:val="D4D4D4"/>
+          <w:sz w:val="16"/>
+        </w:rPr>
+        <w:t xml:space="preserve"> </w:t>
+      </w:r>
+      <w:r>
+        <w:rPr>
+          <w:rFonts w:ascii="Consolas" w:hAnsi="Consolas" w:eastAsia="Consolas"/>
+          <w:color w:val="4EC9B0"/>
+          <w:sz w:val="16"/>
+        </w:rPr>
+        <w:t>DiningTable</w:t>
+      </w:r>
+      <w:r>
+        <w:rPr>
+          <w:rFonts w:ascii="Consolas" w:hAnsi="Consolas" w:eastAsia="Consolas"/>
+          <w:color w:val="D4D4D4"/>
+          <w:sz w:val="16"/>
+        </w:rPr>
+        <w:t>:</w:t>
+      </w:r>
+      <w:r>
+        <w:rPr>
+          <w:rFonts w:ascii="Consolas" w:hAnsi="Consolas" w:eastAsia="Consolas"/>
+          <w:color w:val="D4D4D4"/>
+          <w:sz w:val="16"/>
+        </w:rPr>
+        <w:t>:</w:t>
+      </w:r>
+      <w:r>
+        <w:rPr>
+          <w:rFonts w:ascii="Consolas" w:hAnsi="Consolas" w:eastAsia="Consolas"/>
+          <w:color w:val="DCDCAA"/>
+          <w:sz w:val="16"/>
+        </w:rPr>
+        <w:t>query</w:t>
+      </w:r>
+      <w:r>
+        <w:rPr>
+          <w:rFonts w:ascii="Consolas" w:hAnsi="Consolas" w:eastAsia="Consolas"/>
+          <w:color w:val="D4D4D4"/>
+          <w:sz w:val="16"/>
+        </w:rPr>
+        <w:t>(</w:t>
+      </w:r>
+      <w:r>
+        <w:rPr>
+          <w:rFonts w:ascii="Consolas" w:hAnsi="Consolas" w:eastAsia="Consolas"/>
+          <w:color w:val="D4D4D4"/>
+          <w:sz w:val="16"/>
+        </w:rPr>
+        <w:t>)</w:t>
+      </w:r>
+      <w:r>
+        <w:rPr>
+          <w:rFonts w:ascii="Consolas" w:hAnsi="Consolas" w:eastAsia="Consolas"/>
+          <w:color w:val="D4D4D4"/>
+          <w:sz w:val="16"/>
+        </w:rPr>
+        <w:br/>
+        <w:t xml:space="preserve">            </w:t>
+      </w:r>
+      <w:r>
+        <w:rPr>
+          <w:rFonts w:ascii="Consolas" w:hAnsi="Consolas" w:eastAsia="Consolas"/>
+          <w:color w:val="D4D4D4"/>
+          <w:sz w:val="16"/>
+        </w:rPr>
+        <w:t>-</w:t>
+      </w:r>
+      <w:r>
+        <w:rPr>
+          <w:rFonts w:ascii="Consolas" w:hAnsi="Consolas" w:eastAsia="Consolas"/>
+          <w:color w:val="D4D4D4"/>
+          <w:sz w:val="16"/>
+        </w:rPr>
+        <w:t>&gt;</w:t>
+      </w:r>
+      <w:r>
+        <w:rPr>
+          <w:rFonts w:ascii="Consolas" w:hAnsi="Consolas" w:eastAsia="Consolas"/>
+          <w:color w:val="DCDCAA"/>
+          <w:sz w:val="16"/>
+        </w:rPr>
+        <w:t>lockForUpdate</w:t>
+      </w:r>
+      <w:r>
+        <w:rPr>
+          <w:rFonts w:ascii="Consolas" w:hAnsi="Consolas" w:eastAsia="Consolas"/>
+          <w:color w:val="D4D4D4"/>
+          <w:sz w:val="16"/>
+        </w:rPr>
+        <w:t>(</w:t>
+      </w:r>
+      <w:r>
+        <w:rPr>
+          <w:rFonts w:ascii="Consolas" w:hAnsi="Consolas" w:eastAsia="Consolas"/>
+          <w:color w:val="D4D4D4"/>
+          <w:sz w:val="16"/>
+        </w:rPr>
+        <w:t>)</w:t>
+      </w:r>
+      <w:r>
+        <w:rPr>
+          <w:rFonts w:ascii="Consolas" w:hAnsi="Consolas" w:eastAsia="Consolas"/>
+          <w:color w:val="D4D4D4"/>
+          <w:sz w:val="16"/>
+        </w:rPr>
+        <w:br/>
+        <w:t xml:space="preserve">            </w:t>
+      </w:r>
+      <w:r>
+        <w:rPr>
+          <w:rFonts w:ascii="Consolas" w:hAnsi="Consolas" w:eastAsia="Consolas"/>
+          <w:color w:val="D4D4D4"/>
+          <w:sz w:val="16"/>
+        </w:rPr>
+        <w:t>-</w:t>
+      </w:r>
+      <w:r>
+        <w:rPr>
+          <w:rFonts w:ascii="Consolas" w:hAnsi="Consolas" w:eastAsia="Consolas"/>
+          <w:color w:val="D4D4D4"/>
+          <w:sz w:val="16"/>
+        </w:rPr>
+        <w:t>&gt;</w:t>
+      </w:r>
+      <w:r>
+        <w:rPr>
+          <w:rFonts w:ascii="Consolas" w:hAnsi="Consolas" w:eastAsia="Consolas"/>
+          <w:color w:val="DCDCAA"/>
+          <w:sz w:val="16"/>
+        </w:rPr>
+        <w:t>findOrFail</w:t>
+      </w:r>
+      <w:r>
+        <w:rPr>
+          <w:rFonts w:ascii="Consolas" w:hAnsi="Consolas" w:eastAsia="Consolas"/>
+          <w:color w:val="D4D4D4"/>
+          <w:sz w:val="16"/>
+        </w:rPr>
+        <w:t>(</w:t>
+      </w:r>
+      <w:r>
+        <w:rPr>
+          <w:rFonts w:ascii="Consolas" w:hAnsi="Consolas" w:eastAsia="Consolas"/>
+          <w:color w:val="9CDCFE"/>
+          <w:sz w:val="16"/>
+        </w:rPr>
+        <w:t>$tableId</w:t>
+      </w:r>
+      <w:r>
+        <w:rPr>
+          <w:rFonts w:ascii="Consolas" w:hAnsi="Consolas" w:eastAsia="Consolas"/>
+          <w:color w:val="D4D4D4"/>
+          <w:sz w:val="16"/>
+        </w:rPr>
+        <w:t>)</w:t>
+      </w:r>
+      <w:r>
+        <w:rPr>
+          <w:rFonts w:ascii="Consolas" w:hAnsi="Consolas" w:eastAsia="Consolas"/>
+          <w:color w:val="D4D4D4"/>
+          <w:sz w:val="16"/>
+        </w:rPr>
+        <w:t>;</w:t>
+      </w:r>
+      <w:r>
+        <w:rPr>
+          <w:rFonts w:ascii="Consolas" w:hAnsi="Consolas" w:eastAsia="Consolas"/>
+          <w:color w:val="D4D4D4"/>
+          <w:sz w:val="16"/>
+        </w:rPr>
+        <w:br/>
+        <w:br/>
+        <w:t xml:space="preserve">        </w:t>
+      </w:r>
+      <w:r>
+        <w:rPr>
+          <w:rFonts w:ascii="Consolas" w:hAnsi="Consolas" w:eastAsia="Consolas"/>
+          <w:color w:val="9CDCFE"/>
+          <w:sz w:val="16"/>
+        </w:rPr>
+        <w:t>$plainToken</w:t>
+      </w:r>
+      <w:r>
+        <w:rPr>
+          <w:rFonts w:ascii="Consolas" w:hAnsi="Consolas" w:eastAsia="Consolas"/>
+          <w:color w:val="D4D4D4"/>
+          <w:sz w:val="16"/>
+        </w:rPr>
+        <w:t xml:space="preserve"> </w:t>
+      </w:r>
+      <w:r>
+        <w:rPr>
+          <w:rFonts w:ascii="Consolas" w:hAnsi="Consolas" w:eastAsia="Consolas"/>
+          <w:color w:val="D4D4D4"/>
+          <w:sz w:val="16"/>
+        </w:rPr>
+        <w:t>=</w:t>
+      </w:r>
+      <w:r>
+        <w:rPr>
+          <w:rFonts w:ascii="Consolas" w:hAnsi="Consolas" w:eastAsia="Consolas"/>
+          <w:color w:val="D4D4D4"/>
+          <w:sz w:val="16"/>
+        </w:rPr>
+        <w:t xml:space="preserve"> </w:t>
+      </w:r>
+      <w:r>
+        <w:rPr>
+          <w:rFonts w:ascii="Consolas" w:hAnsi="Consolas" w:eastAsia="Consolas"/>
+          <w:color w:val="4EC9B0"/>
+          <w:sz w:val="16"/>
+        </w:rPr>
+        <w:t>Str</w:t>
+      </w:r>
+      <w:r>
+        <w:rPr>
+          <w:rFonts w:ascii="Consolas" w:hAnsi="Consolas" w:eastAsia="Consolas"/>
+          <w:color w:val="D4D4D4"/>
+          <w:sz w:val="16"/>
+        </w:rPr>
+        <w:t>:</w:t>
+      </w:r>
+      <w:r>
+        <w:rPr>
+          <w:rFonts w:ascii="Consolas" w:hAnsi="Consolas" w:eastAsia="Consolas"/>
+          <w:color w:val="D4D4D4"/>
+          <w:sz w:val="16"/>
+        </w:rPr>
+        <w:t>:</w:t>
+      </w:r>
+      <w:r>
+        <w:rPr>
+          <w:rFonts w:ascii="Consolas" w:hAnsi="Consolas" w:eastAsia="Consolas"/>
+          <w:color w:val="DCDCAA"/>
+          <w:sz w:val="16"/>
+        </w:rPr>
+        <w:t>random</w:t>
+      </w:r>
+      <w:r>
+        <w:rPr>
+          <w:rFonts w:ascii="Consolas" w:hAnsi="Consolas" w:eastAsia="Consolas"/>
+          <w:color w:val="D4D4D4"/>
+          <w:sz w:val="16"/>
+        </w:rPr>
+        <w:t>(</w:t>
+      </w:r>
+      <w:r>
+        <w:rPr>
+          <w:rFonts w:ascii="Consolas" w:hAnsi="Consolas" w:eastAsia="Consolas"/>
+          <w:color w:val="D4D4D4"/>
+          <w:sz w:val="16"/>
+        </w:rPr>
+        <w:t>32</w:t>
+      </w:r>
+      <w:r>
+        <w:rPr>
+          <w:rFonts w:ascii="Consolas" w:hAnsi="Consolas" w:eastAsia="Consolas"/>
+          <w:color w:val="D4D4D4"/>
+          <w:sz w:val="16"/>
+        </w:rPr>
+        <w:t>)</w:t>
+      </w:r>
+      <w:r>
+        <w:rPr>
+          <w:rFonts w:ascii="Consolas" w:hAnsi="Consolas" w:eastAsia="Consolas"/>
+          <w:color w:val="D4D4D4"/>
+          <w:sz w:val="16"/>
+        </w:rPr>
+        <w:t>;</w:t>
+      </w:r>
+      <w:r>
+        <w:rPr>
+          <w:rFonts w:ascii="Consolas" w:hAnsi="Consolas" w:eastAsia="Consolas"/>
+          <w:color w:val="D4D4D4"/>
+          <w:sz w:val="16"/>
+        </w:rPr>
+        <w:t xml:space="preserve"> </w:t>
+      </w:r>
+      <w:r>
+        <w:rPr>
+          <w:rFonts w:ascii="Consolas" w:hAnsi="Consolas" w:eastAsia="Consolas"/>
+          <w:color w:val="6A9955"/>
+          <w:sz w:val="16"/>
+        </w:rPr>
+        <w:t>// &gt; 128 bit entropy</w:t>
+      </w:r>
+      <w:r>
+        <w:rPr>
+          <w:rFonts w:ascii="Consolas" w:hAnsi="Consolas" w:eastAsia="Consolas"/>
+          <w:color w:val="D4D4D4"/>
+          <w:sz w:val="16"/>
+        </w:rPr>
+        <w:br/>
+        <w:br/>
+        <w:t xml:space="preserve">        </w:t>
+      </w:r>
+      <w:r>
+        <w:rPr>
+          <w:rFonts w:ascii="Consolas" w:hAnsi="Consolas" w:eastAsia="Consolas"/>
+          <w:color w:val="9CDCFE"/>
+          <w:sz w:val="16"/>
+        </w:rPr>
+        <w:t>$table</w:t>
+      </w:r>
+      <w:r>
+        <w:rPr>
+          <w:rFonts w:ascii="Consolas" w:hAnsi="Consolas" w:eastAsia="Consolas"/>
+          <w:color w:val="D4D4D4"/>
+          <w:sz w:val="16"/>
+        </w:rPr>
+        <w:t>-</w:t>
+      </w:r>
+      <w:r>
+        <w:rPr>
+          <w:rFonts w:ascii="Consolas" w:hAnsi="Consolas" w:eastAsia="Consolas"/>
+          <w:color w:val="D4D4D4"/>
+          <w:sz w:val="16"/>
+        </w:rPr>
+        <w:t>&gt;</w:t>
+      </w:r>
+      <w:r>
+        <w:rPr>
+          <w:rFonts w:ascii="Consolas" w:hAnsi="Consolas" w:eastAsia="Consolas"/>
+          <w:color w:val="DCDCAA"/>
+          <w:sz w:val="16"/>
+        </w:rPr>
+        <w:t>update</w:t>
+      </w:r>
+      <w:r>
+        <w:rPr>
+          <w:rFonts w:ascii="Consolas" w:hAnsi="Consolas" w:eastAsia="Consolas"/>
+          <w:color w:val="D4D4D4"/>
+          <w:sz w:val="16"/>
+        </w:rPr>
+        <w:t>(</w:t>
+      </w:r>
+      <w:r>
+        <w:rPr>
+          <w:rFonts w:ascii="Consolas" w:hAnsi="Consolas" w:eastAsia="Consolas"/>
+          <w:color w:val="D4D4D4"/>
+          <w:sz w:val="16"/>
+        </w:rPr>
+        <w:t>[</w:t>
+      </w:r>
+      <w:r>
+        <w:rPr>
+          <w:rFonts w:ascii="Consolas" w:hAnsi="Consolas" w:eastAsia="Consolas"/>
+          <w:color w:val="D4D4D4"/>
+          <w:sz w:val="16"/>
+        </w:rPr>
+        <w:br/>
+        <w:t xml:space="preserve">            </w:t>
+      </w:r>
+      <w:r>
+        <w:rPr>
+          <w:rFonts w:ascii="Consolas" w:hAnsi="Consolas" w:eastAsia="Consolas"/>
+          <w:color w:val="CE9178"/>
+          <w:sz w:val="16"/>
+        </w:rPr>
+        <w:t>'qr_token_hash'</w:t>
+      </w:r>
+      <w:r>
+        <w:rPr>
+          <w:rFonts w:ascii="Consolas" w:hAnsi="Consolas" w:eastAsia="Consolas"/>
+          <w:color w:val="D4D4D4"/>
+          <w:sz w:val="16"/>
+        </w:rPr>
+        <w:t xml:space="preserve"> </w:t>
+      </w:r>
+      <w:r>
+        <w:rPr>
+          <w:rFonts w:ascii="Consolas" w:hAnsi="Consolas" w:eastAsia="Consolas"/>
+          <w:color w:val="D4D4D4"/>
+          <w:sz w:val="16"/>
+        </w:rPr>
+        <w:t>=</w:t>
+      </w:r>
+      <w:r>
+        <w:rPr>
+          <w:rFonts w:ascii="Consolas" w:hAnsi="Consolas" w:eastAsia="Consolas"/>
+          <w:color w:val="D4D4D4"/>
+          <w:sz w:val="16"/>
+        </w:rPr>
+        <w:t>&gt;</w:t>
+      </w:r>
+      <w:r>
+        <w:rPr>
+          <w:rFonts w:ascii="Consolas" w:hAnsi="Consolas" w:eastAsia="Consolas"/>
+          <w:color w:val="D4D4D4"/>
+          <w:sz w:val="16"/>
+        </w:rPr>
+        <w:t xml:space="preserve"> </w:t>
+      </w:r>
+      <w:r>
+        <w:rPr>
+          <w:rFonts w:ascii="Consolas" w:hAnsi="Consolas" w:eastAsia="Consolas"/>
+          <w:color w:val="DCDCAA"/>
+          <w:sz w:val="16"/>
+        </w:rPr>
+        <w:t>hash</w:t>
+      </w:r>
+      <w:r>
+        <w:rPr>
+          <w:rFonts w:ascii="Consolas" w:hAnsi="Consolas" w:eastAsia="Consolas"/>
+          <w:color w:val="D4D4D4"/>
+          <w:sz w:val="16"/>
+        </w:rPr>
+        <w:t>(</w:t>
+      </w:r>
+      <w:r>
+        <w:rPr>
+          <w:rFonts w:ascii="Consolas" w:hAnsi="Consolas" w:eastAsia="Consolas"/>
+          <w:color w:val="CE9178"/>
+          <w:sz w:val="16"/>
+        </w:rPr>
+        <w:t>'sha256'</w:t>
+      </w:r>
+      <w:r>
+        <w:rPr>
+          <w:rFonts w:ascii="Consolas" w:hAnsi="Consolas" w:eastAsia="Consolas"/>
+          <w:color w:val="D4D4D4"/>
+          <w:sz w:val="16"/>
+        </w:rPr>
+        <w:t>,</w:t>
+      </w:r>
+      <w:r>
+        <w:rPr>
+          <w:rFonts w:ascii="Consolas" w:hAnsi="Consolas" w:eastAsia="Consolas"/>
+          <w:color w:val="D4D4D4"/>
+          <w:sz w:val="16"/>
+        </w:rPr>
+        <w:t xml:space="preserve"> </w:t>
+      </w:r>
+      <w:r>
+        <w:rPr>
+          <w:rFonts w:ascii="Consolas" w:hAnsi="Consolas" w:eastAsia="Consolas"/>
+          <w:color w:val="9CDCFE"/>
+          <w:sz w:val="16"/>
+        </w:rPr>
+        <w:t>$plainToken</w:t>
+      </w:r>
+      <w:r>
+        <w:rPr>
+          <w:rFonts w:ascii="Consolas" w:hAnsi="Consolas" w:eastAsia="Consolas"/>
+          <w:color w:val="D4D4D4"/>
+          <w:sz w:val="16"/>
+        </w:rPr>
+        <w:t>,</w:t>
+      </w:r>
+      <w:r>
+        <w:rPr>
+          <w:rFonts w:ascii="Consolas" w:hAnsi="Consolas" w:eastAsia="Consolas"/>
+          <w:color w:val="D4D4D4"/>
+          <w:sz w:val="16"/>
+        </w:rPr>
+        <w:t xml:space="preserve"> </w:t>
+      </w:r>
+      <w:r>
+        <w:rPr>
+          <w:rFonts w:ascii="Consolas" w:hAnsi="Consolas" w:eastAsia="Consolas"/>
+          <w:color w:val="569CD6"/>
+          <w:sz w:val="16"/>
+        </w:rPr>
+        <w:t>true</w:t>
+      </w:r>
+      <w:r>
+        <w:rPr>
+          <w:rFonts w:ascii="Consolas" w:hAnsi="Consolas" w:eastAsia="Consolas"/>
+          <w:color w:val="D4D4D4"/>
+          <w:sz w:val="16"/>
+        </w:rPr>
+        <w:t>)</w:t>
+      </w:r>
+      <w:r>
+        <w:rPr>
+          <w:rFonts w:ascii="Consolas" w:hAnsi="Consolas" w:eastAsia="Consolas"/>
+          <w:color w:val="D4D4D4"/>
+          <w:sz w:val="16"/>
+        </w:rPr>
+        <w:t>,</w:t>
+      </w:r>
+      <w:r>
+        <w:rPr>
+          <w:rFonts w:ascii="Consolas" w:hAnsi="Consolas" w:eastAsia="Consolas"/>
+          <w:color w:val="D4D4D4"/>
+          <w:sz w:val="16"/>
+        </w:rPr>
+        <w:br/>
+        <w:t xml:space="preserve">            </w:t>
+      </w:r>
+      <w:r>
+        <w:rPr>
+          <w:rFonts w:ascii="Consolas" w:hAnsi="Consolas" w:eastAsia="Consolas"/>
+          <w:color w:val="CE9178"/>
+          <w:sz w:val="16"/>
+        </w:rPr>
+        <w:t>'qr_rotated_at'</w:t>
+      </w:r>
+      <w:r>
+        <w:rPr>
+          <w:rFonts w:ascii="Consolas" w:hAnsi="Consolas" w:eastAsia="Consolas"/>
+          <w:color w:val="D4D4D4"/>
+          <w:sz w:val="16"/>
+        </w:rPr>
+        <w:t xml:space="preserve"> </w:t>
+      </w:r>
+      <w:r>
+        <w:rPr>
+          <w:rFonts w:ascii="Consolas" w:hAnsi="Consolas" w:eastAsia="Consolas"/>
+          <w:color w:val="D4D4D4"/>
+          <w:sz w:val="16"/>
+        </w:rPr>
+        <w:t>=</w:t>
+      </w:r>
+      <w:r>
+        <w:rPr>
+          <w:rFonts w:ascii="Consolas" w:hAnsi="Consolas" w:eastAsia="Consolas"/>
+          <w:color w:val="D4D4D4"/>
+          <w:sz w:val="16"/>
+        </w:rPr>
+        <w:t>&gt;</w:t>
+      </w:r>
+      <w:r>
+        <w:rPr>
+          <w:rFonts w:ascii="Consolas" w:hAnsi="Consolas" w:eastAsia="Consolas"/>
+          <w:color w:val="D4D4D4"/>
+          <w:sz w:val="16"/>
+        </w:rPr>
+        <w:t xml:space="preserve"> </w:t>
+      </w:r>
+      <w:r>
+        <w:rPr>
+          <w:rFonts w:ascii="Consolas" w:hAnsi="Consolas" w:eastAsia="Consolas"/>
+          <w:color w:val="DCDCAA"/>
+          <w:sz w:val="16"/>
+        </w:rPr>
+        <w:t>now</w:t>
+      </w:r>
+      <w:r>
+        <w:rPr>
+          <w:rFonts w:ascii="Consolas" w:hAnsi="Consolas" w:eastAsia="Consolas"/>
+          <w:color w:val="D4D4D4"/>
+          <w:sz w:val="16"/>
+        </w:rPr>
+        <w:t>(</w:t>
+      </w:r>
+      <w:r>
+        <w:rPr>
+          <w:rFonts w:ascii="Consolas" w:hAnsi="Consolas" w:eastAsia="Consolas"/>
+          <w:color w:val="D4D4D4"/>
+          <w:sz w:val="16"/>
+        </w:rPr>
+        <w:t>)</w:t>
+      </w:r>
+      <w:r>
+        <w:rPr>
+          <w:rFonts w:ascii="Consolas" w:hAnsi="Consolas" w:eastAsia="Consolas"/>
+          <w:color w:val="D4D4D4"/>
+          <w:sz w:val="16"/>
+        </w:rPr>
+        <w:t>,</w:t>
+      </w:r>
+      <w:r>
+        <w:rPr>
+          <w:rFonts w:ascii="Consolas" w:hAnsi="Consolas" w:eastAsia="Consolas"/>
+          <w:color w:val="D4D4D4"/>
+          <w:sz w:val="16"/>
+        </w:rPr>
+        <w:br/>
+        <w:t xml:space="preserve">        </w:t>
+      </w:r>
+      <w:r>
+        <w:rPr>
+          <w:rFonts w:ascii="Consolas" w:hAnsi="Consolas" w:eastAsia="Consolas"/>
+          <w:color w:val="D4D4D4"/>
+          <w:sz w:val="16"/>
+        </w:rPr>
+        <w:t>]</w:t>
+      </w:r>
+      <w:r>
+        <w:rPr>
+          <w:rFonts w:ascii="Consolas" w:hAnsi="Consolas" w:eastAsia="Consolas"/>
+          <w:color w:val="D4D4D4"/>
+          <w:sz w:val="16"/>
+        </w:rPr>
+        <w:t>)</w:t>
+      </w:r>
+      <w:r>
+        <w:rPr>
+          <w:rFonts w:ascii="Consolas" w:hAnsi="Consolas" w:eastAsia="Consolas"/>
+          <w:color w:val="D4D4D4"/>
+          <w:sz w:val="16"/>
+        </w:rPr>
+        <w:t>;</w:t>
+      </w:r>
+      <w:r>
+        <w:rPr>
+          <w:rFonts w:ascii="Consolas" w:hAnsi="Consolas" w:eastAsia="Consolas"/>
+          <w:color w:val="D4D4D4"/>
+          <w:sz w:val="16"/>
+        </w:rPr>
+        <w:br/>
+        <w:br/>
+        <w:t xml:space="preserve">        </w:t>
+      </w:r>
+      <w:r>
+        <w:rPr>
+          <w:rFonts w:ascii="Consolas" w:hAnsi="Consolas" w:eastAsia="Consolas"/>
+          <w:color w:val="569CD6"/>
+          <w:sz w:val="16"/>
+        </w:rPr>
+        <w:t>return</w:t>
+      </w:r>
+      <w:r>
+        <w:rPr>
+          <w:rFonts w:ascii="Consolas" w:hAnsi="Consolas" w:eastAsia="Consolas"/>
+          <w:color w:val="D4D4D4"/>
+          <w:sz w:val="16"/>
+        </w:rPr>
+        <w:t xml:space="preserve"> </w:t>
+      </w:r>
+      <w:r>
+        <w:rPr>
+          <w:rFonts w:ascii="Consolas" w:hAnsi="Consolas" w:eastAsia="Consolas"/>
+          <w:color w:val="9CDCFE"/>
+          <w:sz w:val="16"/>
+        </w:rPr>
+        <w:t>$plainToken</w:t>
+      </w:r>
+      <w:r>
+        <w:rPr>
+          <w:rFonts w:ascii="Consolas" w:hAnsi="Consolas" w:eastAsia="Consolas"/>
+          <w:color w:val="D4D4D4"/>
+          <w:sz w:val="16"/>
+        </w:rPr>
+        <w:t>;</w:t>
+      </w:r>
+      <w:r>
+        <w:rPr>
+          <w:rFonts w:ascii="Consolas" w:hAnsi="Consolas" w:eastAsia="Consolas"/>
+          <w:color w:val="D4D4D4"/>
+          <w:sz w:val="16"/>
+        </w:rPr>
+        <w:t xml:space="preserve"> </w:t>
+      </w:r>
+      <w:r>
+        <w:rPr>
+          <w:rFonts w:ascii="Consolas" w:hAnsi="Consolas" w:eastAsia="Consolas"/>
+          <w:color w:val="6A9955"/>
+          <w:sz w:val="16"/>
+        </w:rPr>
+        <w:t>// tampilkan satu kali untuk QR baru</w:t>
+      </w:r>
+      <w:r>
+        <w:rPr>
+          <w:rFonts w:ascii="Consolas" w:hAnsi="Consolas" w:eastAsia="Consolas"/>
+          <w:color w:val="D4D4D4"/>
+          <w:sz w:val="16"/>
+        </w:rPr>
+        <w:br/>
         <w:t xml:space="preserve">    </w:t>
       </w:r>
       <w:r>
         <w:rPr>
-          <w:rFonts w:ascii="Consolas" w:hAnsi="Consolas"/>
-          <w:b/>
-          <w:color w:val="000080"/>
+          <w:rFonts w:ascii="Consolas" w:hAnsi="Consolas" w:eastAsia="Consolas"/>
+          <w:color w:val="D4D4D4"/>
           <w:sz w:val="16"/>
         </w:rPr>
-        <w:t xml:space="preserve">return</w:t>
-      </w:r>
-      <w:r>
-        <w:rPr>
-          <w:rFonts w:ascii="Consolas" w:hAnsi="Consolas"/>
-          <w:color w:val="262626"/>
+        <w:t>}</w:t>
+      </w:r>
+      <w:r>
+        <w:rPr>
+          <w:rFonts w:ascii="Consolas" w:hAnsi="Consolas" w:eastAsia="Consolas"/>
+          <w:color w:val="D4D4D4"/>
           <w:sz w:val="16"/>
         </w:rPr>
-        <w:t xml:space="preserve"> </w:t>
-      </w:r>
-      <w:r>
-        <w:rPr>
-          <w:rFonts w:ascii="Consolas" w:hAnsi="Consolas"/>
-          <w:color w:val="267F99"/>
+        <w:t>)</w:t>
+      </w:r>
+      <w:r>
+        <w:rPr>
+          <w:rFonts w:ascii="Consolas" w:hAnsi="Consolas" w:eastAsia="Consolas"/>
+          <w:color w:val="D4D4D4"/>
           <w:sz w:val="16"/>
         </w:rPr>
-        <w:t xml:space="preserve">DB</w:t>
-      </w:r>
-      <w:r>
-        <w:rPr>
-          <w:rFonts w:ascii="Consolas" w:hAnsi="Consolas"/>
-          <w:color w:val="262626"/>
+        <w:t>;</w:t>
+      </w:r>
+      <w:r>
+        <w:rPr>
+          <w:rFonts w:ascii="Consolas" w:hAnsi="Consolas" w:eastAsia="Consolas"/>
+          <w:color w:val="D4D4D4"/>
           <w:sz w:val="16"/>
         </w:rPr>
-        <w:t xml:space="preserve">::</w:t>
-      </w:r>
-      <w:r>
-        <w:rPr>
-          <w:rFonts w:ascii="Consolas" w:hAnsi="Consolas"/>
-          <w:color w:val="795E26"/>
+        <w:br/>
+      </w:r>
+      <w:r>
+        <w:rPr>
+          <w:rFonts w:ascii="Consolas" w:hAnsi="Consolas" w:eastAsia="Consolas"/>
+          <w:color w:val="D4D4D4"/>
           <w:sz w:val="16"/>
         </w:rPr>
-        <w:t xml:space="preserve">transaction</w:t>
-      </w:r>
-      <w:r>
-        <w:rPr>
-          <w:rFonts w:ascii="Consolas" w:hAnsi="Consolas"/>
-          <w:color w:val="262626"/>
-          <w:sz w:val="16"/>
-        </w:rPr>
-        <w:t xml:space="preserve">(</w:t>
-      </w:r>
-      <w:r>
-        <w:rPr>
-          <w:rFonts w:ascii="Consolas" w:hAnsi="Consolas"/>
-          <w:b/>
-          <w:color w:val="000080"/>
-          <w:sz w:val="16"/>
-        </w:rPr>
-        <w:t xml:space="preserve">function</w:t>
-      </w:r>
-      <w:r>
-        <w:rPr>
-          <w:rFonts w:ascii="Consolas" w:hAnsi="Consolas"/>
-          <w:color w:val="262626"/>
-          <w:sz w:val="16"/>
-        </w:rPr>
-        <w:t xml:space="preserve"> () </w:t>
-      </w:r>
-      <w:r>
-        <w:rPr>
-          <w:rFonts w:ascii="Consolas" w:hAnsi="Consolas"/>
-          <w:b/>
-          <w:color w:val="000080"/>
-          <w:sz w:val="16"/>
-        </w:rPr>
-        <w:t xml:space="preserve">use</w:t>
-      </w:r>
-      <w:r>
-        <w:rPr>
-          <w:rFonts w:ascii="Consolas" w:hAnsi="Consolas"/>
-          <w:color w:val="262626"/>
-          <w:sz w:val="16"/>
-        </w:rPr>
-        <w:t xml:space="preserve"> (</w:t>
-      </w:r>
-      <w:r>
-        <w:rPr>
-          <w:rFonts w:ascii="Consolas" w:hAnsi="Consolas"/>
-          <w:color w:val="660E7A"/>
-          <w:sz w:val="16"/>
-        </w:rPr>
-        <w:t xml:space="preserve">$tableId</w:t>
-      </w:r>
-      <w:r>
-        <w:rPr>
-          <w:rFonts w:ascii="Consolas" w:hAnsi="Consolas"/>
-          <w:color w:val="262626"/>
-          <w:sz w:val="16"/>
-        </w:rPr>
-        <w:t xml:space="preserve">): </w:t>
-      </w:r>
-      <w:r>
-        <w:rPr>
-          <w:rFonts w:ascii="Consolas" w:hAnsi="Consolas"/>
-          <w:b/>
-          <w:color w:val="000080"/>
-          <w:sz w:val="16"/>
-        </w:rPr>
-        <w:t xml:space="preserve">string</w:t>
-      </w:r>
-      <w:r>
-        <w:rPr>
-          <w:rFonts w:ascii="Consolas" w:hAnsi="Consolas"/>
-          <w:color w:val="262626"/>
-          <w:sz w:val="16"/>
-        </w:rPr>
-        <w:t xml:space="preserve"> {</w:t>
-      </w:r>
-      <w:r>
-        <w:br/>
-      </w:r>
-      <w:r>
-        <w:rPr>
-          <w:rFonts w:ascii="Consolas" w:hAnsi="Consolas"/>
-          <w:color w:val="262626"/>
-          <w:sz w:val="16"/>
-        </w:rPr>
-        <w:t xml:space="preserve">        </w:t>
-      </w:r>
-      <w:r>
-        <w:rPr>
-          <w:rFonts w:ascii="Consolas" w:hAnsi="Consolas"/>
-          <w:color w:val="660E7A"/>
-          <w:sz w:val="16"/>
-        </w:rPr>
-        <w:t xml:space="preserve">$table</w:t>
-      </w:r>
-      <w:r>
-        <w:rPr>
-          <w:rFonts w:ascii="Consolas" w:hAnsi="Consolas"/>
-          <w:color w:val="262626"/>
-          <w:sz w:val="16"/>
-        </w:rPr>
-        <w:t xml:space="preserve"> = </w:t>
-      </w:r>
-      <w:r>
-        <w:rPr>
-          <w:rFonts w:ascii="Consolas" w:hAnsi="Consolas"/>
-          <w:color w:val="267F99"/>
-          <w:sz w:val="16"/>
-        </w:rPr>
-        <w:t xml:space="preserve">DiningTable</w:t>
-      </w:r>
-      <w:r>
-        <w:rPr>
-          <w:rFonts w:ascii="Consolas" w:hAnsi="Consolas"/>
-          <w:color w:val="262626"/>
-          <w:sz w:val="16"/>
-        </w:rPr>
-        <w:t xml:space="preserve">::</w:t>
-      </w:r>
-      <w:r>
-        <w:rPr>
-          <w:rFonts w:ascii="Consolas" w:hAnsi="Consolas"/>
-          <w:color w:val="795E26"/>
-          <w:sz w:val="16"/>
-        </w:rPr>
-        <w:t xml:space="preserve">query</w:t>
-      </w:r>
-      <w:r>
-        <w:rPr>
-          <w:rFonts w:ascii="Consolas" w:hAnsi="Consolas"/>
-          <w:color w:val="262626"/>
-          <w:sz w:val="16"/>
-        </w:rPr>
-        <w:t xml:space="preserve">()</w:t>
-      </w:r>
-      <w:r>
-        <w:br/>
-      </w:r>
-      <w:r>
-        <w:rPr>
-          <w:rFonts w:ascii="Consolas" w:hAnsi="Consolas"/>
-          <w:color w:val="262626"/>
-          <w:sz w:val="16"/>
-        </w:rPr>
-        <w:t xml:space="preserve">            -&gt;</w:t>
-      </w:r>
-      <w:r>
-        <w:rPr>
-          <w:rFonts w:ascii="Consolas" w:hAnsi="Consolas"/>
-          <w:color w:val="795E26"/>
-          <w:sz w:val="16"/>
-        </w:rPr>
-        <w:t xml:space="preserve">lockForUpdate</w:t>
-      </w:r>
-      <w:r>
-        <w:rPr>
-          <w:rFonts w:ascii="Consolas" w:hAnsi="Consolas"/>
-          <w:color w:val="262626"/>
-          <w:sz w:val="16"/>
-        </w:rPr>
-        <w:t xml:space="preserve">()</w:t>
-      </w:r>
-      <w:r>
-        <w:br/>
-      </w:r>
-      <w:r>
-        <w:rPr>
-          <w:rFonts w:ascii="Consolas" w:hAnsi="Consolas"/>
-          <w:color w:val="262626"/>
-          <w:sz w:val="16"/>
-        </w:rPr>
-        <w:t xml:space="preserve">            -&gt;</w:t>
-      </w:r>
-      <w:r>
-        <w:rPr>
-          <w:rFonts w:ascii="Consolas" w:hAnsi="Consolas"/>
-          <w:color w:val="795E26"/>
-          <w:sz w:val="16"/>
-        </w:rPr>
-        <w:t xml:space="preserve">findOrFail</w:t>
-      </w:r>
-      <w:r>
-        <w:rPr>
-          <w:rFonts w:ascii="Consolas" w:hAnsi="Consolas"/>
-          <w:color w:val="262626"/>
-          <w:sz w:val="16"/>
-        </w:rPr>
-        <w:t xml:space="preserve">(</w:t>
-      </w:r>
-      <w:r>
-        <w:rPr>
-          <w:rFonts w:ascii="Consolas" w:hAnsi="Consolas"/>
-          <w:color w:val="660E7A"/>
-          <w:sz w:val="16"/>
-        </w:rPr>
-        <w:t xml:space="preserve">$tableId</w:t>
-      </w:r>
-      <w:r>
-        <w:rPr>
-          <w:rFonts w:ascii="Consolas" w:hAnsi="Consolas"/>
-          <w:color w:val="262626"/>
-          <w:sz w:val="16"/>
-        </w:rPr>
-        <w:t xml:space="preserve">);</w:t>
-      </w:r>
-      <w:r>
-        <w:br/>
-      </w:r>
-      <w:r>
-        <w:br/>
-      </w:r>
-      <w:r>
-        <w:rPr>
-          <w:rFonts w:ascii="Consolas" w:hAnsi="Consolas"/>
-          <w:color w:val="262626"/>
-          <w:sz w:val="16"/>
-        </w:rPr>
-        <w:t xml:space="preserve">        </w:t>
-      </w:r>
-      <w:r>
-        <w:rPr>
-          <w:rFonts w:ascii="Consolas" w:hAnsi="Consolas"/>
-          <w:color w:val="660E7A"/>
-          <w:sz w:val="16"/>
-        </w:rPr>
-        <w:t xml:space="preserve">$plainToken</w:t>
-      </w:r>
-      <w:r>
-        <w:rPr>
-          <w:rFonts w:ascii="Consolas" w:hAnsi="Consolas"/>
-          <w:color w:val="262626"/>
-          <w:sz w:val="16"/>
-        </w:rPr>
-        <w:t xml:space="preserve"> = </w:t>
-      </w:r>
-      <w:r>
-        <w:rPr>
-          <w:rFonts w:ascii="Consolas" w:hAnsi="Consolas"/>
-          <w:color w:val="267F99"/>
-          <w:sz w:val="16"/>
-        </w:rPr>
-        <w:t xml:space="preserve">Str</w:t>
-      </w:r>
-      <w:r>
-        <w:rPr>
-          <w:rFonts w:ascii="Consolas" w:hAnsi="Consolas"/>
-          <w:color w:val="262626"/>
-          <w:sz w:val="16"/>
-        </w:rPr>
-        <w:t xml:space="preserve">::</w:t>
-      </w:r>
-      <w:r>
-        <w:rPr>
-          <w:rFonts w:ascii="Consolas" w:hAnsi="Consolas"/>
-          <w:color w:val="795E26"/>
-          <w:sz w:val="16"/>
-        </w:rPr>
-        <w:t xml:space="preserve">random</w:t>
-      </w:r>
-      <w:r>
-        <w:rPr>
-          <w:rFonts w:ascii="Consolas" w:hAnsi="Consolas"/>
-          <w:color w:val="262626"/>
-          <w:sz w:val="16"/>
-        </w:rPr>
-        <w:t xml:space="preserve">(</w:t>
-      </w:r>
-      <w:r>
-        <w:rPr>
-          <w:rFonts w:ascii="Consolas" w:hAnsi="Consolas"/>
-          <w:color w:val="0073E6"/>
-          <w:sz w:val="16"/>
-        </w:rPr>
-        <w:t xml:space="preserve">32</w:t>
-      </w:r>
-      <w:r>
-        <w:rPr>
-          <w:rFonts w:ascii="Consolas" w:hAnsi="Consolas"/>
-          <w:color w:val="262626"/>
-          <w:sz w:val="16"/>
-        </w:rPr>
-        <w:t xml:space="preserve">); </w:t>
-      </w:r>
-      <w:r>
-        <w:rPr>
-          <w:rFonts w:ascii="Consolas" w:hAnsi="Consolas"/>
-          <w:i/>
-          <w:color w:val="808080"/>
-          <w:sz w:val="16"/>
-        </w:rPr>
-        <w:t xml:space="preserve">// &gt; 128 bit entropy</w:t>
-      </w:r>
-      <w:r>
-        <w:br/>
-      </w:r>
-      <w:r>
-        <w:br/>
-      </w:r>
-      <w:r>
-        <w:rPr>
-          <w:rFonts w:ascii="Consolas" w:hAnsi="Consolas"/>
-          <w:color w:val="262626"/>
-          <w:sz w:val="16"/>
-        </w:rPr>
-        <w:t xml:space="preserve">        </w:t>
-      </w:r>
-      <w:r>
-        <w:rPr>
-          <w:rFonts w:ascii="Consolas" w:hAnsi="Consolas"/>
-          <w:color w:val="660E7A"/>
-          <w:sz w:val="16"/>
-        </w:rPr>
-        <w:t xml:space="preserve">$table</w:t>
-      </w:r>
-      <w:r>
-        <w:rPr>
-          <w:rFonts w:ascii="Consolas" w:hAnsi="Consolas"/>
-          <w:color w:val="262626"/>
-          <w:sz w:val="16"/>
-        </w:rPr>
-        <w:t xml:space="preserve">-&gt;</w:t>
-      </w:r>
-      <w:r>
-        <w:rPr>
-          <w:rFonts w:ascii="Consolas" w:hAnsi="Consolas"/>
-          <w:color w:val="795E26"/>
-          <w:sz w:val="16"/>
-        </w:rPr>
-        <w:t xml:space="preserve">update</w:t>
-      </w:r>
-      <w:r>
-        <w:rPr>
-          <w:rFonts w:ascii="Consolas" w:hAnsi="Consolas"/>
-          <w:color w:val="262626"/>
-          <w:sz w:val="16"/>
-        </w:rPr>
-        <w:t xml:space="preserve">([</w:t>
-      </w:r>
-      <w:r>
-        <w:br/>
-      </w:r>
-      <w:r>
-        <w:rPr>
-          <w:rFonts w:ascii="Consolas" w:hAnsi="Consolas"/>
-          <w:color w:val="262626"/>
-          <w:sz w:val="16"/>
-        </w:rPr>
-        <w:t xml:space="preserve">            </w:t>
-      </w:r>
-      <w:r>
-        <w:rPr>
-          <w:rFonts w:ascii="Consolas" w:hAnsi="Consolas"/>
-          <w:color w:val="00733B"/>
-          <w:sz w:val="16"/>
-        </w:rPr>
-        <w:t xml:space="preserve">'qr_token_hash'</w:t>
-      </w:r>
-      <w:r>
-        <w:rPr>
-          <w:rFonts w:ascii="Consolas" w:hAnsi="Consolas"/>
-          <w:color w:val="262626"/>
-          <w:sz w:val="16"/>
-        </w:rPr>
-        <w:t xml:space="preserve"> =&gt; </w:t>
-      </w:r>
-      <w:r>
-        <w:rPr>
-          <w:rFonts w:ascii="Consolas" w:hAnsi="Consolas"/>
-          <w:color w:val="795E26"/>
-          <w:sz w:val="16"/>
-        </w:rPr>
-        <w:t xml:space="preserve">hash</w:t>
-      </w:r>
-      <w:r>
-        <w:rPr>
-          <w:rFonts w:ascii="Consolas" w:hAnsi="Consolas"/>
-          <w:color w:val="262626"/>
-          <w:sz w:val="16"/>
-        </w:rPr>
-        <w:t xml:space="preserve">(</w:t>
-      </w:r>
-      <w:r>
-        <w:rPr>
-          <w:rFonts w:ascii="Consolas" w:hAnsi="Consolas"/>
-          <w:color w:val="00733B"/>
-          <w:sz w:val="16"/>
-        </w:rPr>
-        <w:t xml:space="preserve">'sha256'</w:t>
-      </w:r>
-      <w:r>
-        <w:rPr>
-          <w:rFonts w:ascii="Consolas" w:hAnsi="Consolas"/>
-          <w:color w:val="262626"/>
-          <w:sz w:val="16"/>
-        </w:rPr>
-        <w:t xml:space="preserve">, </w:t>
-      </w:r>
-      <w:r>
-        <w:rPr>
-          <w:rFonts w:ascii="Consolas" w:hAnsi="Consolas"/>
-          <w:color w:val="660E7A"/>
-          <w:sz w:val="16"/>
-        </w:rPr>
-        <w:t xml:space="preserve">$plainToken</w:t>
-      </w:r>
-      <w:r>
-        <w:rPr>
-          <w:rFonts w:ascii="Consolas" w:hAnsi="Consolas"/>
-          <w:color w:val="262626"/>
-          <w:sz w:val="16"/>
-        </w:rPr>
-        <w:t xml:space="preserve">, </w:t>
-      </w:r>
-      <w:r>
-        <w:rPr>
-          <w:rFonts w:ascii="Consolas" w:hAnsi="Consolas"/>
-          <w:b/>
-          <w:color w:val="000080"/>
-          <w:sz w:val="16"/>
-        </w:rPr>
-        <w:t xml:space="preserve">true</w:t>
-      </w:r>
-      <w:r>
-        <w:rPr>
-          <w:rFonts w:ascii="Consolas" w:hAnsi="Consolas"/>
-          <w:color w:val="262626"/>
-          <w:sz w:val="16"/>
-        </w:rPr>
-        <w:t xml:space="preserve">),</w:t>
-      </w:r>
-      <w:r>
-        <w:br/>
-      </w:r>
-      <w:r>
-        <w:rPr>
-          <w:rFonts w:ascii="Consolas" w:hAnsi="Consolas"/>
-          <w:color w:val="262626"/>
-          <w:sz w:val="16"/>
-        </w:rPr>
-        <w:t xml:space="preserve">            </w:t>
-      </w:r>
-      <w:r>
-        <w:rPr>
-          <w:rFonts w:ascii="Consolas" w:hAnsi="Consolas"/>
-          <w:color w:val="00733B"/>
-          <w:sz w:val="16"/>
-        </w:rPr>
-        <w:t xml:space="preserve">'qr_rotated_at'</w:t>
-      </w:r>
-      <w:r>
-        <w:rPr>
-          <w:rFonts w:ascii="Consolas" w:hAnsi="Consolas"/>
-          <w:color w:val="262626"/>
-          <w:sz w:val="16"/>
-        </w:rPr>
-        <w:t xml:space="preserve"> =&gt; </w:t>
-      </w:r>
-      <w:r>
-        <w:rPr>
-          <w:rFonts w:ascii="Consolas" w:hAnsi="Consolas"/>
-          <w:color w:val="795E26"/>
-          <w:sz w:val="16"/>
-        </w:rPr>
-        <w:t xml:space="preserve">now</w:t>
-      </w:r>
-      <w:r>
-        <w:rPr>
-          <w:rFonts w:ascii="Consolas" w:hAnsi="Consolas"/>
-          <w:color w:val="262626"/>
-          <w:sz w:val="16"/>
-        </w:rPr>
-        <w:t xml:space="preserve">(),</w:t>
-      </w:r>
-      <w:r>
-        <w:br/>
-      </w:r>
-      <w:r>
-        <w:rPr>
-          <w:rFonts w:ascii="Consolas" w:hAnsi="Consolas"/>
-          <w:color w:val="262626"/>
-          <w:sz w:val="16"/>
-        </w:rPr>
-        <w:t xml:space="preserve">        ]);</w:t>
-      </w:r>
-      <w:r>
-        <w:br/>
-      </w:r>
-      <w:r>
-        <w:br/>
-      </w:r>
-      <w:r>
-        <w:rPr>
-          <w:rFonts w:ascii="Consolas" w:hAnsi="Consolas"/>
-          <w:color w:val="262626"/>
-          <w:sz w:val="16"/>
-        </w:rPr>
-        <w:t xml:space="preserve">        </w:t>
-      </w:r>
-      <w:r>
-        <w:rPr>
-          <w:rFonts w:ascii="Consolas" w:hAnsi="Consolas"/>
-          <w:b/>
-          <w:color w:val="000080"/>
-          <w:sz w:val="16"/>
-        </w:rPr>
-        <w:t xml:space="preserve">return</w:t>
-      </w:r>
-      <w:r>
-        <w:rPr>
-          <w:rFonts w:ascii="Consolas" w:hAnsi="Consolas"/>
-          <w:color w:val="262626"/>
-          <w:sz w:val="16"/>
-        </w:rPr>
-        <w:t xml:space="preserve"> </w:t>
-      </w:r>
-      <w:r>
-        <w:rPr>
-          <w:rFonts w:ascii="Consolas" w:hAnsi="Consolas"/>
-          <w:color w:val="660E7A"/>
-          <w:sz w:val="16"/>
-        </w:rPr>
-        <w:t xml:space="preserve">$plainToken</w:t>
-      </w:r>
-      <w:r>
-        <w:rPr>
-          <w:rFonts w:ascii="Consolas" w:hAnsi="Consolas"/>
-          <w:color w:val="262626"/>
-          <w:sz w:val="16"/>
-        </w:rPr>
-        <w:t xml:space="preserve">; </w:t>
-      </w:r>
-      <w:r>
-        <w:rPr>
-          <w:rFonts w:ascii="Consolas" w:hAnsi="Consolas"/>
-          <w:i/>
-          <w:color w:val="808080"/>
-          <w:sz w:val="16"/>
-        </w:rPr>
-        <w:t xml:space="preserve">// tampilkan satu kali untuk QR baru</w:t>
-      </w:r>
-      <w:r>
-        <w:br/>
-      </w:r>
-      <w:r>
-        <w:rPr>
-          <w:rFonts w:ascii="Consolas" w:hAnsi="Consolas"/>
-          <w:color w:val="262626"/>
-          <w:sz w:val="16"/>
-        </w:rPr>
-        <w:t xml:space="preserve">    });</w:t>
-      </w:r>
-      <w:r>
-        <w:br/>
-      </w:r>
-      <w:r>
-        <w:rPr>
-          <w:rFonts w:ascii="Consolas" w:hAnsi="Consolas"/>
-          <w:color w:val="262626"/>
-          <w:sz w:val="16"/>
-        </w:rPr>
-        <w:t xml:space="preserve">}</w:t>
+        <w:t>}</w:t>
       </w:r>
     </w:p>
     <w:p>
@@ -2933,6 +3257,236 @@
     </w:p>
     <w:p>
       <w:pPr>
+        <w:pStyle w:val="ListBody"/>
+      </w:pPr>
+      <w:r>
+        <w:rPr>
+          <w:rFonts w:ascii="Aptos" w:hAnsi="Aptos"/>
+          <w:color w:val="1F2937"/>
+          <w:sz w:val="19"/>
+        </w:rPr>
+        <w:t xml:space="preserve">Perintah pembuatan berkas tahap ini (diverifikasi pada Laravel 13.25; baris # INFO adalah output nyata). Jalankan dari root repository, lalu isi berkas sesuai langkah di atas.</w:t>
+      </w:r>
+    </w:p>
+    <w:p>
+      <w:pPr>
+        <w:pStyle w:val="CodeHeader"/>
+        <w:shd w:fill="2D2D30"/>
+        <w:pBdr>
+          <w:left w:val="single" w:sz="4" w:space="8" w:color="2D2D30"/>
+        </w:pBdr>
+      </w:pPr>
+      <w:r>
+        <w:rPr>
+          <w:rFonts w:ascii="Consolas" w:hAnsi="Consolas"/>
+          <w:b/>
+          <w:color w:val="FFFFFF"/>
+          <w:sz w:val="16"/>
+        </w:rPr>
+        <w:t xml:space="preserve">BUAT FILE — MODUL 6 TAHAP 1   •   terminal pada root repository   •   BASH</w:t>
+      </w:r>
+    </w:p>
+    <w:p>
+      <w:pPr>
+        <w:pStyle w:val="CodeBlock"/>
+        <w:shd w:fill="1E1E1E"/>
+        <w:pBdr>
+          <w:left w:val="single" w:sz="4" w:space="8" w:color="1E1E1E"/>
+        </w:pBdr>
+      </w:pPr>
+      <w:r>
+        <w:rPr>
+          <w:rFonts w:ascii="Consolas" w:hAnsi="Consolas"/>
+          <w:color w:val="D4D4D4"/>
+          <w:sz w:val="16"/>
+        </w:rPr>
+        <w:t xml:space="preserve">php artisan make:model TableQrToken</w:t>
+        <w:br/>
+      </w:r>
+      <w:r>
+        <w:rPr>
+          <w:rFonts w:ascii="Consolas" w:hAnsi="Consolas"/>
+          <w:color w:val="6A9955"/>
+          <w:sz w:val="16"/>
+        </w:rPr>
+        <w:t xml:space="preserve">#   INFO Model [app/Models/TableQrToken.php] created successfully.</w:t>
+        <w:br/>
+      </w:r>
+      <w:r>
+        <w:rPr>
+          <w:rFonts w:ascii="Consolas" w:hAnsi="Consolas"/>
+          <w:color w:val="D4D4D4"/>
+          <w:sz w:val="16"/>
+        </w:rPr>
+        <w:t xml:space="preserve">php artisan make:model CustomerSession</w:t>
+        <w:br/>
+      </w:r>
+      <w:r>
+        <w:rPr>
+          <w:rFonts w:ascii="Consolas" w:hAnsi="Consolas"/>
+          <w:color w:val="6A9955"/>
+          <w:sz w:val="16"/>
+        </w:rPr>
+        <w:t xml:space="preserve">#   INFO Model [app/Models/CustomerSession.php] created successfully.</w:t>
+        <w:br/>
+      </w:r>
+      <w:r>
+        <w:rPr>
+          <w:rFonts w:ascii="Consolas" w:hAnsi="Consolas"/>
+          <w:color w:val="6A9955"/>
+          <w:sz w:val="16"/>
+        </w:rPr>
+        <w:t xml:space="preserve"># manual (shell)</w:t>
+        <w:br/>
+      </w:r>
+      <w:r>
+        <w:rPr>
+          <w:rFonts w:ascii="Consolas" w:hAnsi="Consolas"/>
+          <w:color w:val="D4D4D4"/>
+          <w:sz w:val="16"/>
+        </w:rPr>
+        <w:t xml:space="preserve">touch docs/adr/0010-qr-opaque-token-and-anonymous-session.md</w:t>
+      </w:r>
+    </w:p>
+    <w:p>
+      <w:pPr>
+        <w:pStyle w:val="ListBody"/>
+        <w:numPr>
+          <w:ilvl w:val="0"/>
+          <w:numId w:val="10"/>
+        </w:numPr>
+      </w:pPr>
+      <w:r>
+        <w:rPr>
+          <w:rFonts w:ascii="Consolas" w:hAnsi="Consolas"/>
+          <w:color w:val="C11B12"/>
+          <w:sz w:val="17"/>
+          <w:shd w:fill="ECEFF3"/>
+        </w:rPr>
+        <w:t xml:space="preserve">php artisan make:model TableQrToken</w:t>
+      </w:r>
+      <w:r>
+        <w:rPr>
+          <w:rFonts w:ascii="Aptos" w:hAnsi="Aptos"/>
+          <w:color w:val="1F2937"/>
+          <w:sz w:val="19"/>
+        </w:rPr>
+        <w:t xml:space="preserve"> — Model token QR meja (hash SHA-256 saja, bukan token mentah; status aktif/dicabut). Hasil: </w:t>
+      </w:r>
+      <w:r>
+        <w:rPr>
+          <w:rFonts w:ascii="Consolas" w:hAnsi="Consolas"/>
+          <w:color w:val="C11B12"/>
+          <w:sz w:val="17"/>
+          <w:shd w:fill="ECEFF3"/>
+        </w:rPr>
+        <w:t xml:space="preserve">app/Models/TableQrToken.php</w:t>
+      </w:r>
+      <w:r>
+        <w:rPr>
+          <w:rFonts w:ascii="Aptos" w:hAnsi="Aptos"/>
+          <w:color w:val="1F2937"/>
+          <w:sz w:val="19"/>
+        </w:rPr>
+        <w:t xml:space="preserve">.</w:t>
+      </w:r>
+    </w:p>
+    <w:p>
+      <w:pPr>
+        <w:pStyle w:val="ListBody"/>
+        <w:numPr>
+          <w:ilvl w:val="0"/>
+          <w:numId w:val="10"/>
+        </w:numPr>
+      </w:pPr>
+      <w:r>
+        <w:rPr>
+          <w:rFonts w:ascii="Consolas" w:hAnsi="Consolas"/>
+          <w:color w:val="C11B12"/>
+          <w:sz w:val="17"/>
+          <w:shd w:fill="ECEFF3"/>
+        </w:rPr>
+        <w:t xml:space="preserve">php artisan make:model CustomerSession</w:t>
+      </w:r>
+      <w:r>
+        <w:rPr>
+          <w:rFonts w:ascii="Aptos" w:hAnsi="Aptos"/>
+          <w:color w:val="1F2937"/>
+          <w:sz w:val="19"/>
+        </w:rPr>
+        <w:t xml:space="preserve"> — Model sesi pelanggan anonim (ULID, terikat canteen + meja, kedaluwarsa). Hasil: </w:t>
+      </w:r>
+      <w:r>
+        <w:rPr>
+          <w:rFonts w:ascii="Consolas" w:hAnsi="Consolas"/>
+          <w:color w:val="C11B12"/>
+          <w:sz w:val="17"/>
+          <w:shd w:fill="ECEFF3"/>
+        </w:rPr>
+        <w:t xml:space="preserve">app/Models/CustomerSession.php</w:t>
+      </w:r>
+      <w:r>
+        <w:rPr>
+          <w:rFonts w:ascii="Aptos" w:hAnsi="Aptos"/>
+          <w:color w:val="1F2937"/>
+          <w:sz w:val="19"/>
+        </w:rPr>
+        <w:t xml:space="preserve">.</w:t>
+      </w:r>
+    </w:p>
+    <w:p>
+      <w:pPr>
+        <w:pStyle w:val="ListBody"/>
+        <w:numPr>
+          <w:ilvl w:val="0"/>
+          <w:numId w:val="10"/>
+        </w:numPr>
+      </w:pPr>
+      <w:r>
+        <w:rPr>
+          <w:rFonts w:ascii="Aptos" w:hAnsi="Aptos"/>
+          <w:color w:val="1F2937"/>
+          <w:sz w:val="19"/>
+        </w:rPr>
+        <w:t xml:space="preserve">Manual: </w:t>
+      </w:r>
+      <w:r>
+        <w:rPr>
+          <w:rFonts w:ascii="Consolas" w:hAnsi="Consolas"/>
+          <w:color w:val="C11B12"/>
+          <w:sz w:val="17"/>
+          <w:shd w:fill="ECEFF3"/>
+        </w:rPr>
+        <w:t xml:space="preserve">touch docs/adr/0010-qr-opaque-token-and-anonymous-session.md</w:t>
+      </w:r>
+      <w:r>
+        <w:rPr>
+          <w:rFonts w:ascii="Aptos" w:hAnsi="Aptos"/>
+          <w:color w:val="1F2937"/>
+          <w:sz w:val="19"/>
+        </w:rPr>
+        <w:t xml:space="preserve"> — ADR token opaque + sesi anonim (Markdown, manual). Hasil: </w:t>
+      </w:r>
+      <w:r>
+        <w:rPr>
+          <w:rFonts w:ascii="Consolas" w:hAnsi="Consolas"/>
+          <w:color w:val="C11B12"/>
+          <w:sz w:val="17"/>
+          <w:shd w:fill="ECEFF3"/>
+        </w:rPr>
+        <w:t xml:space="preserve">docs/adr/0010-qr-opaque-token-and-anonymous-session.md</w:t>
+      </w:r>
+      <w:r>
+        <w:rPr>
+          <w:rFonts w:ascii="Aptos" w:hAnsi="Aptos"/>
+          <w:color w:val="1F2937"/>
+          <w:sz w:val="19"/>
+        </w:rPr>
+        <w:t xml:space="preserve">.</w:t>
+      </w:r>
+    </w:p>
+    <w:p>
+      <w:pPr>
         <w:pStyle w:val="TutorialObserve"/>
         <w:shd w:fill="FFF4D6" w:val="clear"/>
         <w:pBdr>
@@ -3105,6 +3659,323 @@
     </w:p>
     <w:p>
       <w:pPr>
+        <w:pStyle w:val="ListBody"/>
+      </w:pPr>
+      <w:r>
+        <w:rPr>
+          <w:rFonts w:ascii="Aptos" w:hAnsi="Aptos"/>
+          <w:color w:val="1F2937"/>
+          <w:sz w:val="19"/>
+        </w:rPr>
+        <w:t xml:space="preserve">Perintah pembuatan berkas tahap ini (diverifikasi pada Laravel 13.25; baris # INFO adalah output nyata). Jalankan dari root repository, lalu isi berkas sesuai langkah di atas.</w:t>
+      </w:r>
+    </w:p>
+    <w:p>
+      <w:pPr>
+        <w:pStyle w:val="CodeHeader"/>
+        <w:shd w:fill="2D2D30"/>
+        <w:pBdr>
+          <w:left w:val="single" w:sz="4" w:space="8" w:color="2D2D30"/>
+        </w:pBdr>
+      </w:pPr>
+      <w:r>
+        <w:rPr>
+          <w:rFonts w:ascii="Consolas" w:hAnsi="Consolas"/>
+          <w:b/>
+          <w:color w:val="FFFFFF"/>
+          <w:sz w:val="16"/>
+        </w:rPr>
+        <w:t xml:space="preserve">BUAT FILE — MODUL 6 TAHAP 2   •   terminal pada root repository   •   BASH</w:t>
+      </w:r>
+    </w:p>
+    <w:p>
+      <w:pPr>
+        <w:pStyle w:val="CodeBlock"/>
+        <w:shd w:fill="1E1E1E"/>
+        <w:pBdr>
+          <w:left w:val="single" w:sz="4" w:space="8" w:color="1E1E1E"/>
+        </w:pBdr>
+      </w:pPr>
+      <w:r>
+        <w:rPr>
+          <w:rFonts w:ascii="Consolas" w:hAnsi="Consolas"/>
+          <w:color w:val="D4D4D4"/>
+          <w:sz w:val="16"/>
+        </w:rPr>
+        <w:t xml:space="preserve">php artisan make:policy DiningTablePolicy --model=DiningTable</w:t>
+        <w:br/>
+      </w:r>
+      <w:r>
+        <w:rPr>
+          <w:rFonts w:ascii="Consolas" w:hAnsi="Consolas"/>
+          <w:color w:val="6A9955"/>
+          <w:sz w:val="16"/>
+        </w:rPr>
+        <w:t xml:space="preserve">#   INFO Policy [app/Policies/DiningTablePolicy.php] created successfully.</w:t>
+        <w:br/>
+      </w:r>
+      <w:r>
+        <w:rPr>
+          <w:rFonts w:ascii="Consolas" w:hAnsi="Consolas"/>
+          <w:color w:val="D4D4D4"/>
+          <w:sz w:val="16"/>
+        </w:rPr>
+        <w:t xml:space="preserve">php artisan make:controller 'App\Modules\Admin\Http\Controllers\AdminDiningTableController'</w:t>
+        <w:br/>
+      </w:r>
+      <w:r>
+        <w:rPr>
+          <w:rFonts w:ascii="Consolas" w:hAnsi="Consolas"/>
+          <w:color w:val="6A9955"/>
+          <w:sz w:val="16"/>
+        </w:rPr>
+        <w:t xml:space="preserve">#   INFO Controller [app/Modules/Admin/Http/Controllers/AdminDiningTableController.php] created successfully.</w:t>
+        <w:br/>
+      </w:r>
+      <w:r>
+        <w:rPr>
+          <w:rFonts w:ascii="Consolas" w:hAnsi="Consolas"/>
+          <w:color w:val="D4D4D4"/>
+          <w:sz w:val="16"/>
+        </w:rPr>
+        <w:t xml:space="preserve">php artisan make:trait 'App\Modules\Admin\Http\Controllers\Concerns\ResolvesManagedCanteen'</w:t>
+        <w:br/>
+      </w:r>
+      <w:r>
+        <w:rPr>
+          <w:rFonts w:ascii="Consolas" w:hAnsi="Consolas"/>
+          <w:color w:val="6A9955"/>
+          <w:sz w:val="16"/>
+        </w:rPr>
+        <w:t xml:space="preserve">#   INFO Trait [app/Modules/Admin/Http/Controllers/Concerns/ResolvesManagedCanteen.php] created successfully.</w:t>
+        <w:br/>
+      </w:r>
+      <w:r>
+        <w:rPr>
+          <w:rFonts w:ascii="Consolas" w:hAnsi="Consolas"/>
+          <w:color w:val="6A9955"/>
+          <w:sz w:val="16"/>
+        </w:rPr>
+        <w:t xml:space="preserve"># manual (shell)</w:t>
+        <w:br/>
+      </w:r>
+      <w:r>
+        <w:rPr>
+          <w:rFonts w:ascii="Consolas" w:hAnsi="Consolas"/>
+          <w:color w:val="D4D4D4"/>
+          <w:sz w:val="16"/>
+        </w:rPr>
+        <w:t xml:space="preserve">mkdir -p app/Modules/Admin/resources/views/tables</w:t>
+        <w:br/>
+      </w:r>
+      <w:r>
+        <w:rPr>
+          <w:rFonts w:ascii="Consolas" w:hAnsi="Consolas"/>
+          <w:color w:val="D4D4D4"/>
+          <w:sz w:val="16"/>
+        </w:rPr>
+        <w:t xml:space="preserve">touch app/Modules/Admin/resources/views/tables/{index,qr}.blade.php</w:t>
+      </w:r>
+    </w:p>
+    <w:p>
+      <w:pPr>
+        <w:pStyle w:val="ListBody"/>
+        <w:numPr>
+          <w:ilvl w:val="0"/>
+          <w:numId w:val="10"/>
+        </w:numPr>
+      </w:pPr>
+      <w:r>
+        <w:rPr>
+          <w:rFonts w:ascii="Consolas" w:hAnsi="Consolas"/>
+          <w:color w:val="C11B12"/>
+          <w:sz w:val="17"/>
+          <w:shd w:fill="ECEFF3"/>
+        </w:rPr>
+        <w:t xml:space="preserve">php artisan make:policy DiningTablePolicy --model=DiningTable</w:t>
+      </w:r>
+      <w:r>
+        <w:rPr>
+          <w:rFonts w:ascii="Aptos" w:hAnsi="Aptos"/>
+          <w:color w:val="1F2937"/>
+          <w:sz w:val="19"/>
+        </w:rPr>
+        <w:t xml:space="preserve"> — Policy pengelolaan meja (hanya pengelola kantin pemilik meja); ditemukan otomatis. Hasil: </w:t>
+      </w:r>
+      <w:r>
+        <w:rPr>
+          <w:rFonts w:ascii="Consolas" w:hAnsi="Consolas"/>
+          <w:color w:val="C11B12"/>
+          <w:sz w:val="17"/>
+          <w:shd w:fill="ECEFF3"/>
+        </w:rPr>
+        <w:t xml:space="preserve">app/Policies/DiningTablePolicy.php</w:t>
+      </w:r>
+      <w:r>
+        <w:rPr>
+          <w:rFonts w:ascii="Aptos" w:hAnsi="Aptos"/>
+          <w:color w:val="1F2937"/>
+          <w:sz w:val="19"/>
+        </w:rPr>
+        <w:t xml:space="preserve">.</w:t>
+      </w:r>
+    </w:p>
+    <w:p>
+      <w:pPr>
+        <w:pStyle w:val="ListBody"/>
+        <w:numPr>
+          <w:ilvl w:val="0"/>
+          <w:numId w:val="10"/>
+        </w:numPr>
+      </w:pPr>
+      <w:r>
+        <w:rPr>
+          <w:rFonts w:ascii="Consolas" w:hAnsi="Consolas"/>
+          <w:color w:val="C11B12"/>
+          <w:sz w:val="17"/>
+          <w:shd w:fill="ECEFF3"/>
+        </w:rPr>
+        <w:t xml:space="preserve">php artisan make:controller 'App\Modules\Admin\Http\Controllers\AdminDiningTableController'</w:t>
+      </w:r>
+      <w:r>
+        <w:rPr>
+          <w:rFonts w:ascii="Aptos" w:hAnsi="Aptos"/>
+          <w:color w:val="1F2937"/>
+          <w:sz w:val="19"/>
+        </w:rPr>
+        <w:t xml:space="preserve"> — Controller meja + QR milik modul Admin (nama kelas lengkap → folder modul). Hasil: </w:t>
+      </w:r>
+      <w:r>
+        <w:rPr>
+          <w:rFonts w:ascii="Consolas" w:hAnsi="Consolas"/>
+          <w:color w:val="C11B12"/>
+          <w:sz w:val="17"/>
+          <w:shd w:fill="ECEFF3"/>
+        </w:rPr>
+        <w:t xml:space="preserve">app/Modules/Admin/Http/Controllers/AdminDiningTableController.php</w:t>
+      </w:r>
+      <w:r>
+        <w:rPr>
+          <w:rFonts w:ascii="Aptos" w:hAnsi="Aptos"/>
+          <w:color w:val="1F2937"/>
+          <w:sz w:val="19"/>
+        </w:rPr>
+        <w:t xml:space="preserve">.</w:t>
+      </w:r>
+    </w:p>
+    <w:p>
+      <w:pPr>
+        <w:pStyle w:val="ListBody"/>
+        <w:numPr>
+          <w:ilvl w:val="0"/>
+          <w:numId w:val="10"/>
+        </w:numPr>
+      </w:pPr>
+      <w:r>
+        <w:rPr>
+          <w:rFonts w:ascii="Consolas" w:hAnsi="Consolas"/>
+          <w:color w:val="C11B12"/>
+          <w:sz w:val="17"/>
+          <w:shd w:fill="ECEFF3"/>
+        </w:rPr>
+        <w:t xml:space="preserve">php artisan make:trait 'App\Modules\Admin\Http\Controllers\Concerns\ResolvesManagedCanteen'</w:t>
+      </w:r>
+      <w:r>
+        <w:rPr>
+          <w:rFonts w:ascii="Aptos" w:hAnsi="Aptos"/>
+          <w:color w:val="1F2937"/>
+          <w:sz w:val="19"/>
+        </w:rPr>
+        <w:t xml:space="preserve"> — Trait bersama controller admin untuk menentukan kantin yang dikelola user (nama lengkap; namespace bawaan make:trait adalah App\Concerns). Hasil: </w:t>
+      </w:r>
+      <w:r>
+        <w:rPr>
+          <w:rFonts w:ascii="Consolas" w:hAnsi="Consolas"/>
+          <w:color w:val="C11B12"/>
+          <w:sz w:val="17"/>
+          <w:shd w:fill="ECEFF3"/>
+        </w:rPr>
+        <w:t xml:space="preserve">app/Modules/Admin/Http/Controllers/Concerns/ResolvesManagedCanteen.php</w:t>
+      </w:r>
+      <w:r>
+        <w:rPr>
+          <w:rFonts w:ascii="Aptos" w:hAnsi="Aptos"/>
+          <w:color w:val="1F2937"/>
+          <w:sz w:val="19"/>
+        </w:rPr>
+        <w:t xml:space="preserve">.</w:t>
+      </w:r>
+    </w:p>
+    <w:p>
+      <w:pPr>
+        <w:pStyle w:val="ListBody"/>
+        <w:numPr>
+          <w:ilvl w:val="0"/>
+          <w:numId w:val="10"/>
+        </w:numPr>
+      </w:pPr>
+      <w:r>
+        <w:rPr>
+          <w:rFonts w:ascii="Aptos" w:hAnsi="Aptos"/>
+          <w:color w:val="1F2937"/>
+          <w:sz w:val="19"/>
+        </w:rPr>
+        <w:t xml:space="preserve">Manual: </w:t>
+      </w:r>
+      <w:r>
+        <w:rPr>
+          <w:rFonts w:ascii="Consolas" w:hAnsi="Consolas"/>
+          <w:color w:val="C11B12"/>
+          <w:sz w:val="17"/>
+          <w:shd w:fill="ECEFF3"/>
+        </w:rPr>
+        <w:t xml:space="preserve">mkdir -p app/Modules/Admin/resources/views/tables</w:t>
+      </w:r>
+      <w:r>
+        <w:rPr>
+          <w:rFonts w:ascii="Aptos" w:hAnsi="Aptos"/>
+          <w:color w:val="1F2937"/>
+          <w:sz w:val="19"/>
+        </w:rPr>
+        <w:t xml:space="preserve"> — View meja milik modul Admin dibuat manual (make:view tidak mengenal namespace modul), dipanggil view('admin::tables.index'). Route admin.tables.* ditambahkan ke berkas yang sudah ada: app/Modules/Admin/routes/admin.php. Hasil: </w:t>
+      </w:r>
+      <w:r>
+        <w:rPr>
+          <w:rFonts w:ascii="Consolas" w:hAnsi="Consolas"/>
+          <w:color w:val="C11B12"/>
+          <w:sz w:val="17"/>
+          <w:shd w:fill="ECEFF3"/>
+        </w:rPr>
+        <w:t xml:space="preserve">app/Modules/Admin/resources/views/tables/index.blade.php</w:t>
+      </w:r>
+      <w:r>
+        <w:rPr>
+          <w:rFonts w:ascii="Aptos" w:hAnsi="Aptos"/>
+          <w:color w:val="1F2937"/>
+          <w:sz w:val="19"/>
+        </w:rPr>
+        <w:t xml:space="preserve">, </w:t>
+      </w:r>
+      <w:r>
+        <w:rPr>
+          <w:rFonts w:ascii="Consolas" w:hAnsi="Consolas"/>
+          <w:color w:val="C11B12"/>
+          <w:sz w:val="17"/>
+          <w:shd w:fill="ECEFF3"/>
+        </w:rPr>
+        <w:t xml:space="preserve">app/Modules/Admin/resources/views/tables/qr.blade.php</w:t>
+      </w:r>
+      <w:r>
+        <w:rPr>
+          <w:rFonts w:ascii="Aptos" w:hAnsi="Aptos"/>
+          <w:color w:val="1F2937"/>
+          <w:sz w:val="19"/>
+        </w:rPr>
+        <w:t xml:space="preserve">.</w:t>
+      </w:r>
+    </w:p>
+    <w:p>
+      <w:pPr>
         <w:pStyle w:val="TutorialObserve"/>
         <w:shd w:fill="FFF4D6" w:val="clear"/>
         <w:pBdr>
@@ -3338,6 +4209,167 @@
     </w:p>
     <w:p>
       <w:pPr>
+        <w:pStyle w:val="ListBody"/>
+      </w:pPr>
+      <w:r>
+        <w:rPr>
+          <w:rFonts w:ascii="Aptos" w:hAnsi="Aptos"/>
+          <w:color w:val="1F2937"/>
+          <w:sz w:val="19"/>
+        </w:rPr>
+        <w:t xml:space="preserve">Perintah pembuatan berkas tahap ini (diverifikasi pada Laravel 13.25; baris # INFO adalah output nyata). Jalankan dari root repository, lalu isi berkas sesuai langkah di atas.</w:t>
+      </w:r>
+    </w:p>
+    <w:p>
+      <w:pPr>
+        <w:pStyle w:val="CodeHeader"/>
+        <w:shd w:fill="2D2D30"/>
+        <w:pBdr>
+          <w:left w:val="single" w:sz="4" w:space="8" w:color="2D2D30"/>
+        </w:pBdr>
+      </w:pPr>
+      <w:r>
+        <w:rPr>
+          <w:rFonts w:ascii="Consolas" w:hAnsi="Consolas"/>
+          <w:b/>
+          <w:color w:val="FFFFFF"/>
+          <w:sz w:val="16"/>
+        </w:rPr>
+        <w:t xml:space="preserve">BUAT FILE — MODUL 6 TAHAP 3   •   terminal pada root repository   •   BASH</w:t>
+      </w:r>
+    </w:p>
+    <w:p>
+      <w:pPr>
+        <w:pStyle w:val="CodeBlock"/>
+        <w:shd w:fill="1E1E1E"/>
+        <w:pBdr>
+          <w:left w:val="single" w:sz="4" w:space="8" w:color="1E1E1E"/>
+        </w:pBdr>
+      </w:pPr>
+      <w:r>
+        <w:rPr>
+          <w:rFonts w:ascii="Consolas" w:hAnsi="Consolas"/>
+          <w:color w:val="D4D4D4"/>
+          <w:sz w:val="16"/>
+        </w:rPr>
+        <w:t xml:space="preserve">php artisan make:class Support/Tokens/OpaqueToken</w:t>
+        <w:br/>
+      </w:r>
+      <w:r>
+        <w:rPr>
+          <w:rFonts w:ascii="Consolas" w:hAnsi="Consolas"/>
+          <w:color w:val="6A9955"/>
+          <w:sz w:val="16"/>
+        </w:rPr>
+        <w:t xml:space="preserve">#   INFO Class [app/Support/Tokens/OpaqueToken.php] created successfully.</w:t>
+        <w:br/>
+      </w:r>
+      <w:r>
+        <w:rPr>
+          <w:rFonts w:ascii="Consolas" w:hAnsi="Consolas"/>
+          <w:color w:val="D4D4D4"/>
+          <w:sz w:val="16"/>
+        </w:rPr>
+        <w:t xml:space="preserve">php artisan make:test OpaqueTokenTest --unit --phpunit</w:t>
+        <w:br/>
+      </w:r>
+      <w:r>
+        <w:rPr>
+          <w:rFonts w:ascii="Consolas" w:hAnsi="Consolas"/>
+          <w:color w:val="6A9955"/>
+          <w:sz w:val="16"/>
+        </w:rPr>
+        <w:t xml:space="preserve">#   INFO Test [tests/Unit/OpaqueTokenTest.php] created successfully.</w:t>
+      </w:r>
+    </w:p>
+    <w:p>
+      <w:pPr>
+        <w:pStyle w:val="ListBody"/>
+        <w:numPr>
+          <w:ilvl w:val="0"/>
+          <w:numId w:val="10"/>
+        </w:numPr>
+      </w:pPr>
+      <w:r>
+        <w:rPr>
+          <w:rFonts w:ascii="Consolas" w:hAnsi="Consolas"/>
+          <w:color w:val="C11B12"/>
+          <w:sz w:val="17"/>
+          <w:shd w:fill="ECEFF3"/>
+        </w:rPr>
+        <w:t xml:space="preserve">php artisan make:class Support/Tokens/OpaqueToken</w:t>
+      </w:r>
+      <w:r>
+        <w:rPr>
+          <w:rFonts w:ascii="Aptos" w:hAnsi="Aptos"/>
+          <w:color w:val="1F2937"/>
+          <w:sz w:val="19"/>
+        </w:rPr>
+        <w:t xml:space="preserve"> — Kelas utilitas token opaque (random_bytes CSPRNG ≥128 bit, base64url; simpan hanya hash SHA-256). Dipakai lintas modul → app/Support. Hasil: </w:t>
+      </w:r>
+      <w:r>
+        <w:rPr>
+          <w:rFonts w:ascii="Consolas" w:hAnsi="Consolas"/>
+          <w:color w:val="C11B12"/>
+          <w:sz w:val="17"/>
+          <w:shd w:fill="ECEFF3"/>
+        </w:rPr>
+        <w:t xml:space="preserve">app/Support/Tokens/OpaqueToken.php</w:t>
+      </w:r>
+      <w:r>
+        <w:rPr>
+          <w:rFonts w:ascii="Aptos" w:hAnsi="Aptos"/>
+          <w:color w:val="1F2937"/>
+          <w:sz w:val="19"/>
+        </w:rPr>
+        <w:t xml:space="preserve">.</w:t>
+      </w:r>
+    </w:p>
+    <w:p>
+      <w:pPr>
+        <w:pStyle w:val="ListBody"/>
+        <w:numPr>
+          <w:ilvl w:val="0"/>
+          <w:numId w:val="10"/>
+        </w:numPr>
+      </w:pPr>
+      <w:r>
+        <w:rPr>
+          <w:rFonts w:ascii="Consolas" w:hAnsi="Consolas"/>
+          <w:color w:val="C11B12"/>
+          <w:sz w:val="17"/>
+          <w:shd w:fill="ECEFF3"/>
+        </w:rPr>
+        <w:t xml:space="preserve">php artisan make:test OpaqueTokenTest --unit --phpunit</w:t>
+      </w:r>
+      <w:r>
+        <w:rPr>
+          <w:rFonts w:ascii="Aptos" w:hAnsi="Aptos"/>
+          <w:color w:val="1F2937"/>
+          <w:sz w:val="19"/>
+        </w:rPr>
+        <w:t xml:space="preserve"> — Unit test entropi, keunikan, dan determinisme hash token. Hasil: </w:t>
+      </w:r>
+      <w:r>
+        <w:rPr>
+          <w:rFonts w:ascii="Consolas" w:hAnsi="Consolas"/>
+          <w:color w:val="C11B12"/>
+          <w:sz w:val="17"/>
+          <w:shd w:fill="ECEFF3"/>
+        </w:rPr>
+        <w:t xml:space="preserve">tests/Unit/OpaqueTokenTest.php</w:t>
+      </w:r>
+      <w:r>
+        <w:rPr>
+          <w:rFonts w:ascii="Aptos" w:hAnsi="Aptos"/>
+          <w:color w:val="1F2937"/>
+          <w:sz w:val="19"/>
+        </w:rPr>
+        <w:t xml:space="preserve">.</w:t>
+      </w:r>
+    </w:p>
+    <w:p>
+      <w:pPr>
         <w:pStyle w:val="TutorialObserve"/>
         <w:shd w:fill="FFF4D6" w:val="clear"/>
         <w:pBdr>
@@ -3527,6 +4559,106 @@
     </w:p>
     <w:p>
       <w:pPr>
+        <w:pStyle w:val="ListBody"/>
+      </w:pPr>
+      <w:r>
+        <w:rPr>
+          <w:rFonts w:ascii="Aptos" w:hAnsi="Aptos"/>
+          <w:color w:val="1F2937"/>
+          <w:sz w:val="19"/>
+        </w:rPr>
+        <w:t xml:space="preserve">Perintah pembuatan berkas tahap ini (diverifikasi pada Laravel 13.25; baris # INFO adalah output nyata). Jalankan dari root repository, lalu isi berkas sesuai langkah di atas.</w:t>
+      </w:r>
+    </w:p>
+    <w:p>
+      <w:pPr>
+        <w:pStyle w:val="CodeHeader"/>
+        <w:shd w:fill="2D2D30"/>
+        <w:pBdr>
+          <w:left w:val="single" w:sz="4" w:space="8" w:color="2D2D30"/>
+        </w:pBdr>
+      </w:pPr>
+      <w:r>
+        <w:rPr>
+          <w:rFonts w:ascii="Consolas" w:hAnsi="Consolas"/>
+          <w:b/>
+          <w:color w:val="FFFFFF"/>
+          <w:sz w:val="16"/>
+        </w:rPr>
+        <w:t xml:space="preserve">BUAT FILE — MODUL 6 TAHAP 4   •   terminal pada root repository   •   BASH</w:t>
+      </w:r>
+    </w:p>
+    <w:p>
+      <w:pPr>
+        <w:pStyle w:val="CodeBlock"/>
+        <w:shd w:fill="1E1E1E"/>
+        <w:pBdr>
+          <w:left w:val="single" w:sz="4" w:space="8" w:color="1E1E1E"/>
+        </w:pBdr>
+      </w:pPr>
+      <w:r>
+        <w:rPr>
+          <w:rFonts w:ascii="Consolas" w:hAnsi="Consolas"/>
+          <w:color w:val="D4D4D4"/>
+          <w:sz w:val="16"/>
+        </w:rPr>
+        <w:t xml:space="preserve">php artisan make:class Modules/Admin/Services/QrTokenService</w:t>
+        <w:br/>
+      </w:r>
+      <w:r>
+        <w:rPr>
+          <w:rFonts w:ascii="Consolas" w:hAnsi="Consolas"/>
+          <w:color w:val="6A9955"/>
+          <w:sz w:val="16"/>
+        </w:rPr>
+        <w:t xml:space="preserve">#   INFO Class [app/Modules/Admin/Services/QrTokenService.php] created successfully.</w:t>
+      </w:r>
+    </w:p>
+    <w:p>
+      <w:pPr>
+        <w:pStyle w:val="ListBody"/>
+        <w:numPr>
+          <w:ilvl w:val="0"/>
+          <w:numId w:val="10"/>
+        </w:numPr>
+      </w:pPr>
+      <w:r>
+        <w:rPr>
+          <w:rFonts w:ascii="Consolas" w:hAnsi="Consolas"/>
+          <w:color w:val="C11B12"/>
+          <w:sz w:val="17"/>
+          <w:shd w:fill="ECEFF3"/>
+        </w:rPr>
+        <w:t xml:space="preserve">php artisan make:class Modules/Admin/Services/QrTokenService</w:t>
+      </w:r>
+      <w:r>
+        <w:rPr>
+          <w:rFonts w:ascii="Aptos" w:hAnsi="Aptos"/>
+          <w:color w:val="1F2937"/>
+          <w:sz w:val="19"/>
+        </w:rPr>
+        <w:t xml:space="preserve"> — Service modul Admin: terbitkan/rotasi token QR (lockForUpdate + cabut token lama, satu token aktif per meja). Hasil: </w:t>
+      </w:r>
+      <w:r>
+        <w:rPr>
+          <w:rFonts w:ascii="Consolas" w:hAnsi="Consolas"/>
+          <w:color w:val="C11B12"/>
+          <w:sz w:val="17"/>
+          <w:shd w:fill="ECEFF3"/>
+        </w:rPr>
+        <w:t xml:space="preserve">app/Modules/Admin/Services/QrTokenService.php</w:t>
+      </w:r>
+      <w:r>
+        <w:rPr>
+          <w:rFonts w:ascii="Aptos" w:hAnsi="Aptos"/>
+          <w:color w:val="1F2937"/>
+          <w:sz w:val="19"/>
+        </w:rPr>
+        <w:t xml:space="preserve">.</w:t>
+      </w:r>
+    </w:p>
+    <w:p>
+      <w:pPr>
         <w:pStyle w:val="TutorialObserve"/>
         <w:shd w:fill="FFF4D6" w:val="clear"/>
         <w:pBdr>
@@ -3733,6 +4865,245 @@
     </w:p>
     <w:p>
       <w:pPr>
+        <w:pStyle w:val="ListBody"/>
+      </w:pPr>
+      <w:r>
+        <w:rPr>
+          <w:rFonts w:ascii="Aptos" w:hAnsi="Aptos"/>
+          <w:color w:val="1F2937"/>
+          <w:sz w:val="19"/>
+        </w:rPr>
+        <w:t xml:space="preserve">Perintah pembuatan berkas tahap ini (diverifikasi pada Laravel 13.25; baris # INFO adalah output nyata). Jalankan dari root repository, lalu isi berkas sesuai langkah di atas.</w:t>
+      </w:r>
+    </w:p>
+    <w:p>
+      <w:pPr>
+        <w:pStyle w:val="CodeHeader"/>
+        <w:shd w:fill="2D2D30"/>
+        <w:pBdr>
+          <w:left w:val="single" w:sz="4" w:space="8" w:color="2D2D30"/>
+        </w:pBdr>
+      </w:pPr>
+      <w:r>
+        <w:rPr>
+          <w:rFonts w:ascii="Consolas" w:hAnsi="Consolas"/>
+          <w:b/>
+          <w:color w:val="FFFFFF"/>
+          <w:sz w:val="16"/>
+        </w:rPr>
+        <w:t xml:space="preserve">BUAT FILE — MODUL 6 TAHAP 5   •   terminal pada root repository   •   BASH</w:t>
+      </w:r>
+    </w:p>
+    <w:p>
+      <w:pPr>
+        <w:pStyle w:val="CodeBlock"/>
+        <w:shd w:fill="1E1E1E"/>
+        <w:pBdr>
+          <w:left w:val="single" w:sz="4" w:space="8" w:color="1E1E1E"/>
+        </w:pBdr>
+      </w:pPr>
+      <w:r>
+        <w:rPr>
+          <w:rFonts w:ascii="Consolas" w:hAnsi="Consolas"/>
+          <w:color w:val="D4D4D4"/>
+          <w:sz w:val="16"/>
+        </w:rPr>
+        <w:t xml:space="preserve">php artisan make:class Modules/Ordering/Services/ResolveTableScan</w:t>
+        <w:br/>
+      </w:r>
+      <w:r>
+        <w:rPr>
+          <w:rFonts w:ascii="Consolas" w:hAnsi="Consolas"/>
+          <w:color w:val="6A9955"/>
+          <w:sz w:val="16"/>
+        </w:rPr>
+        <w:t xml:space="preserve">#   INFO Class [app/Modules/Ordering/Services/ResolveTableScan.php] created successfully.</w:t>
+        <w:br/>
+      </w:r>
+      <w:r>
+        <w:rPr>
+          <w:rFonts w:ascii="Consolas" w:hAnsi="Consolas"/>
+          <w:color w:val="D4D4D4"/>
+          <w:sz w:val="16"/>
+        </w:rPr>
+        <w:t xml:space="preserve">php artisan make:controller 'App\Modules\Ordering\Http\Controllers\ResolveTableQrController' --invokable</w:t>
+        <w:br/>
+      </w:r>
+      <w:r>
+        <w:rPr>
+          <w:rFonts w:ascii="Consolas" w:hAnsi="Consolas"/>
+          <w:color w:val="6A9955"/>
+          <w:sz w:val="16"/>
+        </w:rPr>
+        <w:t xml:space="preserve">#   INFO Controller [app/Modules/Ordering/Http/Controllers/ResolveTableQrController.php] created successfully.</w:t>
+        <w:br/>
+      </w:r>
+      <w:r>
+        <w:rPr>
+          <w:rFonts w:ascii="Consolas" w:hAnsi="Consolas"/>
+          <w:color w:val="6A9955"/>
+          <w:sz w:val="16"/>
+        </w:rPr>
+        <w:t xml:space="preserve"># manual (shell)</w:t>
+        <w:br/>
+      </w:r>
+      <w:r>
+        <w:rPr>
+          <w:rFonts w:ascii="Consolas" w:hAnsi="Consolas"/>
+          <w:color w:val="D4D4D4"/>
+          <w:sz w:val="16"/>
+        </w:rPr>
+        <w:t xml:space="preserve">rm app/Modules/Ordering/Http/Controllers/.gitkeep app/Modules/Ordering/routes/.gitkeep</w:t>
+        <w:br/>
+      </w:r>
+      <w:r>
+        <w:rPr>
+          <w:rFonts w:ascii="Consolas" w:hAnsi="Consolas"/>
+          <w:color w:val="D4D4D4"/>
+          <w:sz w:val="16"/>
+        </w:rPr>
+        <w:t xml:space="preserve">touch app/Modules/Ordering/routes/web.php</w:t>
+      </w:r>
+    </w:p>
+    <w:p>
+      <w:pPr>
+        <w:pStyle w:val="ListBody"/>
+        <w:numPr>
+          <w:ilvl w:val="0"/>
+          <w:numId w:val="10"/>
+        </w:numPr>
+      </w:pPr>
+      <w:r>
+        <w:rPr>
+          <w:rFonts w:ascii="Consolas" w:hAnsi="Consolas"/>
+          <w:color w:val="C11B12"/>
+          <w:sz w:val="17"/>
+          <w:shd w:fill="ECEFF3"/>
+        </w:rPr>
+        <w:t xml:space="preserve">php artisan make:class Modules/Ordering/Services/ResolveTableScan</w:t>
+      </w:r>
+      <w:r>
+        <w:rPr>
+          <w:rFonts w:ascii="Aptos" w:hAnsi="Aptos"/>
+          <w:color w:val="1F2937"/>
+          <w:sz w:val="19"/>
+        </w:rPr>
+        <w:t xml:space="preserve"> — Service modul Ordering: cocokkan hash token → buat sesi anonim ULID; token tidak valid/dicabut → 404 generik. Hasil: </w:t>
+      </w:r>
+      <w:r>
+        <w:rPr>
+          <w:rFonts w:ascii="Consolas" w:hAnsi="Consolas"/>
+          <w:color w:val="C11B12"/>
+          <w:sz w:val="17"/>
+          <w:shd w:fill="ECEFF3"/>
+        </w:rPr>
+        <w:t xml:space="preserve">app/Modules/Ordering/Services/ResolveTableScan.php</w:t>
+      </w:r>
+      <w:r>
+        <w:rPr>
+          <w:rFonts w:ascii="Aptos" w:hAnsi="Aptos"/>
+          <w:color w:val="1F2937"/>
+          <w:sz w:val="19"/>
+        </w:rPr>
+        <w:t xml:space="preserve">.</w:t>
+      </w:r>
+    </w:p>
+    <w:p>
+      <w:pPr>
+        <w:pStyle w:val="ListBody"/>
+        <w:numPr>
+          <w:ilvl w:val="0"/>
+          <w:numId w:val="10"/>
+        </w:numPr>
+      </w:pPr>
+      <w:r>
+        <w:rPr>
+          <w:rFonts w:ascii="Consolas" w:hAnsi="Consolas"/>
+          <w:color w:val="C11B12"/>
+          <w:sz w:val="17"/>
+          <w:shd w:fill="ECEFF3"/>
+        </w:rPr>
+        <w:t xml:space="preserve">php artisan make:controller 'App\Modules\Ordering\Http\Controllers\ResolveTableQrController' --invokable</w:t>
+      </w:r>
+      <w:r>
+        <w:rPr>
+          <w:rFonts w:ascii="Aptos" w:hAnsi="Aptos"/>
+          <w:color w:val="1F2937"/>
+          <w:sz w:val="19"/>
+        </w:rPr>
+        <w:t xml:space="preserve"> — Opsi --invokable membuat controller satu aksi (__invoke) untuk route /q/{token}; ditulis ke folder modul Ordering. Hasil: </w:t>
+      </w:r>
+      <w:r>
+        <w:rPr>
+          <w:rFonts w:ascii="Consolas" w:hAnsi="Consolas"/>
+          <w:color w:val="C11B12"/>
+          <w:sz w:val="17"/>
+          <w:shd w:fill="ECEFF3"/>
+        </w:rPr>
+        <w:t xml:space="preserve">app/Modules/Ordering/Http/Controllers/ResolveTableQrController.php</w:t>
+      </w:r>
+      <w:r>
+        <w:rPr>
+          <w:rFonts w:ascii="Aptos" w:hAnsi="Aptos"/>
+          <w:color w:val="1F2937"/>
+          <w:sz w:val="19"/>
+        </w:rPr>
+        <w:t xml:space="preserve">.</w:t>
+      </w:r>
+    </w:p>
+    <w:p>
+      <w:pPr>
+        <w:pStyle w:val="ListBody"/>
+        <w:numPr>
+          <w:ilvl w:val="0"/>
+          <w:numId w:val="10"/>
+        </w:numPr>
+      </w:pPr>
+      <w:r>
+        <w:rPr>
+          <w:rFonts w:ascii="Aptos" w:hAnsi="Aptos"/>
+          <w:color w:val="1F2937"/>
+          <w:sz w:val="19"/>
+        </w:rPr>
+        <w:t xml:space="preserve">Manual: </w:t>
+      </w:r>
+      <w:r>
+        <w:rPr>
+          <w:rFonts w:ascii="Consolas" w:hAnsi="Consolas"/>
+          <w:color w:val="C11B12"/>
+          <w:sz w:val="17"/>
+          <w:shd w:fill="ECEFF3"/>
+        </w:rPr>
+        <w:t xml:space="preserve">rm app/Modules/Ordering/Http/Controllers/.gitkeep app/Modules/Ordering/routes/.gitkeep</w:t>
+      </w:r>
+      <w:r>
+        <w:rPr>
+          <w:rFonts w:ascii="Aptos" w:hAnsi="Aptos"/>
+          <w:color w:val="1F2937"/>
+          <w:sz w:val="19"/>
+        </w:rPr>
+        <w:t xml:space="preserve"> — Route publik modul Ordering (tanpa prefix portal) dibuat manual dan dibungkus PortalRoutes::web(); limiter qr-scan didaftarkan di OrderingServiceProvider::boot() (bukan AppServiceProvider) agar ikut modul pemiliknya. Hasil: </w:t>
+      </w:r>
+      <w:r>
+        <w:rPr>
+          <w:rFonts w:ascii="Consolas" w:hAnsi="Consolas"/>
+          <w:color w:val="C11B12"/>
+          <w:sz w:val="17"/>
+          <w:shd w:fill="ECEFF3"/>
+        </w:rPr>
+        <w:t xml:space="preserve">app/Modules/Ordering/routes/web.php</w:t>
+      </w:r>
+      <w:r>
+        <w:rPr>
+          <w:rFonts w:ascii="Aptos" w:hAnsi="Aptos"/>
+          <w:color w:val="1F2937"/>
+          <w:sz w:val="19"/>
+        </w:rPr>
+        <w:t xml:space="preserve">.</w:t>
+      </w:r>
+    </w:p>
+    <w:p>
+      <w:pPr>
         <w:pStyle w:val="TutorialObserve"/>
         <w:shd w:fill="FFF4D6" w:val="clear"/>
         <w:pBdr>
@@ -3922,6 +5293,106 @@
     </w:p>
     <w:p>
       <w:pPr>
+        <w:pStyle w:val="ListBody"/>
+      </w:pPr>
+      <w:r>
+        <w:rPr>
+          <w:rFonts w:ascii="Aptos" w:hAnsi="Aptos"/>
+          <w:color w:val="1F2937"/>
+          <w:sz w:val="19"/>
+        </w:rPr>
+        <w:t xml:space="preserve">Perintah pembuatan berkas tahap ini (diverifikasi pada Laravel 13.25; baris # INFO adalah output nyata). Jalankan dari root repository, lalu isi berkas sesuai langkah di atas.</w:t>
+      </w:r>
+    </w:p>
+    <w:p>
+      <w:pPr>
+        <w:pStyle w:val="CodeHeader"/>
+        <w:shd w:fill="2D2D30"/>
+        <w:pBdr>
+          <w:left w:val="single" w:sz="4" w:space="8" w:color="2D2D30"/>
+        </w:pBdr>
+      </w:pPr>
+      <w:r>
+        <w:rPr>
+          <w:rFonts w:ascii="Consolas" w:hAnsi="Consolas"/>
+          <w:b/>
+          <w:color w:val="FFFFFF"/>
+          <w:sz w:val="16"/>
+        </w:rPr>
+        <w:t xml:space="preserve">BUAT FILE — MODUL 6 TAHAP 6   •   terminal pada root repository   •   BASH</w:t>
+      </w:r>
+    </w:p>
+    <w:p>
+      <w:pPr>
+        <w:pStyle w:val="CodeBlock"/>
+        <w:shd w:fill="1E1E1E"/>
+        <w:pBdr>
+          <w:left w:val="single" w:sz="4" w:space="8" w:color="1E1E1E"/>
+        </w:pBdr>
+      </w:pPr>
+      <w:r>
+        <w:rPr>
+          <w:rFonts w:ascii="Consolas" w:hAnsi="Consolas"/>
+          <w:color w:val="D4D4D4"/>
+          <w:sz w:val="16"/>
+        </w:rPr>
+        <w:t xml:space="preserve">php artisan make:test QrTableSessionTest --phpunit</w:t>
+        <w:br/>
+      </w:r>
+      <w:r>
+        <w:rPr>
+          <w:rFonts w:ascii="Consolas" w:hAnsi="Consolas"/>
+          <w:color w:val="6A9955"/>
+          <w:sz w:val="16"/>
+        </w:rPr>
+        <w:t xml:space="preserve">#   INFO Test [tests/Feature/QrTableSessionTest.php] created successfully.</w:t>
+      </w:r>
+    </w:p>
+    <w:p>
+      <w:pPr>
+        <w:pStyle w:val="ListBody"/>
+        <w:numPr>
+          <w:ilvl w:val="0"/>
+          <w:numId w:val="10"/>
+        </w:numPr>
+      </w:pPr>
+      <w:r>
+        <w:rPr>
+          <w:rFonts w:ascii="Consolas" w:hAnsi="Consolas"/>
+          <w:color w:val="C11B12"/>
+          <w:sz w:val="17"/>
+          <w:shd w:fill="ECEFF3"/>
+        </w:rPr>
+        <w:t xml:space="preserve">php artisan make:test QrTableSessionTest --phpunit</w:t>
+      </w:r>
+      <w:r>
+        <w:rPr>
+          <w:rFonts w:ascii="Aptos" w:hAnsi="Aptos"/>
+          <w:color w:val="1F2937"/>
+          <w:sz w:val="19"/>
+        </w:rPr>
+        <w:t xml:space="preserve"> — Feature test: kode meja unik, otorisasi pengelola, rotasi mencabut token lama, scan valid → sesi + cookie aman, token invalid → 404. Hasil: </w:t>
+      </w:r>
+      <w:r>
+        <w:rPr>
+          <w:rFonts w:ascii="Consolas" w:hAnsi="Consolas"/>
+          <w:color w:val="C11B12"/>
+          <w:sz w:val="17"/>
+          <w:shd w:fill="ECEFF3"/>
+        </w:rPr>
+        <w:t xml:space="preserve">tests/Feature/QrTableSessionTest.php</w:t>
+      </w:r>
+      <w:r>
+        <w:rPr>
+          <w:rFonts w:ascii="Aptos" w:hAnsi="Aptos"/>
+          <w:color w:val="1F2937"/>
+          <w:sz w:val="19"/>
+        </w:rPr>
+        <w:t xml:space="preserve">.</w:t>
+      </w:r>
+    </w:p>
+    <w:p>
+      <w:pPr>
         <w:pStyle w:val="TutorialObserve"/>
         <w:shd w:fill="FFF4D6" w:val="clear"/>
         <w:pBdr>
@@ -4111,6 +5582,183 @@
     </w:p>
     <w:p>
       <w:pPr>
+        <w:pStyle w:val="ListBody"/>
+      </w:pPr>
+      <w:r>
+        <w:rPr>
+          <w:rFonts w:ascii="Aptos" w:hAnsi="Aptos"/>
+          <w:color w:val="1F2937"/>
+          <w:sz w:val="19"/>
+        </w:rPr>
+        <w:t xml:space="preserve">Perintah pembuatan berkas tahap ini (diverifikasi pada Laravel 13.25; baris # INFO adalah output nyata). Jalankan dari root repository, lalu isi berkas sesuai langkah di atas.</w:t>
+      </w:r>
+    </w:p>
+    <w:p>
+      <w:pPr>
+        <w:pStyle w:val="CodeHeader"/>
+        <w:shd w:fill="2D2D30"/>
+        <w:pBdr>
+          <w:left w:val="single" w:sz="4" w:space="8" w:color="2D2D30"/>
+        </w:pBdr>
+      </w:pPr>
+      <w:r>
+        <w:rPr>
+          <w:rFonts w:ascii="Consolas" w:hAnsi="Consolas"/>
+          <w:b/>
+          <w:color w:val="FFFFFF"/>
+          <w:sz w:val="16"/>
+        </w:rPr>
+        <w:t xml:space="preserve">BUAT FILE — MODUL 6 TAHAP 7   •   terminal pada root repository   •   BASH</w:t>
+      </w:r>
+    </w:p>
+    <w:p>
+      <w:pPr>
+        <w:pStyle w:val="CodeBlock"/>
+        <w:shd w:fill="1E1E1E"/>
+        <w:pBdr>
+          <w:left w:val="single" w:sz="4" w:space="8" w:color="1E1E1E"/>
+        </w:pBdr>
+      </w:pPr>
+      <w:r>
+        <w:rPr>
+          <w:rFonts w:ascii="Consolas" w:hAnsi="Consolas"/>
+          <w:color w:val="6A9955"/>
+          <w:sz w:val="16"/>
+        </w:rPr>
+        <w:t xml:space="preserve"># manual (shell)</w:t>
+        <w:br/>
+      </w:r>
+      <w:r>
+        <w:rPr>
+          <w:rFonts w:ascii="Consolas" w:hAnsi="Consolas"/>
+          <w:color w:val="D4D4D4"/>
+          <w:sz w:val="16"/>
+        </w:rPr>
+        <w:t xml:space="preserve">mkdir -p evidence/pertemuan-06/{screenshots,test-results}</w:t>
+        <w:br/>
+      </w:r>
+      <w:r>
+        <w:rPr>
+          <w:rFonts w:ascii="Consolas" w:hAnsi="Consolas"/>
+          <w:color w:val="D4D4D4"/>
+          <w:sz w:val="16"/>
+        </w:rPr>
+        <w:t xml:space="preserve">touch evidence/pertemuan-06/{quality-gate,stage-checklist,security-verification,demo-script,known-issues}.md</w:t>
+        <w:br/>
+      </w:r>
+      <w:r>
+        <w:rPr>
+          <w:rFonts w:ascii="Consolas" w:hAnsi="Consolas"/>
+          <w:color w:val="D4D4D4"/>
+          <w:sz w:val="16"/>
+        </w:rPr>
+        <w:t xml:space="preserve">php artisan test --compact --filter="OpaqueTokenTest|QrTableSessionTest" &gt; evidence/pertemuan-06/test-results/phpunit-qr.txt</w:t>
+      </w:r>
+    </w:p>
+    <w:p>
+      <w:pPr>
+        <w:pStyle w:val="ListBody"/>
+        <w:numPr>
+          <w:ilvl w:val="0"/>
+          <w:numId w:val="10"/>
+        </w:numPr>
+      </w:pPr>
+      <w:r>
+        <w:rPr>
+          <w:rFonts w:ascii="Aptos" w:hAnsi="Aptos"/>
+          <w:color w:val="1F2937"/>
+          <w:sz w:val="19"/>
+        </w:rPr>
+        <w:t xml:space="preserve">Manual: </w:t>
+      </w:r>
+      <w:r>
+        <w:rPr>
+          <w:rFonts w:ascii="Consolas" w:hAnsi="Consolas"/>
+          <w:color w:val="C11B12"/>
+          <w:sz w:val="17"/>
+          <w:shd w:fill="ECEFF3"/>
+        </w:rPr>
+        <w:t xml:space="preserve">mkdir -p evidence/pertemuan-06/{screenshots,test-results}</w:t>
+      </w:r>
+      <w:r>
+        <w:rPr>
+          <w:rFonts w:ascii="Aptos" w:hAnsi="Aptos"/>
+          <w:color w:val="1F2937"/>
+          <w:sz w:val="19"/>
+        </w:rPr>
+        <w:t xml:space="preserve"> — Evidence pertemuan (Markdown), hasil test QR, dan screenshot terminal di evidence/pertemuan-06/screenshots/. Hasil: </w:t>
+      </w:r>
+      <w:r>
+        <w:rPr>
+          <w:rFonts w:ascii="Consolas" w:hAnsi="Consolas"/>
+          <w:color w:val="C11B12"/>
+          <w:sz w:val="17"/>
+          <w:shd w:fill="ECEFF3"/>
+        </w:rPr>
+        <w:t xml:space="preserve">evidence/pertemuan-06/*.md</w:t>
+      </w:r>
+      <w:r>
+        <w:rPr>
+          <w:rFonts w:ascii="Aptos" w:hAnsi="Aptos"/>
+          <w:color w:val="1F2937"/>
+          <w:sz w:val="19"/>
+        </w:rPr>
+        <w:t xml:space="preserve">, </w:t>
+      </w:r>
+      <w:r>
+        <w:rPr>
+          <w:rFonts w:ascii="Consolas" w:hAnsi="Consolas"/>
+          <w:color w:val="C11B12"/>
+          <w:sz w:val="17"/>
+          <w:shd w:fill="ECEFF3"/>
+        </w:rPr>
+        <w:t xml:space="preserve">evidence/pertemuan-06/test-results/phpunit-qr.txt</w:t>
+      </w:r>
+      <w:r>
+        <w:rPr>
+          <w:rFonts w:ascii="Aptos" w:hAnsi="Aptos"/>
+          <w:color w:val="1F2937"/>
+          <w:sz w:val="19"/>
+        </w:rPr>
+        <w:t xml:space="preserve">, </w:t>
+      </w:r>
+      <w:r>
+        <w:rPr>
+          <w:rFonts w:ascii="Consolas" w:hAnsi="Consolas"/>
+          <w:color w:val="C11B12"/>
+          <w:sz w:val="17"/>
+          <w:shd w:fill="ECEFF3"/>
+        </w:rPr>
+        <w:t xml:space="preserve">evidence/pertemuan-06/screenshots/m6-scan-output.png</w:t>
+      </w:r>
+      <w:r>
+        <w:rPr>
+          <w:rFonts w:ascii="Aptos" w:hAnsi="Aptos"/>
+          <w:color w:val="1F2937"/>
+          <w:sz w:val="19"/>
+        </w:rPr>
+        <w:t xml:space="preserve">, </w:t>
+      </w:r>
+      <w:r>
+        <w:rPr>
+          <w:rFonts w:ascii="Consolas" w:hAnsi="Consolas"/>
+          <w:color w:val="C11B12"/>
+          <w:sz w:val="17"/>
+          <w:shd w:fill="ECEFF3"/>
+        </w:rPr>
+        <w:t xml:space="preserve">evidence/pertemuan-06/screenshots/m6-module-routes.png</w:t>
+      </w:r>
+      <w:r>
+        <w:rPr>
+          <w:rFonts w:ascii="Aptos" w:hAnsi="Aptos"/>
+          <w:color w:val="1F2937"/>
+          <w:sz w:val="19"/>
+        </w:rPr>
+        <w:t xml:space="preserve">.</w:t>
+      </w:r>
+    </w:p>
+    <w:p>
+      <w:pPr>
         <w:pStyle w:val="TutorialObserve"/>
         <w:shd w:fill="FFF4D6" w:val="clear"/>
         <w:pBdr>
@@ -4193,85 +5841,350 @@
     <w:p>
       <w:pPr>
         <w:pStyle w:val="CodeHeader"/>
-        <w:keepNext/>
+        <w:shd w:fill="2D2D30"/>
         <w:pBdr>
-          <w:left w:val="single" w:sz="12" w:space="8" w:color="B8DDE0"/>
+          <w:left w:val="single" w:sz="4" w:space="8" w:color="2D2D30"/>
         </w:pBdr>
-        <w:shd w:val="clear" w:color="auto" w:fill="E4EAED"/>
       </w:pPr>
       <w:r>
         <w:rPr>
           <w:rFonts w:ascii="Consolas" w:hAnsi="Consolas"/>
           <w:b/>
-          <w:color w:val="262626"/>
+          <w:color w:val="FFFFFF"/>
           <w:sz w:val="16"/>
         </w:rPr>
-        <w:t xml:space="preserve">Lokasi: terminal pada root repository kantin-multi-tenant   •   MODUL 6 — TERMINAL   •   BASH</w:t>
+        <w:t>Lokasi: terminal pada root repository kantin-multi-tenant   •   MODUL 6 — TERMINAL   •   BASH</w:t>
       </w:r>
     </w:p>
     <w:p>
       <w:pPr>
         <w:pStyle w:val="CodeBlock"/>
+        <w:shd w:fill="1E1E1E"/>
         <w:pBdr>
-          <w:left w:val="single" w:sz="12" w:space="8" w:color="B8DDE0"/>
+          <w:left w:val="single" w:sz="4" w:space="8" w:color="1E1E1E"/>
         </w:pBdr>
-        <w:shd w:val="clear" w:color="auto" w:fill="F2F3F7"/>
       </w:pPr>
       <w:r>
         <w:rPr>
           <w:rFonts w:ascii="Consolas" w:hAnsi="Consolas"/>
-          <w:b/>
-          <w:color w:val="000080"/>
+          <w:color w:val="4EC9B0"/>
           <w:sz w:val="16"/>
         </w:rPr>
-        <w:t xml:space="preserve">php</w:t>
+        <w:t>php</w:t>
       </w:r>
       <w:r>
         <w:rPr>
           <w:rFonts w:ascii="Consolas" w:hAnsi="Consolas"/>
-          <w:color w:val="262626"/>
+          <w:color w:val="D4D4D4"/>
           <w:sz w:val="16"/>
         </w:rPr>
         <w:t xml:space="preserve"> artisan test</w:t>
-      </w:r>
-      <w:r>
         <w:br/>
+        <w:t xml:space="preserve">./vendor/bin/pint --test</w:t>
+        <w:br/>
       </w:r>
       <w:r>
         <w:rPr>
           <w:rFonts w:ascii="Consolas" w:hAnsi="Consolas"/>
-          <w:color w:val="262626"/>
+          <w:color w:val="4EC9B0"/>
           <w:sz w:val="16"/>
         </w:rPr>
-        <w:t xml:space="preserve">./vendor/bin/pint </w:t>
+        <w:t>npm</w:t>
       </w:r>
       <w:r>
         <w:rPr>
           <w:rFonts w:ascii="Consolas" w:hAnsi="Consolas"/>
-          <w:color w:val="0073E6"/>
+          <w:color w:val="D4D4D4"/>
           <w:sz w:val="16"/>
         </w:rPr>
-        <w:t xml:space="preserve">--test</w:t>
-      </w:r>
-      <w:r>
-        <w:br/>
+        <w:t xml:space="preserve"> run build</w:t>
+      </w:r>
+    </w:p>
+    <w:p>
+      <w:pPr>
+        <w:pStyle w:val="Heading3"/>
+      </w:pPr>
+      <w:r>
+        <w:t xml:space="preserve">Output Nyata Terverifikasi</w:t>
+      </w:r>
+    </w:p>
+    <w:p>
+      <w:pPr>
+        <w:pStyle w:val="ListBody"/>
+      </w:pPr>
+      <w:r>
+        <w:t xml:space="preserve">Alur scan QR aman dan sesi anonim — diverifikasi live pada server lokal.</w:t>
+      </w:r>
+    </w:p>
+    <w:p>
+      <w:pPr>
+        <w:jc w:val="center"/>
+        <w:spacing w:before="80" w:after="40"/>
+      </w:pPr>
+      <w:r>
+        <w:drawing>
+          <wp:inline distT="0" distB="0" distL="0" distR="0">
+            <wp:extent cx="4937760" cy="2206233"/>
+            <wp:effectExtent l="0" t="0" r="0" b="0"/>
+            <wp:docPr id="9061" name="M6 terminal"/>
+            <wp:cNvGraphicFramePr>
+              <a:graphicFrameLocks xmlns:a="http://schemas.openxmlformats.org/drawingml/2006/main" noChangeAspect="1"/>
+            </wp:cNvGraphicFramePr>
+            <a:graphic xmlns:a="http://schemas.openxmlformats.org/drawingml/2006/main">
+              <a:graphicData uri="http://schemas.openxmlformats.org/drawingml/2006/picture">
+                <pic:pic xmlns:pic="http://schemas.openxmlformats.org/drawingml/2006/picture">
+                  <pic:nvPicPr>
+                    <pic:cNvPr id="9061" name="M6 terminal"/>
+                    <pic:cNvPicPr/>
+                  </pic:nvPicPr>
+                  <pic:blipFill>
+                    <a:blip r:embed="rId906"/>
+                    <a:stretch>
+                      <a:fillRect/>
+                    </a:stretch>
+                  </pic:blipFill>
+                  <pic:spPr>
+                    <a:xfrm>
+                      <a:off x="0" y="0"/>
+                      <a:ext cx="4937760" cy="2206233"/>
+                    </a:xfrm>
+                    <a:prstGeom prst="rect">
+                      <a:avLst/>
+                    </a:prstGeom>
+                  </pic:spPr>
+                </pic:pic>
+              </a:graphicData>
+            </a:graphic>
+          </wp:inline>
+        </w:drawing>
+      </w:r>
+    </w:p>
+    <w:p>
+      <w:pPr>
+        <w:jc w:val="center"/>
+        <w:spacing w:after="160"/>
+      </w:pPr>
+      <w:r>
+        <w:rPr>
+          <w:i/>
+          <w:color w:val="6B7280"/>
+          <w:sz w:val="16"/>
+        </w:rPr>
+        <w:t xml:space="preserve">Gambar M6. /q/&lt;token&gt; valid -&gt; 302 katalog + cookie HttpOnly/SameSite=Lax; token invalid -&gt; 404 generik; 8 uji QR/token hijau.</w:t>
+      </w:r>
+    </w:p>
+    <w:p>
+      <w:pPr>
+        <w:pStyle w:val="Heading3"/>
+      </w:pPr>
+      <w:r>
+        <w:t xml:space="preserve">Output Nyata Terverifikasi — Meja (modul Admin) dan Scan QR (modul Ordering)</w:t>
+      </w:r>
+    </w:p>
+    <w:p>
+      <w:pPr>
+        <w:pStyle w:val="ListBody"/>
+      </w:pPr>
+      <w:r>
+        <w:rPr>
+          <w:rFonts w:ascii="Aptos" w:hAnsi="Aptos"/>
+          <w:color w:val="1F2937"/>
+          <w:sz w:val="19"/>
+        </w:rPr>
+        <w:t xml:space="preserve">Bukti eksekusi nyata pada branch </w:t>
       </w:r>
       <w:r>
         <w:rPr>
           <w:rFonts w:ascii="Consolas" w:hAnsi="Consolas"/>
-          <w:b/>
-          <w:color w:val="000080"/>
+          <w:color w:val="C11B12"/>
+          <w:sz w:val="17"/>
+          <w:shd w:fill="ECEFF3"/>
+        </w:rPr>
+        <w:t xml:space="preserve">feat/pertemuan-06-qr-v2</w:t>
+      </w:r>
+      <w:r>
+        <w:rPr>
+          <w:rFonts w:ascii="Aptos" w:hAnsi="Aptos"/>
+          <w:color w:val="1F2937"/>
+          <w:sz w:val="19"/>
+        </w:rPr>
+        <w:t xml:space="preserve">: route </w:t>
+      </w:r>
+      <w:r>
+        <w:rPr>
+          <w:rFonts w:ascii="Consolas" w:hAnsi="Consolas"/>
+          <w:color w:val="C11B12"/>
+          <w:sz w:val="17"/>
+          <w:shd w:fill="ECEFF3"/>
+        </w:rPr>
+        <w:t xml:space="preserve">admin.tables.*</w:t>
+      </w:r>
+      <w:r>
+        <w:rPr>
+          <w:rFonts w:ascii="Aptos" w:hAnsi="Aptos"/>
+          <w:color w:val="1F2937"/>
+          <w:sz w:val="19"/>
+        </w:rPr>
+        <w:t xml:space="preserve"> dilayani controller modul Admin, sedangkan entry publik </w:t>
+      </w:r>
+      <w:r>
+        <w:rPr>
+          <w:rFonts w:ascii="Consolas" w:hAnsi="Consolas"/>
+          <w:color w:val="C11B12"/>
+          <w:sz w:val="17"/>
+          <w:shd w:fill="ECEFF3"/>
+        </w:rPr>
+        <w:t xml:space="preserve">/q/{token}</w:t>
+      </w:r>
+      <w:r>
+        <w:rPr>
+          <w:rFonts w:ascii="Aptos" w:hAnsi="Aptos"/>
+          <w:color w:val="1F2937"/>
+          <w:sz w:val="19"/>
+        </w:rPr>
+        <w:t xml:space="preserve"> (</w:t>
+      </w:r>
+      <w:r>
+        <w:rPr>
+          <w:rFonts w:ascii="Consolas" w:hAnsi="Consolas"/>
+          <w:color w:val="C11B12"/>
+          <w:sz w:val="17"/>
+          <w:shd w:fill="ECEFF3"/>
+        </w:rPr>
+        <w:t xml:space="preserve">customer.scan</w:t>
+      </w:r>
+      <w:r>
+        <w:rPr>
+          <w:rFonts w:ascii="Aptos" w:hAnsi="Aptos"/>
+          <w:color w:val="1F2937"/>
+          <w:sz w:val="19"/>
+        </w:rPr>
+        <w:t xml:space="preserve">) dilayani controller modul Ordering lewat </w:t>
+      </w:r>
+      <w:r>
+        <w:rPr>
+          <w:rFonts w:ascii="Consolas" w:hAnsi="Consolas"/>
+          <w:color w:val="C11B12"/>
+          <w:sz w:val="17"/>
+          <w:shd w:fill="ECEFF3"/>
+        </w:rPr>
+        <w:t xml:space="preserve">app/Modules/Ordering/routes/web.php</w:t>
+      </w:r>
+      <w:r>
+        <w:rPr>
+          <w:rFonts w:ascii="Aptos" w:hAnsi="Aptos"/>
+          <w:color w:val="1F2937"/>
+          <w:sz w:val="19"/>
+        </w:rPr>
+        <w:t xml:space="preserve"> (</w:t>
+      </w:r>
+      <w:r>
+        <w:rPr>
+          <w:rFonts w:ascii="Consolas" w:hAnsi="Consolas"/>
+          <w:color w:val="C11B12"/>
+          <w:sz w:val="17"/>
+          <w:shd w:fill="ECEFF3"/>
+        </w:rPr>
+        <w:t xml:space="preserve">PortalRoutes::web()</w:t>
+      </w:r>
+      <w:r>
+        <w:rPr>
+          <w:rFonts w:ascii="Aptos" w:hAnsi="Aptos"/>
+          <w:color w:val="1F2937"/>
+          <w:sz w:val="19"/>
+        </w:rPr>
+        <w:t xml:space="preserve">, limiter </w:t>
+      </w:r>
+      <w:r>
+        <w:rPr>
+          <w:rFonts w:ascii="Consolas" w:hAnsi="Consolas"/>
+          <w:color w:val="C11B12"/>
+          <w:sz w:val="17"/>
+          <w:shd w:fill="ECEFF3"/>
+        </w:rPr>
+        <w:t xml:space="preserve">qr-scan</w:t>
+      </w:r>
+      <w:r>
+        <w:rPr>
+          <w:rFonts w:ascii="Aptos" w:hAnsi="Aptos"/>
+          <w:color w:val="1F2937"/>
+          <w:sz w:val="19"/>
+        </w:rPr>
+        <w:t xml:space="preserve"> milik </w:t>
+      </w:r>
+      <w:r>
+        <w:rPr>
+          <w:rFonts w:ascii="Consolas" w:hAnsi="Consolas"/>
+          <w:color w:val="C11B12"/>
+          <w:sz w:val="17"/>
+          <w:shd w:fill="ECEFF3"/>
+        </w:rPr>
+        <w:t xml:space="preserve">OrderingServiceProvider</w:t>
+      </w:r>
+      <w:r>
+        <w:rPr>
+          <w:rFonts w:ascii="Aptos" w:hAnsi="Aptos"/>
+          <w:color w:val="1F2937"/>
+          <w:sz w:val="19"/>
+        </w:rPr>
+        <w:t xml:space="preserve">); uji token dan sesi hijau.</w:t>
+      </w:r>
+    </w:p>
+    <w:p>
+      <w:pPr>
+        <w:jc w:val="center"/>
+        <w:spacing w:before="80" w:after="40"/>
+      </w:pPr>
+      <w:r>
+        <w:drawing>
+          <wp:inline distT="0" distB="0" distL="0" distR="0">
+            <wp:extent cx="5943600" cy="2424988"/>
+            <wp:effectExtent l="0" t="0" r="0" b="0"/>
+            <wp:docPr id="9541" name="M6 meja dan scan QR per modul"/>
+            <wp:cNvGraphicFramePr>
+              <a:graphicFrameLocks xmlns:a="http://schemas.openxmlformats.org/drawingml/2006/main" noChangeAspect="1"/>
+            </wp:cNvGraphicFramePr>
+            <a:graphic xmlns:a="http://schemas.openxmlformats.org/drawingml/2006/main">
+              <a:graphicData uri="http://schemas.openxmlformats.org/drawingml/2006/picture">
+                <pic:pic xmlns:pic="http://schemas.openxmlformats.org/drawingml/2006/picture">
+                  <pic:nvPicPr>
+                    <pic:cNvPr id="9541" name="M6 meja dan scan QR per modul"/>
+                    <pic:cNvPicPr/>
+                  </pic:nvPicPr>
+                  <pic:blipFill>
+                    <a:blip r:embed="rId954"/>
+                    <a:stretch>
+                      <a:fillRect/>
+                    </a:stretch>
+                  </pic:blipFill>
+                  <pic:spPr>
+                    <a:xfrm>
+                      <a:off x="0" y="0"/>
+                      <a:ext cx="5943600" cy="2424988"/>
+                    </a:xfrm>
+                    <a:prstGeom prst="rect">
+                      <a:avLst/>
+                    </a:prstGeom>
+                  </pic:spPr>
+                </pic:pic>
+              </a:graphicData>
+            </a:graphic>
+          </wp:inline>
+        </w:drawing>
+      </w:r>
+    </w:p>
+    <w:p>
+      <w:pPr>
+        <w:jc w:val="center"/>
+        <w:spacing w:after="160"/>
+      </w:pPr>
+      <w:r>
+        <w:rPr>
+          <w:i/>
+          <w:color w:val="6B7280"/>
           <w:sz w:val="16"/>
         </w:rPr>
-        <w:t xml:space="preserve">npm</w:t>
-      </w:r>
-      <w:r>
-        <w:rPr>
-          <w:rFonts w:ascii="Consolas" w:hAnsi="Consolas"/>
-          <w:color w:val="262626"/>
-          <w:sz w:val="16"/>
-        </w:rPr>
-        <w:t xml:space="preserve"> run build</w:t>
+        <w:t xml:space="preserve">Gambar M6b. Route meja (Admin) + scan QR (Ordering), OpaqueTokenTest + QrTableSessionTest 8 passed, suite 85 passed.</w:t>
       </w:r>
     </w:p>
     <w:p>
@@ -4488,30 +6401,29 @@
         <w:rPr>
           <w:rFonts w:ascii="Aptos" w:hAnsi="Aptos"/>
         </w:rPr>
-        <w:t>File yang dibuat: 06_qr_session/OpaqueToken.php dan ResolveTableQrController.php</w:t>
+        <w:t>File yang dibuat: app/Support/Tokens/OpaqueToken.php dan app/Modules/Ordering/Http/Controllers/ResolveTableQrController.php</w:t>
       </w:r>
     </w:p>
     <w:p>
       <w:pPr>
         <w:pStyle w:val="CodeBlock"/>
+        <w:shd w:fill="1E1E1E" w:val="clear"/>
         <w:pBdr>
-          <w:left w:val="single" w:sz="12" w:space="8" w:color="B8DDE0"/>
+          <w:left w:val="single" w:sz="4" w:space="8" w:color="1E1E1E"/>
         </w:pBdr>
-        <w:shd w:val="clear" w:color="auto" w:fill="F2F3F7"/>
       </w:pPr>
       <w:r>
         <w:rPr>
           <w:rFonts w:ascii="Consolas" w:hAnsi="Consolas"/>
-          <w:b/>
-          <w:color w:val="000080"/>
+          <w:color w:val="569CD6"/>
           <w:sz w:val="16"/>
         </w:rPr>
-        <w:t xml:space="preserve">public</w:t>
+        <w:t>public</w:t>
       </w:r>
       <w:r>
         <w:rPr>
           <w:rFonts w:ascii="Consolas" w:hAnsi="Consolas"/>
-          <w:color w:val="262626"/>
+          <w:color w:val="D4D4D4"/>
           <w:sz w:val="16"/>
         </w:rPr>
         <w:t xml:space="preserve"> </w:t>
@@ -4519,16 +6431,15 @@
       <w:r>
         <w:rPr>
           <w:rFonts w:ascii="Consolas" w:hAnsi="Consolas"/>
-          <w:b/>
-          <w:color w:val="000080"/>
+          <w:color w:val="569CD6"/>
           <w:sz w:val="16"/>
         </w:rPr>
-        <w:t xml:space="preserve">static</w:t>
+        <w:t>static</w:t>
       </w:r>
       <w:r>
         <w:rPr>
           <w:rFonts w:ascii="Consolas" w:hAnsi="Consolas"/>
-          <w:color w:val="262626"/>
+          <w:color w:val="D4D4D4"/>
           <w:sz w:val="16"/>
         </w:rPr>
         <w:t xml:space="preserve"> </w:t>
@@ -4536,16 +6447,15 @@
       <w:r>
         <w:rPr>
           <w:rFonts w:ascii="Consolas" w:hAnsi="Consolas"/>
-          <w:b/>
-          <w:color w:val="000080"/>
+          <w:color w:val="569CD6"/>
           <w:sz w:val="16"/>
         </w:rPr>
-        <w:t xml:space="preserve">function</w:t>
+        <w:t>function</w:t>
       </w:r>
       <w:r>
         <w:rPr>
           <w:rFonts w:ascii="Consolas" w:hAnsi="Consolas"/>
-          <w:color w:val="262626"/>
+          <w:color w:val="D4D4D4"/>
           <w:sz w:val="16"/>
         </w:rPr>
         <w:t xml:space="preserve"> </w:t>
@@ -4553,32 +6463,31 @@
       <w:r>
         <w:rPr>
           <w:rFonts w:ascii="Consolas" w:hAnsi="Consolas"/>
-          <w:color w:val="795E26"/>
+          <w:color w:val="DCDCAA"/>
           <w:sz w:val="16"/>
         </w:rPr>
-        <w:t xml:space="preserve">issue</w:t>
+        <w:t>issue</w:t>
       </w:r>
       <w:r>
         <w:rPr>
           <w:rFonts w:ascii="Consolas" w:hAnsi="Consolas"/>
-          <w:color w:val="262626"/>
+          <w:color w:val="D4D4D4"/>
           <w:sz w:val="16"/>
         </w:rPr>
-        <w:t xml:space="preserve">(</w:t>
+        <w:t>(</w:t>
       </w:r>
       <w:r>
         <w:rPr>
           <w:rFonts w:ascii="Consolas" w:hAnsi="Consolas"/>
-          <w:b/>
-          <w:color w:val="000080"/>
+          <w:color w:val="569CD6"/>
           <w:sz w:val="16"/>
         </w:rPr>
-        <w:t xml:space="preserve">int</w:t>
+        <w:t>int</w:t>
       </w:r>
       <w:r>
         <w:rPr>
           <w:rFonts w:ascii="Consolas" w:hAnsi="Consolas"/>
-          <w:color w:val="262626"/>
+          <w:color w:val="D4D4D4"/>
           <w:sz w:val="16"/>
         </w:rPr>
         <w:t xml:space="preserve"> </w:t>
@@ -4586,15 +6495,15 @@
       <w:r>
         <w:rPr>
           <w:rFonts w:ascii="Consolas" w:hAnsi="Consolas"/>
-          <w:color w:val="660E7A"/>
+          <w:color w:val="9CDCFE"/>
           <w:sz w:val="16"/>
         </w:rPr>
-        <w:t xml:space="preserve">$bytes</w:t>
+        <w:t>$bytes</w:t>
       </w:r>
       <w:r>
         <w:rPr>
           <w:rFonts w:ascii="Consolas" w:hAnsi="Consolas"/>
-          <w:color w:val="262626"/>
+          <w:color w:val="D4D4D4"/>
           <w:sz w:val="16"/>
         </w:rPr>
         <w:t xml:space="preserve"> = </w:t>
@@ -4602,15 +6511,15 @@
       <w:r>
         <w:rPr>
           <w:rFonts w:ascii="Consolas" w:hAnsi="Consolas"/>
-          <w:color w:val="0073E6"/>
+          <w:color w:val="B5CEA8"/>
           <w:sz w:val="16"/>
         </w:rPr>
-        <w:t xml:space="preserve">32</w:t>
+        <w:t>32</w:t>
       </w:r>
       <w:r>
         <w:rPr>
           <w:rFonts w:ascii="Consolas" w:hAnsi="Consolas"/>
-          <w:color w:val="262626"/>
+          <w:color w:val="D4D4D4"/>
           <w:sz w:val="16"/>
         </w:rPr>
         <w:t xml:space="preserve">): </w:t>
@@ -4618,541 +6527,428 @@
       <w:r>
         <w:rPr>
           <w:rFonts w:ascii="Consolas" w:hAnsi="Consolas"/>
-          <w:b/>
-          <w:color w:val="000080"/>
+          <w:color w:val="569CD6"/>
           <w:sz w:val="16"/>
         </w:rPr>
-        <w:t xml:space="preserve">array</w:t>
-      </w:r>
-      <w:r>
+        <w:t>array</w:t>
+      </w:r>
+      <w:r>
+        <w:rPr>
+          <w:rFonts w:ascii="Consolas" w:hAnsi="Consolas"/>
+          <w:color w:val="D4D4D4"/>
+          <w:sz w:val="16"/>
+        </w:rPr>
         <w:br/>
+        <w:t>{</w:t>
+        <w:br/>
+        <w:t xml:space="preserve">    </w:t>
       </w:r>
       <w:r>
         <w:rPr>
           <w:rFonts w:ascii="Consolas" w:hAnsi="Consolas"/>
-          <w:color w:val="262626"/>
+          <w:color w:val="569CD6"/>
           <w:sz w:val="16"/>
         </w:rPr>
-        <w:t xml:space="preserve">{</w:t>
-      </w:r>
-      <w:r>
+        <w:t>if</w:t>
+      </w:r>
+      <w:r>
+        <w:rPr>
+          <w:rFonts w:ascii="Consolas" w:hAnsi="Consolas"/>
+          <w:color w:val="D4D4D4"/>
+          <w:sz w:val="16"/>
+        </w:rPr>
+        <w:t xml:space="preserve"> (</w:t>
+      </w:r>
+      <w:r>
+        <w:rPr>
+          <w:rFonts w:ascii="Consolas" w:hAnsi="Consolas"/>
+          <w:color w:val="9CDCFE"/>
+          <w:sz w:val="16"/>
+        </w:rPr>
+        <w:t>$bytes</w:t>
+      </w:r>
+      <w:r>
+        <w:rPr>
+          <w:rFonts w:ascii="Consolas" w:hAnsi="Consolas"/>
+          <w:color w:val="D4D4D4"/>
+          <w:sz w:val="16"/>
+        </w:rPr>
+        <w:t xml:space="preserve"> &lt; </w:t>
+      </w:r>
+      <w:r>
+        <w:rPr>
+          <w:rFonts w:ascii="Consolas" w:hAnsi="Consolas"/>
+          <w:color w:val="B5CEA8"/>
+          <w:sz w:val="16"/>
+        </w:rPr>
+        <w:t>16</w:t>
+      </w:r>
+      <w:r>
+        <w:rPr>
+          <w:rFonts w:ascii="Consolas" w:hAnsi="Consolas"/>
+          <w:color w:val="D4D4D4"/>
+          <w:sz w:val="16"/>
+        </w:rPr>
+        <w:t xml:space="preserve">) {</w:t>
         <w:br/>
+        <w:t xml:space="preserve">        </w:t>
       </w:r>
       <w:r>
         <w:rPr>
           <w:rFonts w:ascii="Consolas" w:hAnsi="Consolas"/>
-          <w:color w:val="262626"/>
+          <w:color w:val="569CD6"/>
           <w:sz w:val="16"/>
         </w:rPr>
+        <w:t>throw</w:t>
+      </w:r>
+      <w:r>
+        <w:rPr>
+          <w:rFonts w:ascii="Consolas" w:hAnsi="Consolas"/>
+          <w:color w:val="D4D4D4"/>
+          <w:sz w:val="16"/>
+        </w:rPr>
+        <w:t xml:space="preserve"> </w:t>
+      </w:r>
+      <w:r>
+        <w:rPr>
+          <w:rFonts w:ascii="Consolas" w:hAnsi="Consolas"/>
+          <w:color w:val="569CD6"/>
+          <w:sz w:val="16"/>
+        </w:rPr>
+        <w:t>new</w:t>
+      </w:r>
+      <w:r>
+        <w:rPr>
+          <w:rFonts w:ascii="Consolas" w:hAnsi="Consolas"/>
+          <w:color w:val="D4D4D4"/>
+          <w:sz w:val="16"/>
+        </w:rPr>
+        <w:t xml:space="preserve"> </w:t>
+      </w:r>
+      <w:r>
+        <w:rPr>
+          <w:rFonts w:ascii="Consolas" w:hAnsi="Consolas"/>
+          <w:color w:val="DCDCAA"/>
+          <w:sz w:val="16"/>
+        </w:rPr>
+        <w:t>InvalidArgumentException</w:t>
+      </w:r>
+      <w:r>
+        <w:rPr>
+          <w:rFonts w:ascii="Consolas" w:hAnsi="Consolas"/>
+          <w:color w:val="D4D4D4"/>
+          <w:sz w:val="16"/>
+        </w:rPr>
+        <w:t>(</w:t>
+      </w:r>
+      <w:r>
+        <w:rPr>
+          <w:rFonts w:ascii="Consolas" w:hAnsi="Consolas"/>
+          <w:color w:val="CE9178"/>
+          <w:sz w:val="16"/>
+        </w:rPr>
+        <w:t>'Token minimal 128 bit.'</w:t>
+      </w:r>
+      <w:r>
+        <w:rPr>
+          <w:rFonts w:ascii="Consolas" w:hAnsi="Consolas"/>
+          <w:color w:val="D4D4D4"/>
+          <w:sz w:val="16"/>
+        </w:rPr>
+        <w:t>);</w:t>
+        <w:br/>
+        <w:t xml:space="preserve">    }</w:t>
+        <w:br/>
+        <w:br/>
         <w:t xml:space="preserve">    </w:t>
       </w:r>
       <w:r>
         <w:rPr>
           <w:rFonts w:ascii="Consolas" w:hAnsi="Consolas"/>
-          <w:b/>
-          <w:color w:val="000080"/>
+          <w:color w:val="9CDCFE"/>
           <w:sz w:val="16"/>
         </w:rPr>
-        <w:t xml:space="preserve">if</w:t>
+        <w:t>$plain</w:t>
       </w:r>
       <w:r>
         <w:rPr>
           <w:rFonts w:ascii="Consolas" w:hAnsi="Consolas"/>
-          <w:color w:val="262626"/>
+          <w:color w:val="D4D4D4"/>
           <w:sz w:val="16"/>
         </w:rPr>
-        <w:t xml:space="preserve"> (</w:t>
+        <w:t xml:space="preserve"> = </w:t>
       </w:r>
       <w:r>
         <w:rPr>
           <w:rFonts w:ascii="Consolas" w:hAnsi="Consolas"/>
-          <w:color w:val="660E7A"/>
+          <w:color w:val="DCDCAA"/>
           <w:sz w:val="16"/>
         </w:rPr>
-        <w:t xml:space="preserve">$bytes</w:t>
+        <w:t>rtrim</w:t>
       </w:r>
       <w:r>
         <w:rPr>
           <w:rFonts w:ascii="Consolas" w:hAnsi="Consolas"/>
-          <w:color w:val="262626"/>
+          <w:color w:val="D4D4D4"/>
           <w:sz w:val="16"/>
         </w:rPr>
-        <w:t xml:space="preserve"> &lt; </w:t>
+        <w:t>(</w:t>
+        <w:br/>
+        <w:t xml:space="preserve">        </w:t>
       </w:r>
       <w:r>
         <w:rPr>
           <w:rFonts w:ascii="Consolas" w:hAnsi="Consolas"/>
-          <w:color w:val="0073E6"/>
+          <w:color w:val="DCDCAA"/>
           <w:sz w:val="16"/>
         </w:rPr>
-        <w:t xml:space="preserve">16</w:t>
+        <w:t>strtr</w:t>
       </w:r>
       <w:r>
         <w:rPr>
           <w:rFonts w:ascii="Consolas" w:hAnsi="Consolas"/>
-          <w:color w:val="262626"/>
+          <w:color w:val="D4D4D4"/>
           <w:sz w:val="16"/>
         </w:rPr>
-        <w:t xml:space="preserve">) {</w:t>
-      </w:r>
-      <w:r>
+        <w:t>(</w:t>
+      </w:r>
+      <w:r>
+        <w:rPr>
+          <w:rFonts w:ascii="Consolas" w:hAnsi="Consolas"/>
+          <w:color w:val="DCDCAA"/>
+          <w:sz w:val="16"/>
+        </w:rPr>
+        <w:t>base64_encode</w:t>
+      </w:r>
+      <w:r>
+        <w:rPr>
+          <w:rFonts w:ascii="Consolas" w:hAnsi="Consolas"/>
+          <w:color w:val="D4D4D4"/>
+          <w:sz w:val="16"/>
+        </w:rPr>
+        <w:t>(</w:t>
+      </w:r>
+      <w:r>
+        <w:rPr>
+          <w:rFonts w:ascii="Consolas" w:hAnsi="Consolas"/>
+          <w:color w:val="DCDCAA"/>
+          <w:sz w:val="16"/>
+        </w:rPr>
+        <w:t>random_bytes</w:t>
+      </w:r>
+      <w:r>
+        <w:rPr>
+          <w:rFonts w:ascii="Consolas" w:hAnsi="Consolas"/>
+          <w:color w:val="D4D4D4"/>
+          <w:sz w:val="16"/>
+        </w:rPr>
+        <w:t>(</w:t>
+      </w:r>
+      <w:r>
+        <w:rPr>
+          <w:rFonts w:ascii="Consolas" w:hAnsi="Consolas"/>
+          <w:color w:val="9CDCFE"/>
+          <w:sz w:val="16"/>
+        </w:rPr>
+        <w:t>$bytes</w:t>
+      </w:r>
+      <w:r>
+        <w:rPr>
+          <w:rFonts w:ascii="Consolas" w:hAnsi="Consolas"/>
+          <w:color w:val="D4D4D4"/>
+          <w:sz w:val="16"/>
+        </w:rPr>
+        <w:t xml:space="preserve">)), </w:t>
+      </w:r>
+      <w:r>
+        <w:rPr>
+          <w:rFonts w:ascii="Consolas" w:hAnsi="Consolas"/>
+          <w:color w:val="CE9178"/>
+          <w:sz w:val="16"/>
+        </w:rPr>
+        <w:t>'+/'</w:t>
+      </w:r>
+      <w:r>
+        <w:rPr>
+          <w:rFonts w:ascii="Consolas" w:hAnsi="Consolas"/>
+          <w:color w:val="D4D4D4"/>
+          <w:sz w:val="16"/>
+        </w:rPr>
+        <w:t xml:space="preserve">, </w:t>
+      </w:r>
+      <w:r>
+        <w:rPr>
+          <w:rFonts w:ascii="Consolas" w:hAnsi="Consolas"/>
+          <w:color w:val="CE9178"/>
+          <w:sz w:val="16"/>
+        </w:rPr>
+        <w:t>'-_'</w:t>
+      </w:r>
+      <w:r>
+        <w:rPr>
+          <w:rFonts w:ascii="Consolas" w:hAnsi="Consolas"/>
+          <w:color w:val="D4D4D4"/>
+          <w:sz w:val="16"/>
+        </w:rPr>
+        <w:t>),</w:t>
         <w:br/>
+        <w:t xml:space="preserve">        </w:t>
       </w:r>
       <w:r>
         <w:rPr>
           <w:rFonts w:ascii="Consolas" w:hAnsi="Consolas"/>
-          <w:color w:val="262626"/>
+          <w:color w:val="CE9178"/>
           <w:sz w:val="16"/>
         </w:rPr>
+        <w:t>'='</w:t>
+      </w:r>
+      <w:r>
+        <w:rPr>
+          <w:rFonts w:ascii="Consolas" w:hAnsi="Consolas"/>
+          <w:color w:val="D4D4D4"/>
+          <w:sz w:val="16"/>
+        </w:rPr>
+        <w:br/>
+        <w:t xml:space="preserve">    );</w:t>
+        <w:br/>
+        <w:br/>
+        <w:t xml:space="preserve">    </w:t>
+      </w:r>
+      <w:r>
+        <w:rPr>
+          <w:rFonts w:ascii="Consolas" w:hAnsi="Consolas"/>
+          <w:color w:val="569CD6"/>
+          <w:sz w:val="16"/>
+        </w:rPr>
+        <w:t>return</w:t>
+      </w:r>
+      <w:r>
+        <w:rPr>
+          <w:rFonts w:ascii="Consolas" w:hAnsi="Consolas"/>
+          <w:color w:val="D4D4D4"/>
+          <w:sz w:val="16"/>
+        </w:rPr>
+        <w:t xml:space="preserve"> [</w:t>
+        <w:br/>
         <w:t xml:space="preserve">        </w:t>
       </w:r>
       <w:r>
         <w:rPr>
           <w:rFonts w:ascii="Consolas" w:hAnsi="Consolas"/>
-          <w:b/>
-          <w:color w:val="000080"/>
+          <w:color w:val="CE9178"/>
           <w:sz w:val="16"/>
         </w:rPr>
-        <w:t xml:space="preserve">throw</w:t>
+        <w:t>'plain'</w:t>
       </w:r>
       <w:r>
         <w:rPr>
           <w:rFonts w:ascii="Consolas" w:hAnsi="Consolas"/>
-          <w:color w:val="262626"/>
+          <w:color w:val="D4D4D4"/>
           <w:sz w:val="16"/>
         </w:rPr>
-        <w:t xml:space="preserve"> </w:t>
+        <w:t xml:space="preserve"> =&gt; </w:t>
       </w:r>
       <w:r>
         <w:rPr>
           <w:rFonts w:ascii="Consolas" w:hAnsi="Consolas"/>
-          <w:b/>
-          <w:color w:val="000080"/>
+          <w:color w:val="9CDCFE"/>
           <w:sz w:val="16"/>
         </w:rPr>
-        <w:t xml:space="preserve">new</w:t>
+        <w:t>$plain</w:t>
       </w:r>
       <w:r>
         <w:rPr>
           <w:rFonts w:ascii="Consolas" w:hAnsi="Consolas"/>
-          <w:color w:val="262626"/>
+          <w:color w:val="D4D4D4"/>
           <w:sz w:val="16"/>
         </w:rPr>
-        <w:t xml:space="preserve"> </w:t>
+        <w:t>,</w:t>
+        <w:br/>
+        <w:t xml:space="preserve">        </w:t>
       </w:r>
       <w:r>
         <w:rPr>
           <w:rFonts w:ascii="Consolas" w:hAnsi="Consolas"/>
-          <w:color w:val="795E26"/>
+          <w:color w:val="CE9178"/>
           <w:sz w:val="16"/>
         </w:rPr>
-        <w:t xml:space="preserve">InvalidArgumentException</w:t>
+        <w:t>'hash'</w:t>
       </w:r>
       <w:r>
         <w:rPr>
           <w:rFonts w:ascii="Consolas" w:hAnsi="Consolas"/>
-          <w:color w:val="262626"/>
+          <w:color w:val="D4D4D4"/>
           <w:sz w:val="16"/>
         </w:rPr>
-        <w:t xml:space="preserve">(</w:t>
+        <w:t xml:space="preserve"> =&gt; </w:t>
       </w:r>
       <w:r>
         <w:rPr>
           <w:rFonts w:ascii="Consolas" w:hAnsi="Consolas"/>
-          <w:color w:val="00733B"/>
+          <w:color w:val="DCDCAA"/>
           <w:sz w:val="16"/>
         </w:rPr>
-        <w:t xml:space="preserve">'Token minimal 128 bit.'</w:t>
+        <w:t>hash</w:t>
       </w:r>
       <w:r>
         <w:rPr>
           <w:rFonts w:ascii="Consolas" w:hAnsi="Consolas"/>
-          <w:color w:val="262626"/>
+          <w:color w:val="D4D4D4"/>
           <w:sz w:val="16"/>
         </w:rPr>
-        <w:t xml:space="preserve">);</w:t>
-      </w:r>
-      <w:r>
+        <w:t>(</w:t>
+      </w:r>
+      <w:r>
+        <w:rPr>
+          <w:rFonts w:ascii="Consolas" w:hAnsi="Consolas"/>
+          <w:color w:val="CE9178"/>
+          <w:sz w:val="16"/>
+        </w:rPr>
+        <w:t>'sha256'</w:t>
+      </w:r>
+      <w:r>
+        <w:rPr>
+          <w:rFonts w:ascii="Consolas" w:hAnsi="Consolas"/>
+          <w:color w:val="D4D4D4"/>
+          <w:sz w:val="16"/>
+        </w:rPr>
+        <w:t xml:space="preserve">, </w:t>
+      </w:r>
+      <w:r>
+        <w:rPr>
+          <w:rFonts w:ascii="Consolas" w:hAnsi="Consolas"/>
+          <w:color w:val="9CDCFE"/>
+          <w:sz w:val="16"/>
+        </w:rPr>
+        <w:t>$plain</w:t>
+      </w:r>
+      <w:r>
+        <w:rPr>
+          <w:rFonts w:ascii="Consolas" w:hAnsi="Consolas"/>
+          <w:color w:val="D4D4D4"/>
+          <w:sz w:val="16"/>
+        </w:rPr>
+        <w:t xml:space="preserve">, </w:t>
+      </w:r>
+      <w:r>
+        <w:rPr>
+          <w:rFonts w:ascii="Consolas" w:hAnsi="Consolas"/>
+          <w:color w:val="569CD6"/>
+          <w:sz w:val="16"/>
+        </w:rPr>
+        <w:t>true</w:t>
+      </w:r>
+      <w:r>
+        <w:rPr>
+          <w:rFonts w:ascii="Consolas" w:hAnsi="Consolas"/>
+          <w:color w:val="D4D4D4"/>
+          <w:sz w:val="16"/>
+        </w:rPr>
+        <w:t>),</w:t>
         <w:br/>
-      </w:r>
-      <w:r>
-        <w:rPr>
-          <w:rFonts w:ascii="Consolas" w:hAnsi="Consolas"/>
-          <w:color w:val="262626"/>
-          <w:sz w:val="16"/>
-        </w:rPr>
-        <w:t xml:space="preserve">    }</w:t>
-      </w:r>
-      <w:r>
+        <w:t xml:space="preserve">    ];</w:t>
         <w:br/>
-      </w:r>
-      <w:r>
-        <w:br/>
-      </w:r>
-      <w:r>
-        <w:rPr>
-          <w:rFonts w:ascii="Consolas" w:hAnsi="Consolas"/>
-          <w:color w:val="262626"/>
-          <w:sz w:val="16"/>
-        </w:rPr>
-        <w:t xml:space="preserve">    </w:t>
-      </w:r>
-      <w:r>
-        <w:rPr>
-          <w:rFonts w:ascii="Consolas" w:hAnsi="Consolas"/>
-          <w:color w:val="660E7A"/>
-          <w:sz w:val="16"/>
-        </w:rPr>
-        <w:t xml:space="preserve">$plain</w:t>
-      </w:r>
-      <w:r>
-        <w:rPr>
-          <w:rFonts w:ascii="Consolas" w:hAnsi="Consolas"/>
-          <w:color w:val="262626"/>
-          <w:sz w:val="16"/>
-        </w:rPr>
-        <w:t xml:space="preserve"> = </w:t>
-      </w:r>
-      <w:r>
-        <w:rPr>
-          <w:rFonts w:ascii="Consolas" w:hAnsi="Consolas"/>
-          <w:color w:val="795E26"/>
-          <w:sz w:val="16"/>
-        </w:rPr>
-        <w:t xml:space="preserve">rtrim</w:t>
-      </w:r>
-      <w:r>
-        <w:rPr>
-          <w:rFonts w:ascii="Consolas" w:hAnsi="Consolas"/>
-          <w:color w:val="262626"/>
-          <w:sz w:val="16"/>
-        </w:rPr>
-        <w:t xml:space="preserve">(</w:t>
-      </w:r>
-      <w:r>
-        <w:br/>
-      </w:r>
-      <w:r>
-        <w:rPr>
-          <w:rFonts w:ascii="Consolas" w:hAnsi="Consolas"/>
-          <w:color w:val="262626"/>
-          <w:sz w:val="16"/>
-        </w:rPr>
-        <w:t xml:space="preserve">        </w:t>
-      </w:r>
-      <w:r>
-        <w:rPr>
-          <w:rFonts w:ascii="Consolas" w:hAnsi="Consolas"/>
-          <w:color w:val="795E26"/>
-          <w:sz w:val="16"/>
-        </w:rPr>
-        <w:t xml:space="preserve">strtr</w:t>
-      </w:r>
-      <w:r>
-        <w:rPr>
-          <w:rFonts w:ascii="Consolas" w:hAnsi="Consolas"/>
-          <w:color w:val="262626"/>
-          <w:sz w:val="16"/>
-        </w:rPr>
-        <w:t xml:space="preserve">(</w:t>
-      </w:r>
-      <w:r>
-        <w:rPr>
-          <w:rFonts w:ascii="Consolas" w:hAnsi="Consolas"/>
-          <w:color w:val="795E26"/>
-          <w:sz w:val="16"/>
-        </w:rPr>
-        <w:t xml:space="preserve">base64_encode</w:t>
-      </w:r>
-      <w:r>
-        <w:rPr>
-          <w:rFonts w:ascii="Consolas" w:hAnsi="Consolas"/>
-          <w:color w:val="262626"/>
-          <w:sz w:val="16"/>
-        </w:rPr>
-        <w:t xml:space="preserve">(</w:t>
-      </w:r>
-      <w:r>
-        <w:rPr>
-          <w:rFonts w:ascii="Consolas" w:hAnsi="Consolas"/>
-          <w:color w:val="795E26"/>
-          <w:sz w:val="16"/>
-        </w:rPr>
-        <w:t xml:space="preserve">random_bytes</w:t>
-      </w:r>
-      <w:r>
-        <w:rPr>
-          <w:rFonts w:ascii="Consolas" w:hAnsi="Consolas"/>
-          <w:color w:val="262626"/>
-          <w:sz w:val="16"/>
-        </w:rPr>
-        <w:t xml:space="preserve">(</w:t>
-      </w:r>
-      <w:r>
-        <w:rPr>
-          <w:rFonts w:ascii="Consolas" w:hAnsi="Consolas"/>
-          <w:color w:val="660E7A"/>
-          <w:sz w:val="16"/>
-        </w:rPr>
-        <w:t xml:space="preserve">$bytes</w:t>
-      </w:r>
-      <w:r>
-        <w:rPr>
-          <w:rFonts w:ascii="Consolas" w:hAnsi="Consolas"/>
-          <w:color w:val="262626"/>
-          <w:sz w:val="16"/>
-        </w:rPr>
-        <w:t xml:space="preserve">)), </w:t>
-      </w:r>
-      <w:r>
-        <w:rPr>
-          <w:rFonts w:ascii="Consolas" w:hAnsi="Consolas"/>
-          <w:color w:val="00733B"/>
-          <w:sz w:val="16"/>
-        </w:rPr>
-        <w:t xml:space="preserve">'+/'</w:t>
-      </w:r>
-      <w:r>
-        <w:rPr>
-          <w:rFonts w:ascii="Consolas" w:hAnsi="Consolas"/>
-          <w:color w:val="262626"/>
-          <w:sz w:val="16"/>
-        </w:rPr>
-        <w:t xml:space="preserve">, </w:t>
-      </w:r>
-      <w:r>
-        <w:rPr>
-          <w:rFonts w:ascii="Consolas" w:hAnsi="Consolas"/>
-          <w:color w:val="00733B"/>
-          <w:sz w:val="16"/>
-        </w:rPr>
-        <w:t xml:space="preserve">'-_'</w:t>
-      </w:r>
-      <w:r>
-        <w:rPr>
-          <w:rFonts w:ascii="Consolas" w:hAnsi="Consolas"/>
-          <w:color w:val="262626"/>
-          <w:sz w:val="16"/>
-        </w:rPr>
-        <w:t xml:space="preserve">),</w:t>
-      </w:r>
-      <w:r>
-        <w:br/>
-      </w:r>
-      <w:r>
-        <w:rPr>
-          <w:rFonts w:ascii="Consolas" w:hAnsi="Consolas"/>
-          <w:color w:val="262626"/>
-          <w:sz w:val="16"/>
-        </w:rPr>
-        <w:t xml:space="preserve">        </w:t>
-      </w:r>
-      <w:r>
-        <w:rPr>
-          <w:rFonts w:ascii="Consolas" w:hAnsi="Consolas"/>
-          <w:color w:val="00733B"/>
-          <w:sz w:val="16"/>
-        </w:rPr>
-        <w:t xml:space="preserve">'='</w:t>
-      </w:r>
-      <w:r>
-        <w:br/>
-      </w:r>
-      <w:r>
-        <w:rPr>
-          <w:rFonts w:ascii="Consolas" w:hAnsi="Consolas"/>
-          <w:color w:val="262626"/>
-          <w:sz w:val="16"/>
-        </w:rPr>
-        <w:t xml:space="preserve">    );</w:t>
-      </w:r>
-      <w:r>
-        <w:br/>
-      </w:r>
-      <w:r>
-        <w:br/>
-      </w:r>
-      <w:r>
-        <w:rPr>
-          <w:rFonts w:ascii="Consolas" w:hAnsi="Consolas"/>
-          <w:color w:val="262626"/>
-          <w:sz w:val="16"/>
-        </w:rPr>
-        <w:t xml:space="preserve">    </w:t>
-      </w:r>
-      <w:r>
-        <w:rPr>
-          <w:rFonts w:ascii="Consolas" w:hAnsi="Consolas"/>
-          <w:b/>
-          <w:color w:val="000080"/>
-          <w:sz w:val="16"/>
-        </w:rPr>
-        <w:t xml:space="preserve">return</w:t>
-      </w:r>
-      <w:r>
-        <w:rPr>
-          <w:rFonts w:ascii="Consolas" w:hAnsi="Consolas"/>
-          <w:color w:val="262626"/>
-          <w:sz w:val="16"/>
-        </w:rPr>
-        <w:t xml:space="preserve"> [</w:t>
-      </w:r>
-      <w:r>
-        <w:br/>
-      </w:r>
-      <w:r>
-        <w:rPr>
-          <w:rFonts w:ascii="Consolas" w:hAnsi="Consolas"/>
-          <w:color w:val="262626"/>
-          <w:sz w:val="16"/>
-        </w:rPr>
-        <w:t xml:space="preserve">        </w:t>
-      </w:r>
-      <w:r>
-        <w:rPr>
-          <w:rFonts w:ascii="Consolas" w:hAnsi="Consolas"/>
-          <w:color w:val="00733B"/>
-          <w:sz w:val="16"/>
-        </w:rPr>
-        <w:t xml:space="preserve">'plain'</w:t>
-      </w:r>
-      <w:r>
-        <w:rPr>
-          <w:rFonts w:ascii="Consolas" w:hAnsi="Consolas"/>
-          <w:color w:val="262626"/>
-          <w:sz w:val="16"/>
-        </w:rPr>
-        <w:t xml:space="preserve"> =&gt; </w:t>
-      </w:r>
-      <w:r>
-        <w:rPr>
-          <w:rFonts w:ascii="Consolas" w:hAnsi="Consolas"/>
-          <w:color w:val="660E7A"/>
-          <w:sz w:val="16"/>
-        </w:rPr>
-        <w:t xml:space="preserve">$plain</w:t>
-      </w:r>
-      <w:r>
-        <w:rPr>
-          <w:rFonts w:ascii="Consolas" w:hAnsi="Consolas"/>
-          <w:color w:val="262626"/>
-          <w:sz w:val="16"/>
-        </w:rPr>
-        <w:t xml:space="preserve">,</w:t>
-      </w:r>
-      <w:r>
-        <w:br/>
-      </w:r>
-      <w:r>
-        <w:rPr>
-          <w:rFonts w:ascii="Consolas" w:hAnsi="Consolas"/>
-          <w:color w:val="262626"/>
-          <w:sz w:val="16"/>
-        </w:rPr>
-        <w:t xml:space="preserve">        </w:t>
-      </w:r>
-      <w:r>
-        <w:rPr>
-          <w:rFonts w:ascii="Consolas" w:hAnsi="Consolas"/>
-          <w:color w:val="00733B"/>
-          <w:sz w:val="16"/>
-        </w:rPr>
-        <w:t xml:space="preserve">'hash'</w:t>
-      </w:r>
-      <w:r>
-        <w:rPr>
-          <w:rFonts w:ascii="Consolas" w:hAnsi="Consolas"/>
-          <w:color w:val="262626"/>
-          <w:sz w:val="16"/>
-        </w:rPr>
-        <w:t xml:space="preserve"> =&gt; </w:t>
-      </w:r>
-      <w:r>
-        <w:rPr>
-          <w:rFonts w:ascii="Consolas" w:hAnsi="Consolas"/>
-          <w:color w:val="795E26"/>
-          <w:sz w:val="16"/>
-        </w:rPr>
-        <w:t xml:space="preserve">hash</w:t>
-      </w:r>
-      <w:r>
-        <w:rPr>
-          <w:rFonts w:ascii="Consolas" w:hAnsi="Consolas"/>
-          <w:color w:val="262626"/>
-          <w:sz w:val="16"/>
-        </w:rPr>
-        <w:t xml:space="preserve">(</w:t>
-      </w:r>
-      <w:r>
-        <w:rPr>
-          <w:rFonts w:ascii="Consolas" w:hAnsi="Consolas"/>
-          <w:color w:val="00733B"/>
-          <w:sz w:val="16"/>
-        </w:rPr>
-        <w:t xml:space="preserve">'sha256'</w:t>
-      </w:r>
-      <w:r>
-        <w:rPr>
-          <w:rFonts w:ascii="Consolas" w:hAnsi="Consolas"/>
-          <w:color w:val="262626"/>
-          <w:sz w:val="16"/>
-        </w:rPr>
-        <w:t xml:space="preserve">, </w:t>
-      </w:r>
-      <w:r>
-        <w:rPr>
-          <w:rFonts w:ascii="Consolas" w:hAnsi="Consolas"/>
-          <w:color w:val="660E7A"/>
-          <w:sz w:val="16"/>
-        </w:rPr>
-        <w:t xml:space="preserve">$plain</w:t>
-      </w:r>
-      <w:r>
-        <w:rPr>
-          <w:rFonts w:ascii="Consolas" w:hAnsi="Consolas"/>
-          <w:color w:val="262626"/>
-          <w:sz w:val="16"/>
-        </w:rPr>
-        <w:t xml:space="preserve">, </w:t>
-      </w:r>
-      <w:r>
-        <w:rPr>
-          <w:rFonts w:ascii="Consolas" w:hAnsi="Consolas"/>
-          <w:b/>
-          <w:color w:val="000080"/>
-          <w:sz w:val="16"/>
-        </w:rPr>
-        <w:t xml:space="preserve">true</w:t>
-      </w:r>
-      <w:r>
-        <w:rPr>
-          <w:rFonts w:ascii="Consolas" w:hAnsi="Consolas"/>
-          <w:color w:val="262626"/>
-          <w:sz w:val="16"/>
-        </w:rPr>
-        <w:t xml:space="preserve">),</w:t>
-      </w:r>
-      <w:r>
-        <w:br/>
-      </w:r>
-      <w:r>
-        <w:rPr>
-          <w:rFonts w:ascii="Consolas" w:hAnsi="Consolas"/>
-          <w:color w:val="262626"/>
-          <w:sz w:val="16"/>
-        </w:rPr>
-        <w:t xml:space="preserve">    ];</w:t>
-      </w:r>
-      <w:r>
-        <w:br/>
-      </w:r>
-      <w:r>
-        <w:rPr>
-          <w:rFonts w:ascii="Consolas" w:hAnsi="Consolas"/>
-          <w:color w:val="262626"/>
-          <w:sz w:val="16"/>
-        </w:rPr>
-        <w:t xml:space="preserve">}</w:t>
+        <w:t>}</w:t>
       </w:r>
     </w:p>
     <w:p>
@@ -18182,7 +19978,7 @@
     </w:pPr>
     <w:rPr>
       <w:rFonts w:ascii="Consolas" w:hAnsi="Consolas"/>
-      <w:color w:val="262626"/>
+      <w:color w:val="D4D4D4"/>
       <w:sz w:val="16"/>
     </w:rPr>
   </w:style>
@@ -18294,7 +20090,7 @@
     <w:rPr>
       <w:rFonts w:ascii="Consolas" w:hAnsi="Consolas"/>
       <w:b/>
-      <w:color w:val="262626"/>
+      <w:color w:val="FFFFFF"/>
       <w:sz w:val="16"/>
     </w:rPr>
   </w:style>

--- a/modul_praktikum/Pertemuan_06_Meja_QR_Token_Opaque_dan_Sesi_Pelanggan_Anonim.docx
+++ b/modul_praktikum/Pertemuan_06_Meja_QR_Token_Opaque_dan_Sesi_Pelanggan_Anonim.docx
@@ -994,1070 +994,746 @@
     <w:p>
       <w:pPr>
         <w:pStyle w:val="CodeHeader"/>
-        <w:shd w:fill="2D2D30"/>
         <w:keepNext/>
         <w:pBdr>
-          <w:left w:val="single" w:sz="4" w:space="8" w:color="2D2D30"/>
+          <w:left w:val="single" w:sz="12" w:space="8" w:color="B8DDE0"/>
         </w:pBdr>
+        <w:shd w:val="clear" w:color="auto" w:fill="E4EAED"/>
       </w:pPr>
       <w:r>
-        <w:t>LANDASAN TEKNIS — app/Domain/Tables/QrTokenService.php   •   PHP</w:t>
+        <w:rPr>
+          <w:rFonts w:ascii="Consolas" w:hAnsi="Consolas"/>
+          <w:b/>
+          <w:color w:val="262626"/>
+          <w:sz w:val="16"/>
+        </w:rPr>
+        <w:t xml:space="preserve">LANDASAN TEKNIS — app/Domain/Tables/QrTokenService.php   •   PHP</w:t>
       </w:r>
     </w:p>
     <w:p>
       <w:pPr>
         <w:pStyle w:val="CodeBlock"/>
-        <w:shd w:fill="1E1E1E"/>
         <w:keepLines/>
         <w:pBdr>
-          <w:left w:val="single" w:sz="4" w:space="8" w:color="1E1E1E"/>
+          <w:left w:val="single" w:sz="12" w:space="8" w:color="B8DDE0"/>
         </w:pBdr>
+        <w:shd w:val="clear" w:color="auto" w:fill="F2F3F7"/>
       </w:pPr>
       <w:r>
         <w:rPr>
-          <w:rFonts w:ascii="Consolas" w:hAnsi="Consolas" w:eastAsia="Consolas"/>
-          <w:color w:val="569CD6"/>
+          <w:rFonts w:ascii="Consolas" w:hAnsi="Consolas"/>
+          <w:b/>
+          <w:color w:val="000080"/>
           <w:sz w:val="16"/>
         </w:rPr>
-        <w:t>public</w:t>
-      </w:r>
-      <w:r>
-        <w:rPr>
-          <w:rFonts w:ascii="Consolas" w:hAnsi="Consolas" w:eastAsia="Consolas"/>
-          <w:color w:val="D4D4D4"/>
+        <w:t xml:space="preserve">public</w:t>
+      </w:r>
+      <w:r>
+        <w:rPr>
+          <w:rFonts w:ascii="Consolas" w:hAnsi="Consolas"/>
+          <w:color w:val="262626"/>
           <w:sz w:val="16"/>
         </w:rPr>
         <w:t xml:space="preserve"> </w:t>
       </w:r>
       <w:r>
         <w:rPr>
-          <w:rFonts w:ascii="Consolas" w:hAnsi="Consolas" w:eastAsia="Consolas"/>
-          <w:color w:val="569CD6"/>
+          <w:rFonts w:ascii="Consolas" w:hAnsi="Consolas"/>
+          <w:b/>
+          <w:color w:val="000080"/>
           <w:sz w:val="16"/>
         </w:rPr>
-        <w:t>function</w:t>
-      </w:r>
-      <w:r>
-        <w:rPr>
-          <w:rFonts w:ascii="Consolas" w:hAnsi="Consolas" w:eastAsia="Consolas"/>
-          <w:color w:val="D4D4D4"/>
+        <w:t xml:space="preserve">function</w:t>
+      </w:r>
+      <w:r>
+        <w:rPr>
+          <w:rFonts w:ascii="Consolas" w:hAnsi="Consolas"/>
+          <w:color w:val="262626"/>
           <w:sz w:val="16"/>
         </w:rPr>
         <w:t xml:space="preserve"> </w:t>
       </w:r>
       <w:r>
         <w:rPr>
-          <w:rFonts w:ascii="Consolas" w:hAnsi="Consolas" w:eastAsia="Consolas"/>
-          <w:color w:val="DCDCAA"/>
+          <w:rFonts w:ascii="Consolas" w:hAnsi="Consolas"/>
+          <w:color w:val="795E26"/>
           <w:sz w:val="16"/>
         </w:rPr>
-        <w:t>rotate</w:t>
-      </w:r>
-      <w:r>
-        <w:rPr>
-          <w:rFonts w:ascii="Consolas" w:hAnsi="Consolas" w:eastAsia="Consolas"/>
-          <w:color w:val="D4D4D4"/>
+        <w:t xml:space="preserve">rotate</w:t>
+      </w:r>
+      <w:r>
+        <w:rPr>
+          <w:rFonts w:ascii="Consolas" w:hAnsi="Consolas"/>
+          <w:color w:val="262626"/>
           <w:sz w:val="16"/>
         </w:rPr>
-        <w:t>(</w:t>
-      </w:r>
-      <w:r>
-        <w:rPr>
-          <w:rFonts w:ascii="Consolas" w:hAnsi="Consolas" w:eastAsia="Consolas"/>
-          <w:color w:val="569CD6"/>
+        <w:t xml:space="preserve">(</w:t>
+      </w:r>
+      <w:r>
+        <w:rPr>
+          <w:rFonts w:ascii="Consolas" w:hAnsi="Consolas"/>
+          <w:b/>
+          <w:color w:val="000080"/>
           <w:sz w:val="16"/>
         </w:rPr>
-        <w:t>int</w:t>
-      </w:r>
-      <w:r>
-        <w:rPr>
-          <w:rFonts w:ascii="Consolas" w:hAnsi="Consolas" w:eastAsia="Consolas"/>
-          <w:color w:val="D4D4D4"/>
+        <w:t xml:space="preserve">int</w:t>
+      </w:r>
+      <w:r>
+        <w:rPr>
+          <w:rFonts w:ascii="Consolas" w:hAnsi="Consolas"/>
+          <w:color w:val="262626"/>
           <w:sz w:val="16"/>
         </w:rPr>
         <w:t xml:space="preserve"> </w:t>
       </w:r>
       <w:r>
         <w:rPr>
-          <w:rFonts w:ascii="Consolas" w:hAnsi="Consolas" w:eastAsia="Consolas"/>
-          <w:color w:val="9CDCFE"/>
+          <w:rFonts w:ascii="Consolas" w:hAnsi="Consolas"/>
+          <w:color w:val="660E7A"/>
           <w:sz w:val="16"/>
         </w:rPr>
-        <w:t>$tableId</w:t>
-      </w:r>
-      <w:r>
-        <w:rPr>
-          <w:rFonts w:ascii="Consolas" w:hAnsi="Consolas" w:eastAsia="Consolas"/>
-          <w:color w:val="D4D4D4"/>
+        <w:t xml:space="preserve">$tableId</w:t>
+      </w:r>
+      <w:r>
+        <w:rPr>
+          <w:rFonts w:ascii="Consolas" w:hAnsi="Consolas"/>
+          <w:color w:val="262626"/>
           <w:sz w:val="16"/>
         </w:rPr>
-        <w:t>)</w:t>
-      </w:r>
-      <w:r>
-        <w:rPr>
-          <w:rFonts w:ascii="Consolas" w:hAnsi="Consolas" w:eastAsia="Consolas"/>
-          <w:color w:val="D4D4D4"/>
+        <w:t xml:space="preserve">): </w:t>
+      </w:r>
+      <w:r>
+        <w:rPr>
+          <w:rFonts w:ascii="Consolas" w:hAnsi="Consolas"/>
+          <w:b/>
+          <w:color w:val="000080"/>
           <w:sz w:val="16"/>
         </w:rPr>
-        <w:t>:</w:t>
-      </w:r>
-      <w:r>
-        <w:rPr>
-          <w:rFonts w:ascii="Consolas" w:hAnsi="Consolas" w:eastAsia="Consolas"/>
-          <w:color w:val="D4D4D4"/>
+        <w:t xml:space="preserve">string</w:t>
+      </w:r>
+      <w:r>
+        <w:br/>
+      </w:r>
+      <w:r>
+        <w:rPr>
+          <w:rFonts w:ascii="Consolas" w:hAnsi="Consolas"/>
+          <w:color w:val="262626"/>
           <w:sz w:val="16"/>
         </w:rPr>
+        <w:t xml:space="preserve">{</w:t>
+      </w:r>
+      <w:r>
+        <w:br/>
+      </w:r>
+      <w:r>
+        <w:rPr>
+          <w:rFonts w:ascii="Consolas" w:hAnsi="Consolas"/>
+          <w:color w:val="262626"/>
+          <w:sz w:val="16"/>
+        </w:rPr>
+        <w:t xml:space="preserve">    </w:t>
+      </w:r>
+      <w:r>
+        <w:rPr>
+          <w:rFonts w:ascii="Consolas" w:hAnsi="Consolas"/>
+          <w:b/>
+          <w:color w:val="000080"/>
+          <w:sz w:val="16"/>
+        </w:rPr>
+        <w:t xml:space="preserve">return</w:t>
+      </w:r>
+      <w:r>
+        <w:rPr>
+          <w:rFonts w:ascii="Consolas" w:hAnsi="Consolas"/>
+          <w:color w:val="262626"/>
+          <w:sz w:val="16"/>
+        </w:rPr>
         <w:t xml:space="preserve"> </w:t>
       </w:r>
       <w:r>
         <w:rPr>
-          <w:rFonts w:ascii="Consolas" w:hAnsi="Consolas" w:eastAsia="Consolas"/>
-          <w:color w:val="569CD6"/>
+          <w:rFonts w:ascii="Consolas" w:hAnsi="Consolas"/>
+          <w:color w:val="267F99"/>
           <w:sz w:val="16"/>
         </w:rPr>
-        <w:t>string</w:t>
-      </w:r>
-      <w:r>
-        <w:rPr>
-          <w:rFonts w:ascii="Consolas" w:hAnsi="Consolas" w:eastAsia="Consolas"/>
-          <w:color w:val="D4D4D4"/>
+        <w:t xml:space="preserve">DB</w:t>
+      </w:r>
+      <w:r>
+        <w:rPr>
+          <w:rFonts w:ascii="Consolas" w:hAnsi="Consolas"/>
+          <w:color w:val="262626"/>
           <w:sz w:val="16"/>
         </w:rPr>
+        <w:t xml:space="preserve">::</w:t>
+      </w:r>
+      <w:r>
+        <w:rPr>
+          <w:rFonts w:ascii="Consolas" w:hAnsi="Consolas"/>
+          <w:color w:val="795E26"/>
+          <w:sz w:val="16"/>
+        </w:rPr>
+        <w:t xml:space="preserve">transaction</w:t>
+      </w:r>
+      <w:r>
+        <w:rPr>
+          <w:rFonts w:ascii="Consolas" w:hAnsi="Consolas"/>
+          <w:color w:val="262626"/>
+          <w:sz w:val="16"/>
+        </w:rPr>
+        <w:t xml:space="preserve">(</w:t>
+      </w:r>
+      <w:r>
+        <w:rPr>
+          <w:rFonts w:ascii="Consolas" w:hAnsi="Consolas"/>
+          <w:b/>
+          <w:color w:val="000080"/>
+          <w:sz w:val="16"/>
+        </w:rPr>
+        <w:t xml:space="preserve">function</w:t>
+      </w:r>
+      <w:r>
+        <w:rPr>
+          <w:rFonts w:ascii="Consolas" w:hAnsi="Consolas"/>
+          <w:color w:val="262626"/>
+          <w:sz w:val="16"/>
+        </w:rPr>
+        <w:t xml:space="preserve"> () </w:t>
+      </w:r>
+      <w:r>
+        <w:rPr>
+          <w:rFonts w:ascii="Consolas" w:hAnsi="Consolas"/>
+          <w:b/>
+          <w:color w:val="000080"/>
+          <w:sz w:val="16"/>
+        </w:rPr>
+        <w:t xml:space="preserve">use</w:t>
+      </w:r>
+      <w:r>
+        <w:rPr>
+          <w:rFonts w:ascii="Consolas" w:hAnsi="Consolas"/>
+          <w:color w:val="262626"/>
+          <w:sz w:val="16"/>
+        </w:rPr>
+        <w:t xml:space="preserve"> (</w:t>
+      </w:r>
+      <w:r>
+        <w:rPr>
+          <w:rFonts w:ascii="Consolas" w:hAnsi="Consolas"/>
+          <w:color w:val="660E7A"/>
+          <w:sz w:val="16"/>
+        </w:rPr>
+        <w:t xml:space="preserve">$tableId</w:t>
+      </w:r>
+      <w:r>
+        <w:rPr>
+          <w:rFonts w:ascii="Consolas" w:hAnsi="Consolas"/>
+          <w:color w:val="262626"/>
+          <w:sz w:val="16"/>
+        </w:rPr>
+        <w:t xml:space="preserve">): </w:t>
+      </w:r>
+      <w:r>
+        <w:rPr>
+          <w:rFonts w:ascii="Consolas" w:hAnsi="Consolas"/>
+          <w:b/>
+          <w:color w:val="000080"/>
+          <w:sz w:val="16"/>
+        </w:rPr>
+        <w:t xml:space="preserve">string</w:t>
+      </w:r>
+      <w:r>
+        <w:rPr>
+          <w:rFonts w:ascii="Consolas" w:hAnsi="Consolas"/>
+          <w:color w:val="262626"/>
+          <w:sz w:val="16"/>
+        </w:rPr>
+        <w:t xml:space="preserve"> {</w:t>
+      </w:r>
+      <w:r>
         <w:br/>
       </w:r>
       <w:r>
         <w:rPr>
-          <w:rFonts w:ascii="Consolas" w:hAnsi="Consolas" w:eastAsia="Consolas"/>
-          <w:color w:val="D4D4D4"/>
+          <w:rFonts w:ascii="Consolas" w:hAnsi="Consolas"/>
+          <w:color w:val="262626"/>
           <w:sz w:val="16"/>
         </w:rPr>
-        <w:t>{</w:t>
-      </w:r>
-      <w:r>
-        <w:rPr>
-          <w:rFonts w:ascii="Consolas" w:hAnsi="Consolas" w:eastAsia="Consolas"/>
-          <w:color w:val="D4D4D4"/>
+        <w:t xml:space="preserve">        </w:t>
+      </w:r>
+      <w:r>
+        <w:rPr>
+          <w:rFonts w:ascii="Consolas" w:hAnsi="Consolas"/>
+          <w:color w:val="660E7A"/>
           <w:sz w:val="16"/>
         </w:rPr>
+        <w:t xml:space="preserve">$table</w:t>
+      </w:r>
+      <w:r>
+        <w:rPr>
+          <w:rFonts w:ascii="Consolas" w:hAnsi="Consolas"/>
+          <w:color w:val="262626"/>
+          <w:sz w:val="16"/>
+        </w:rPr>
+        <w:t xml:space="preserve"> = </w:t>
+      </w:r>
+      <w:r>
+        <w:rPr>
+          <w:rFonts w:ascii="Consolas" w:hAnsi="Consolas"/>
+          <w:color w:val="267F99"/>
+          <w:sz w:val="16"/>
+        </w:rPr>
+        <w:t xml:space="preserve">DiningTable</w:t>
+      </w:r>
+      <w:r>
+        <w:rPr>
+          <w:rFonts w:ascii="Consolas" w:hAnsi="Consolas"/>
+          <w:color w:val="262626"/>
+          <w:sz w:val="16"/>
+        </w:rPr>
+        <w:t xml:space="preserve">::</w:t>
+      </w:r>
+      <w:r>
+        <w:rPr>
+          <w:rFonts w:ascii="Consolas" w:hAnsi="Consolas"/>
+          <w:color w:val="795E26"/>
+          <w:sz w:val="16"/>
+        </w:rPr>
+        <w:t xml:space="preserve">query</w:t>
+      </w:r>
+      <w:r>
+        <w:rPr>
+          <w:rFonts w:ascii="Consolas" w:hAnsi="Consolas"/>
+          <w:color w:val="262626"/>
+          <w:sz w:val="16"/>
+        </w:rPr>
+        <w:t xml:space="preserve">()</w:t>
+      </w:r>
+      <w:r>
         <w:br/>
-        <w:t xml:space="preserve">    </w:t>
-      </w:r>
-      <w:r>
-        <w:rPr>
-          <w:rFonts w:ascii="Consolas" w:hAnsi="Consolas" w:eastAsia="Consolas"/>
-          <w:color w:val="569CD6"/>
+      </w:r>
+      <w:r>
+        <w:rPr>
+          <w:rFonts w:ascii="Consolas" w:hAnsi="Consolas"/>
+          <w:color w:val="262626"/>
           <w:sz w:val="16"/>
         </w:rPr>
-        <w:t>return</w:t>
-      </w:r>
-      <w:r>
-        <w:rPr>
-          <w:rFonts w:ascii="Consolas" w:hAnsi="Consolas" w:eastAsia="Consolas"/>
-          <w:color w:val="D4D4D4"/>
+        <w:t xml:space="preserve">            -&gt;</w:t>
+      </w:r>
+      <w:r>
+        <w:rPr>
+          <w:rFonts w:ascii="Consolas" w:hAnsi="Consolas"/>
+          <w:color w:val="795E26"/>
           <w:sz w:val="16"/>
         </w:rPr>
+        <w:t xml:space="preserve">lockForUpdate</w:t>
+      </w:r>
+      <w:r>
+        <w:rPr>
+          <w:rFonts w:ascii="Consolas" w:hAnsi="Consolas"/>
+          <w:color w:val="262626"/>
+          <w:sz w:val="16"/>
+        </w:rPr>
+        <w:t xml:space="preserve">()</w:t>
+      </w:r>
+      <w:r>
+        <w:br/>
+      </w:r>
+      <w:r>
+        <w:rPr>
+          <w:rFonts w:ascii="Consolas" w:hAnsi="Consolas"/>
+          <w:color w:val="262626"/>
+          <w:sz w:val="16"/>
+        </w:rPr>
+        <w:t xml:space="preserve">            -&gt;</w:t>
+      </w:r>
+      <w:r>
+        <w:rPr>
+          <w:rFonts w:ascii="Consolas" w:hAnsi="Consolas"/>
+          <w:color w:val="795E26"/>
+          <w:sz w:val="16"/>
+        </w:rPr>
+        <w:t xml:space="preserve">findOrFail</w:t>
+      </w:r>
+      <w:r>
+        <w:rPr>
+          <w:rFonts w:ascii="Consolas" w:hAnsi="Consolas"/>
+          <w:color w:val="262626"/>
+          <w:sz w:val="16"/>
+        </w:rPr>
+        <w:t xml:space="preserve">(</w:t>
+      </w:r>
+      <w:r>
+        <w:rPr>
+          <w:rFonts w:ascii="Consolas" w:hAnsi="Consolas"/>
+          <w:color w:val="660E7A"/>
+          <w:sz w:val="16"/>
+        </w:rPr>
+        <w:t xml:space="preserve">$tableId</w:t>
+      </w:r>
+      <w:r>
+        <w:rPr>
+          <w:rFonts w:ascii="Consolas" w:hAnsi="Consolas"/>
+          <w:color w:val="262626"/>
+          <w:sz w:val="16"/>
+        </w:rPr>
+        <w:t xml:space="preserve">);</w:t>
+      </w:r>
+      <w:r>
+        <w:br/>
+      </w:r>
+      <w:r>
+        <w:br/>
+      </w:r>
+      <w:r>
+        <w:rPr>
+          <w:rFonts w:ascii="Consolas" w:hAnsi="Consolas"/>
+          <w:color w:val="262626"/>
+          <w:sz w:val="16"/>
+        </w:rPr>
+        <w:t xml:space="preserve">        </w:t>
+      </w:r>
+      <w:r>
+        <w:rPr>
+          <w:rFonts w:ascii="Consolas" w:hAnsi="Consolas"/>
+          <w:color w:val="660E7A"/>
+          <w:sz w:val="16"/>
+        </w:rPr>
+        <w:t xml:space="preserve">$plainToken</w:t>
+      </w:r>
+      <w:r>
+        <w:rPr>
+          <w:rFonts w:ascii="Consolas" w:hAnsi="Consolas"/>
+          <w:color w:val="262626"/>
+          <w:sz w:val="16"/>
+        </w:rPr>
+        <w:t xml:space="preserve"> = </w:t>
+      </w:r>
+      <w:r>
+        <w:rPr>
+          <w:rFonts w:ascii="Consolas" w:hAnsi="Consolas"/>
+          <w:color w:val="267F99"/>
+          <w:sz w:val="16"/>
+        </w:rPr>
+        <w:t xml:space="preserve">Str</w:t>
+      </w:r>
+      <w:r>
+        <w:rPr>
+          <w:rFonts w:ascii="Consolas" w:hAnsi="Consolas"/>
+          <w:color w:val="262626"/>
+          <w:sz w:val="16"/>
+        </w:rPr>
+        <w:t xml:space="preserve">::</w:t>
+      </w:r>
+      <w:r>
+        <w:rPr>
+          <w:rFonts w:ascii="Consolas" w:hAnsi="Consolas"/>
+          <w:color w:val="795E26"/>
+          <w:sz w:val="16"/>
+        </w:rPr>
+        <w:t xml:space="preserve">random</w:t>
+      </w:r>
+      <w:r>
+        <w:rPr>
+          <w:rFonts w:ascii="Consolas" w:hAnsi="Consolas"/>
+          <w:color w:val="262626"/>
+          <w:sz w:val="16"/>
+        </w:rPr>
+        <w:t xml:space="preserve">(</w:t>
+      </w:r>
+      <w:r>
+        <w:rPr>
+          <w:rFonts w:ascii="Consolas" w:hAnsi="Consolas"/>
+          <w:color w:val="0073E6"/>
+          <w:sz w:val="16"/>
+        </w:rPr>
+        <w:t xml:space="preserve">32</w:t>
+      </w:r>
+      <w:r>
+        <w:rPr>
+          <w:rFonts w:ascii="Consolas" w:hAnsi="Consolas"/>
+          <w:color w:val="262626"/>
+          <w:sz w:val="16"/>
+        </w:rPr>
+        <w:t xml:space="preserve">); </w:t>
+      </w:r>
+      <w:r>
+        <w:rPr>
+          <w:rFonts w:ascii="Consolas" w:hAnsi="Consolas"/>
+          <w:i/>
+          <w:color w:val="808080"/>
+          <w:sz w:val="16"/>
+        </w:rPr>
+        <w:t xml:space="preserve">// &gt; 128 bit entropy</w:t>
+      </w:r>
+      <w:r>
+        <w:br/>
+      </w:r>
+      <w:r>
+        <w:br/>
+      </w:r>
+      <w:r>
+        <w:rPr>
+          <w:rFonts w:ascii="Consolas" w:hAnsi="Consolas"/>
+          <w:color w:val="262626"/>
+          <w:sz w:val="16"/>
+        </w:rPr>
+        <w:t xml:space="preserve">        </w:t>
+      </w:r>
+      <w:r>
+        <w:rPr>
+          <w:rFonts w:ascii="Consolas" w:hAnsi="Consolas"/>
+          <w:color w:val="660E7A"/>
+          <w:sz w:val="16"/>
+        </w:rPr>
+        <w:t xml:space="preserve">$table</w:t>
+      </w:r>
+      <w:r>
+        <w:rPr>
+          <w:rFonts w:ascii="Consolas" w:hAnsi="Consolas"/>
+          <w:color w:val="262626"/>
+          <w:sz w:val="16"/>
+        </w:rPr>
+        <w:t xml:space="preserve">-&gt;</w:t>
+      </w:r>
+      <w:r>
+        <w:rPr>
+          <w:rFonts w:ascii="Consolas" w:hAnsi="Consolas"/>
+          <w:color w:val="795E26"/>
+          <w:sz w:val="16"/>
+        </w:rPr>
+        <w:t xml:space="preserve">update</w:t>
+      </w:r>
+      <w:r>
+        <w:rPr>
+          <w:rFonts w:ascii="Consolas" w:hAnsi="Consolas"/>
+          <w:color w:val="262626"/>
+          <w:sz w:val="16"/>
+        </w:rPr>
+        <w:t xml:space="preserve">([</w:t>
+      </w:r>
+      <w:r>
+        <w:br/>
+      </w:r>
+      <w:r>
+        <w:rPr>
+          <w:rFonts w:ascii="Consolas" w:hAnsi="Consolas"/>
+          <w:color w:val="262626"/>
+          <w:sz w:val="16"/>
+        </w:rPr>
+        <w:t xml:space="preserve">            </w:t>
+      </w:r>
+      <w:r>
+        <w:rPr>
+          <w:rFonts w:ascii="Consolas" w:hAnsi="Consolas"/>
+          <w:color w:val="00733B"/>
+          <w:sz w:val="16"/>
+        </w:rPr>
+        <w:t xml:space="preserve">'qr_token_hash'</w:t>
+      </w:r>
+      <w:r>
+        <w:rPr>
+          <w:rFonts w:ascii="Consolas" w:hAnsi="Consolas"/>
+          <w:color w:val="262626"/>
+          <w:sz w:val="16"/>
+        </w:rPr>
+        <w:t xml:space="preserve"> =&gt; </w:t>
+      </w:r>
+      <w:r>
+        <w:rPr>
+          <w:rFonts w:ascii="Consolas" w:hAnsi="Consolas"/>
+          <w:color w:val="795E26"/>
+          <w:sz w:val="16"/>
+        </w:rPr>
+        <w:t xml:space="preserve">hash</w:t>
+      </w:r>
+      <w:r>
+        <w:rPr>
+          <w:rFonts w:ascii="Consolas" w:hAnsi="Consolas"/>
+          <w:color w:val="262626"/>
+          <w:sz w:val="16"/>
+        </w:rPr>
+        <w:t xml:space="preserve">(</w:t>
+      </w:r>
+      <w:r>
+        <w:rPr>
+          <w:rFonts w:ascii="Consolas" w:hAnsi="Consolas"/>
+          <w:color w:val="00733B"/>
+          <w:sz w:val="16"/>
+        </w:rPr>
+        <w:t xml:space="preserve">'sha256'</w:t>
+      </w:r>
+      <w:r>
+        <w:rPr>
+          <w:rFonts w:ascii="Consolas" w:hAnsi="Consolas"/>
+          <w:color w:val="262626"/>
+          <w:sz w:val="16"/>
+        </w:rPr>
+        <w:t xml:space="preserve">, </w:t>
+      </w:r>
+      <w:r>
+        <w:rPr>
+          <w:rFonts w:ascii="Consolas" w:hAnsi="Consolas"/>
+          <w:color w:val="660E7A"/>
+          <w:sz w:val="16"/>
+        </w:rPr>
+        <w:t xml:space="preserve">$plainToken</w:t>
+      </w:r>
+      <w:r>
+        <w:rPr>
+          <w:rFonts w:ascii="Consolas" w:hAnsi="Consolas"/>
+          <w:color w:val="262626"/>
+          <w:sz w:val="16"/>
+        </w:rPr>
+        <w:t xml:space="preserve">, </w:t>
+      </w:r>
+      <w:r>
+        <w:rPr>
+          <w:rFonts w:ascii="Consolas" w:hAnsi="Consolas"/>
+          <w:b/>
+          <w:color w:val="000080"/>
+          <w:sz w:val="16"/>
+        </w:rPr>
+        <w:t xml:space="preserve">true</w:t>
+      </w:r>
+      <w:r>
+        <w:rPr>
+          <w:rFonts w:ascii="Consolas" w:hAnsi="Consolas"/>
+          <w:color w:val="262626"/>
+          <w:sz w:val="16"/>
+        </w:rPr>
+        <w:t xml:space="preserve">),</w:t>
+      </w:r>
+      <w:r>
+        <w:br/>
+      </w:r>
+      <w:r>
+        <w:rPr>
+          <w:rFonts w:ascii="Consolas" w:hAnsi="Consolas"/>
+          <w:color w:val="262626"/>
+          <w:sz w:val="16"/>
+        </w:rPr>
+        <w:t xml:space="preserve">            </w:t>
+      </w:r>
+      <w:r>
+        <w:rPr>
+          <w:rFonts w:ascii="Consolas" w:hAnsi="Consolas"/>
+          <w:color w:val="00733B"/>
+          <w:sz w:val="16"/>
+        </w:rPr>
+        <w:t xml:space="preserve">'qr_rotated_at'</w:t>
+      </w:r>
+      <w:r>
+        <w:rPr>
+          <w:rFonts w:ascii="Consolas" w:hAnsi="Consolas"/>
+          <w:color w:val="262626"/>
+          <w:sz w:val="16"/>
+        </w:rPr>
+        <w:t xml:space="preserve"> =&gt; </w:t>
+      </w:r>
+      <w:r>
+        <w:rPr>
+          <w:rFonts w:ascii="Consolas" w:hAnsi="Consolas"/>
+          <w:color w:val="795E26"/>
+          <w:sz w:val="16"/>
+        </w:rPr>
+        <w:t xml:space="preserve">now</w:t>
+      </w:r>
+      <w:r>
+        <w:rPr>
+          <w:rFonts w:ascii="Consolas" w:hAnsi="Consolas"/>
+          <w:color w:val="262626"/>
+          <w:sz w:val="16"/>
+        </w:rPr>
+        <w:t xml:space="preserve">(),</w:t>
+      </w:r>
+      <w:r>
+        <w:br/>
+      </w:r>
+      <w:r>
+        <w:rPr>
+          <w:rFonts w:ascii="Consolas" w:hAnsi="Consolas"/>
+          <w:color w:val="262626"/>
+          <w:sz w:val="16"/>
+        </w:rPr>
+        <w:t xml:space="preserve">        ]);</w:t>
+      </w:r>
+      <w:r>
+        <w:br/>
+      </w:r>
+      <w:r>
+        <w:br/>
+      </w:r>
+      <w:r>
+        <w:rPr>
+          <w:rFonts w:ascii="Consolas" w:hAnsi="Consolas"/>
+          <w:color w:val="262626"/>
+          <w:sz w:val="16"/>
+        </w:rPr>
+        <w:t xml:space="preserve">        </w:t>
+      </w:r>
+      <w:r>
+        <w:rPr>
+          <w:rFonts w:ascii="Consolas" w:hAnsi="Consolas"/>
+          <w:b/>
+          <w:color w:val="000080"/>
+          <w:sz w:val="16"/>
+        </w:rPr>
+        <w:t xml:space="preserve">return</w:t>
+      </w:r>
+      <w:r>
+        <w:rPr>
+          <w:rFonts w:ascii="Consolas" w:hAnsi="Consolas"/>
+          <w:color w:val="262626"/>
+          <w:sz w:val="16"/>
+        </w:rPr>
         <w:t xml:space="preserve"> </w:t>
       </w:r>
       <w:r>
         <w:rPr>
-          <w:rFonts w:ascii="Consolas" w:hAnsi="Consolas" w:eastAsia="Consolas"/>
-          <w:color w:val="4EC9B0"/>
+          <w:rFonts w:ascii="Consolas" w:hAnsi="Consolas"/>
+          <w:color w:val="660E7A"/>
           <w:sz w:val="16"/>
         </w:rPr>
-        <w:t>DB</w:t>
-      </w:r>
-      <w:r>
-        <w:rPr>
-          <w:rFonts w:ascii="Consolas" w:hAnsi="Consolas" w:eastAsia="Consolas"/>
-          <w:color w:val="D4D4D4"/>
+        <w:t xml:space="preserve">$plainToken</w:t>
+      </w:r>
+      <w:r>
+        <w:rPr>
+          <w:rFonts w:ascii="Consolas" w:hAnsi="Consolas"/>
+          <w:color w:val="262626"/>
           <w:sz w:val="16"/>
         </w:rPr>
-        <w:t>:</w:t>
-      </w:r>
-      <w:r>
-        <w:rPr>
-          <w:rFonts w:ascii="Consolas" w:hAnsi="Consolas" w:eastAsia="Consolas"/>
-          <w:color w:val="D4D4D4"/>
+        <w:t xml:space="preserve">; </w:t>
+      </w:r>
+      <w:r>
+        <w:rPr>
+          <w:rFonts w:ascii="Consolas" w:hAnsi="Consolas"/>
+          <w:i/>
+          <w:color w:val="808080"/>
           <w:sz w:val="16"/>
         </w:rPr>
-        <w:t>:</w:t>
-      </w:r>
-      <w:r>
-        <w:rPr>
-          <w:rFonts w:ascii="Consolas" w:hAnsi="Consolas" w:eastAsia="Consolas"/>
-          <w:color w:val="DCDCAA"/>
+        <w:t xml:space="preserve">// tampilkan satu kali untuk QR baru</w:t>
+      </w:r>
+      <w:r>
+        <w:br/>
+      </w:r>
+      <w:r>
+        <w:rPr>
+          <w:rFonts w:ascii="Consolas" w:hAnsi="Consolas"/>
+          <w:color w:val="262626"/>
           <w:sz w:val="16"/>
         </w:rPr>
-        <w:t>transaction</w:t>
-      </w:r>
-      <w:r>
-        <w:rPr>
-          <w:rFonts w:ascii="Consolas" w:hAnsi="Consolas" w:eastAsia="Consolas"/>
-          <w:color w:val="D4D4D4"/>
+        <w:t xml:space="preserve">    });</w:t>
+      </w:r>
+      <w:r>
+        <w:br/>
+      </w:r>
+      <w:r>
+        <w:rPr>
+          <w:rFonts w:ascii="Consolas" w:hAnsi="Consolas"/>
+          <w:color w:val="262626"/>
           <w:sz w:val="16"/>
         </w:rPr>
-        <w:t>(</w:t>
-      </w:r>
-      <w:r>
-        <w:rPr>
-          <w:rFonts w:ascii="Consolas" w:hAnsi="Consolas" w:eastAsia="Consolas"/>
-          <w:color w:val="569CD6"/>
-          <w:sz w:val="16"/>
-        </w:rPr>
-        <w:t>function</w:t>
-      </w:r>
-      <w:r>
-        <w:rPr>
-          <w:rFonts w:ascii="Consolas" w:hAnsi="Consolas" w:eastAsia="Consolas"/>
-          <w:color w:val="D4D4D4"/>
-          <w:sz w:val="16"/>
-        </w:rPr>
-        <w:t xml:space="preserve"> </w:t>
-      </w:r>
-      <w:r>
-        <w:rPr>
-          <w:rFonts w:ascii="Consolas" w:hAnsi="Consolas" w:eastAsia="Consolas"/>
-          <w:color w:val="D4D4D4"/>
-          <w:sz w:val="16"/>
-        </w:rPr>
-        <w:t>(</w:t>
-      </w:r>
-      <w:r>
-        <w:rPr>
-          <w:rFonts w:ascii="Consolas" w:hAnsi="Consolas" w:eastAsia="Consolas"/>
-          <w:color w:val="D4D4D4"/>
-          <w:sz w:val="16"/>
-        </w:rPr>
-        <w:t>)</w:t>
-      </w:r>
-      <w:r>
-        <w:rPr>
-          <w:rFonts w:ascii="Consolas" w:hAnsi="Consolas" w:eastAsia="Consolas"/>
-          <w:color w:val="D4D4D4"/>
-          <w:sz w:val="16"/>
-        </w:rPr>
-        <w:t xml:space="preserve"> </w:t>
-      </w:r>
-      <w:r>
-        <w:rPr>
-          <w:rFonts w:ascii="Consolas" w:hAnsi="Consolas" w:eastAsia="Consolas"/>
-          <w:color w:val="569CD6"/>
-          <w:sz w:val="16"/>
-        </w:rPr>
-        <w:t>use</w:t>
-      </w:r>
-      <w:r>
-        <w:rPr>
-          <w:rFonts w:ascii="Consolas" w:hAnsi="Consolas" w:eastAsia="Consolas"/>
-          <w:color w:val="D4D4D4"/>
-          <w:sz w:val="16"/>
-        </w:rPr>
-        <w:t xml:space="preserve"> </w:t>
-      </w:r>
-      <w:r>
-        <w:rPr>
-          <w:rFonts w:ascii="Consolas" w:hAnsi="Consolas" w:eastAsia="Consolas"/>
-          <w:color w:val="D4D4D4"/>
-          <w:sz w:val="16"/>
-        </w:rPr>
-        <w:t>(</w:t>
-      </w:r>
-      <w:r>
-        <w:rPr>
-          <w:rFonts w:ascii="Consolas" w:hAnsi="Consolas" w:eastAsia="Consolas"/>
-          <w:color w:val="9CDCFE"/>
-          <w:sz w:val="16"/>
-        </w:rPr>
-        <w:t>$tableId</w:t>
-      </w:r>
-      <w:r>
-        <w:rPr>
-          <w:rFonts w:ascii="Consolas" w:hAnsi="Consolas" w:eastAsia="Consolas"/>
-          <w:color w:val="D4D4D4"/>
-          <w:sz w:val="16"/>
-        </w:rPr>
-        <w:t>)</w:t>
-      </w:r>
-      <w:r>
-        <w:rPr>
-          <w:rFonts w:ascii="Consolas" w:hAnsi="Consolas" w:eastAsia="Consolas"/>
-          <w:color w:val="D4D4D4"/>
-          <w:sz w:val="16"/>
-        </w:rPr>
-        <w:t>:</w:t>
-      </w:r>
-      <w:r>
-        <w:rPr>
-          <w:rFonts w:ascii="Consolas" w:hAnsi="Consolas" w:eastAsia="Consolas"/>
-          <w:color w:val="D4D4D4"/>
-          <w:sz w:val="16"/>
-        </w:rPr>
-        <w:t xml:space="preserve"> </w:t>
-      </w:r>
-      <w:r>
-        <w:rPr>
-          <w:rFonts w:ascii="Consolas" w:hAnsi="Consolas" w:eastAsia="Consolas"/>
-          <w:color w:val="569CD6"/>
-          <w:sz w:val="16"/>
-        </w:rPr>
-        <w:t>string</w:t>
-      </w:r>
-      <w:r>
-        <w:rPr>
-          <w:rFonts w:ascii="Consolas" w:hAnsi="Consolas" w:eastAsia="Consolas"/>
-          <w:color w:val="D4D4D4"/>
-          <w:sz w:val="16"/>
-        </w:rPr>
-        <w:t xml:space="preserve"> </w:t>
-      </w:r>
-      <w:r>
-        <w:rPr>
-          <w:rFonts w:ascii="Consolas" w:hAnsi="Consolas" w:eastAsia="Consolas"/>
-          <w:color w:val="D4D4D4"/>
-          <w:sz w:val="16"/>
-        </w:rPr>
-        <w:t>{</w:t>
-      </w:r>
-      <w:r>
-        <w:rPr>
-          <w:rFonts w:ascii="Consolas" w:hAnsi="Consolas" w:eastAsia="Consolas"/>
-          <w:color w:val="D4D4D4"/>
-          <w:sz w:val="16"/>
-        </w:rPr>
-        <w:br/>
-        <w:t xml:space="preserve">        </w:t>
-      </w:r>
-      <w:r>
-        <w:rPr>
-          <w:rFonts w:ascii="Consolas" w:hAnsi="Consolas" w:eastAsia="Consolas"/>
-          <w:color w:val="9CDCFE"/>
-          <w:sz w:val="16"/>
-        </w:rPr>
-        <w:t>$table</w:t>
-      </w:r>
-      <w:r>
-        <w:rPr>
-          <w:rFonts w:ascii="Consolas" w:hAnsi="Consolas" w:eastAsia="Consolas"/>
-          <w:color w:val="D4D4D4"/>
-          <w:sz w:val="16"/>
-        </w:rPr>
-        <w:t xml:space="preserve"> </w:t>
-      </w:r>
-      <w:r>
-        <w:rPr>
-          <w:rFonts w:ascii="Consolas" w:hAnsi="Consolas" w:eastAsia="Consolas"/>
-          <w:color w:val="D4D4D4"/>
-          <w:sz w:val="16"/>
-        </w:rPr>
-        <w:t>=</w:t>
-      </w:r>
-      <w:r>
-        <w:rPr>
-          <w:rFonts w:ascii="Consolas" w:hAnsi="Consolas" w:eastAsia="Consolas"/>
-          <w:color w:val="D4D4D4"/>
-          <w:sz w:val="16"/>
-        </w:rPr>
-        <w:t xml:space="preserve"> </w:t>
-      </w:r>
-      <w:r>
-        <w:rPr>
-          <w:rFonts w:ascii="Consolas" w:hAnsi="Consolas" w:eastAsia="Consolas"/>
-          <w:color w:val="4EC9B0"/>
-          <w:sz w:val="16"/>
-        </w:rPr>
-        <w:t>DiningTable</w:t>
-      </w:r>
-      <w:r>
-        <w:rPr>
-          <w:rFonts w:ascii="Consolas" w:hAnsi="Consolas" w:eastAsia="Consolas"/>
-          <w:color w:val="D4D4D4"/>
-          <w:sz w:val="16"/>
-        </w:rPr>
-        <w:t>:</w:t>
-      </w:r>
-      <w:r>
-        <w:rPr>
-          <w:rFonts w:ascii="Consolas" w:hAnsi="Consolas" w:eastAsia="Consolas"/>
-          <w:color w:val="D4D4D4"/>
-          <w:sz w:val="16"/>
-        </w:rPr>
-        <w:t>:</w:t>
-      </w:r>
-      <w:r>
-        <w:rPr>
-          <w:rFonts w:ascii="Consolas" w:hAnsi="Consolas" w:eastAsia="Consolas"/>
-          <w:color w:val="DCDCAA"/>
-          <w:sz w:val="16"/>
-        </w:rPr>
-        <w:t>query</w:t>
-      </w:r>
-      <w:r>
-        <w:rPr>
-          <w:rFonts w:ascii="Consolas" w:hAnsi="Consolas" w:eastAsia="Consolas"/>
-          <w:color w:val="D4D4D4"/>
-          <w:sz w:val="16"/>
-        </w:rPr>
-        <w:t>(</w:t>
-      </w:r>
-      <w:r>
-        <w:rPr>
-          <w:rFonts w:ascii="Consolas" w:hAnsi="Consolas" w:eastAsia="Consolas"/>
-          <w:color w:val="D4D4D4"/>
-          <w:sz w:val="16"/>
-        </w:rPr>
-        <w:t>)</w:t>
-      </w:r>
-      <w:r>
-        <w:rPr>
-          <w:rFonts w:ascii="Consolas" w:hAnsi="Consolas" w:eastAsia="Consolas"/>
-          <w:color w:val="D4D4D4"/>
-          <w:sz w:val="16"/>
-        </w:rPr>
-        <w:br/>
-        <w:t xml:space="preserve">            </w:t>
-      </w:r>
-      <w:r>
-        <w:rPr>
-          <w:rFonts w:ascii="Consolas" w:hAnsi="Consolas" w:eastAsia="Consolas"/>
-          <w:color w:val="D4D4D4"/>
-          <w:sz w:val="16"/>
-        </w:rPr>
-        <w:t>-</w:t>
-      </w:r>
-      <w:r>
-        <w:rPr>
-          <w:rFonts w:ascii="Consolas" w:hAnsi="Consolas" w:eastAsia="Consolas"/>
-          <w:color w:val="D4D4D4"/>
-          <w:sz w:val="16"/>
-        </w:rPr>
-        <w:t>&gt;</w:t>
-      </w:r>
-      <w:r>
-        <w:rPr>
-          <w:rFonts w:ascii="Consolas" w:hAnsi="Consolas" w:eastAsia="Consolas"/>
-          <w:color w:val="DCDCAA"/>
-          <w:sz w:val="16"/>
-        </w:rPr>
-        <w:t>lockForUpdate</w:t>
-      </w:r>
-      <w:r>
-        <w:rPr>
-          <w:rFonts w:ascii="Consolas" w:hAnsi="Consolas" w:eastAsia="Consolas"/>
-          <w:color w:val="D4D4D4"/>
-          <w:sz w:val="16"/>
-        </w:rPr>
-        <w:t>(</w:t>
-      </w:r>
-      <w:r>
-        <w:rPr>
-          <w:rFonts w:ascii="Consolas" w:hAnsi="Consolas" w:eastAsia="Consolas"/>
-          <w:color w:val="D4D4D4"/>
-          <w:sz w:val="16"/>
-        </w:rPr>
-        <w:t>)</w:t>
-      </w:r>
-      <w:r>
-        <w:rPr>
-          <w:rFonts w:ascii="Consolas" w:hAnsi="Consolas" w:eastAsia="Consolas"/>
-          <w:color w:val="D4D4D4"/>
-          <w:sz w:val="16"/>
-        </w:rPr>
-        <w:br/>
-        <w:t xml:space="preserve">            </w:t>
-      </w:r>
-      <w:r>
-        <w:rPr>
-          <w:rFonts w:ascii="Consolas" w:hAnsi="Consolas" w:eastAsia="Consolas"/>
-          <w:color w:val="D4D4D4"/>
-          <w:sz w:val="16"/>
-        </w:rPr>
-        <w:t>-</w:t>
-      </w:r>
-      <w:r>
-        <w:rPr>
-          <w:rFonts w:ascii="Consolas" w:hAnsi="Consolas" w:eastAsia="Consolas"/>
-          <w:color w:val="D4D4D4"/>
-          <w:sz w:val="16"/>
-        </w:rPr>
-        <w:t>&gt;</w:t>
-      </w:r>
-      <w:r>
-        <w:rPr>
-          <w:rFonts w:ascii="Consolas" w:hAnsi="Consolas" w:eastAsia="Consolas"/>
-          <w:color w:val="DCDCAA"/>
-          <w:sz w:val="16"/>
-        </w:rPr>
-        <w:t>findOrFail</w:t>
-      </w:r>
-      <w:r>
-        <w:rPr>
-          <w:rFonts w:ascii="Consolas" w:hAnsi="Consolas" w:eastAsia="Consolas"/>
-          <w:color w:val="D4D4D4"/>
-          <w:sz w:val="16"/>
-        </w:rPr>
-        <w:t>(</w:t>
-      </w:r>
-      <w:r>
-        <w:rPr>
-          <w:rFonts w:ascii="Consolas" w:hAnsi="Consolas" w:eastAsia="Consolas"/>
-          <w:color w:val="9CDCFE"/>
-          <w:sz w:val="16"/>
-        </w:rPr>
-        <w:t>$tableId</w:t>
-      </w:r>
-      <w:r>
-        <w:rPr>
-          <w:rFonts w:ascii="Consolas" w:hAnsi="Consolas" w:eastAsia="Consolas"/>
-          <w:color w:val="D4D4D4"/>
-          <w:sz w:val="16"/>
-        </w:rPr>
-        <w:t>)</w:t>
-      </w:r>
-      <w:r>
-        <w:rPr>
-          <w:rFonts w:ascii="Consolas" w:hAnsi="Consolas" w:eastAsia="Consolas"/>
-          <w:color w:val="D4D4D4"/>
-          <w:sz w:val="16"/>
-        </w:rPr>
-        <w:t>;</w:t>
-      </w:r>
-      <w:r>
-        <w:rPr>
-          <w:rFonts w:ascii="Consolas" w:hAnsi="Consolas" w:eastAsia="Consolas"/>
-          <w:color w:val="D4D4D4"/>
-          <w:sz w:val="16"/>
-        </w:rPr>
-        <w:br/>
-        <w:br/>
-        <w:t xml:space="preserve">        </w:t>
-      </w:r>
-      <w:r>
-        <w:rPr>
-          <w:rFonts w:ascii="Consolas" w:hAnsi="Consolas" w:eastAsia="Consolas"/>
-          <w:color w:val="9CDCFE"/>
-          <w:sz w:val="16"/>
-        </w:rPr>
-        <w:t>$plainToken</w:t>
-      </w:r>
-      <w:r>
-        <w:rPr>
-          <w:rFonts w:ascii="Consolas" w:hAnsi="Consolas" w:eastAsia="Consolas"/>
-          <w:color w:val="D4D4D4"/>
-          <w:sz w:val="16"/>
-        </w:rPr>
-        <w:t xml:space="preserve"> </w:t>
-      </w:r>
-      <w:r>
-        <w:rPr>
-          <w:rFonts w:ascii="Consolas" w:hAnsi="Consolas" w:eastAsia="Consolas"/>
-          <w:color w:val="D4D4D4"/>
-          <w:sz w:val="16"/>
-        </w:rPr>
-        <w:t>=</w:t>
-      </w:r>
-      <w:r>
-        <w:rPr>
-          <w:rFonts w:ascii="Consolas" w:hAnsi="Consolas" w:eastAsia="Consolas"/>
-          <w:color w:val="D4D4D4"/>
-          <w:sz w:val="16"/>
-        </w:rPr>
-        <w:t xml:space="preserve"> </w:t>
-      </w:r>
-      <w:r>
-        <w:rPr>
-          <w:rFonts w:ascii="Consolas" w:hAnsi="Consolas" w:eastAsia="Consolas"/>
-          <w:color w:val="4EC9B0"/>
-          <w:sz w:val="16"/>
-        </w:rPr>
-        <w:t>Str</w:t>
-      </w:r>
-      <w:r>
-        <w:rPr>
-          <w:rFonts w:ascii="Consolas" w:hAnsi="Consolas" w:eastAsia="Consolas"/>
-          <w:color w:val="D4D4D4"/>
-          <w:sz w:val="16"/>
-        </w:rPr>
-        <w:t>:</w:t>
-      </w:r>
-      <w:r>
-        <w:rPr>
-          <w:rFonts w:ascii="Consolas" w:hAnsi="Consolas" w:eastAsia="Consolas"/>
-          <w:color w:val="D4D4D4"/>
-          <w:sz w:val="16"/>
-        </w:rPr>
-        <w:t>:</w:t>
-      </w:r>
-      <w:r>
-        <w:rPr>
-          <w:rFonts w:ascii="Consolas" w:hAnsi="Consolas" w:eastAsia="Consolas"/>
-          <w:color w:val="DCDCAA"/>
-          <w:sz w:val="16"/>
-        </w:rPr>
-        <w:t>random</w:t>
-      </w:r>
-      <w:r>
-        <w:rPr>
-          <w:rFonts w:ascii="Consolas" w:hAnsi="Consolas" w:eastAsia="Consolas"/>
-          <w:color w:val="D4D4D4"/>
-          <w:sz w:val="16"/>
-        </w:rPr>
-        <w:t>(</w:t>
-      </w:r>
-      <w:r>
-        <w:rPr>
-          <w:rFonts w:ascii="Consolas" w:hAnsi="Consolas" w:eastAsia="Consolas"/>
-          <w:color w:val="D4D4D4"/>
-          <w:sz w:val="16"/>
-        </w:rPr>
-        <w:t>32</w:t>
-      </w:r>
-      <w:r>
-        <w:rPr>
-          <w:rFonts w:ascii="Consolas" w:hAnsi="Consolas" w:eastAsia="Consolas"/>
-          <w:color w:val="D4D4D4"/>
-          <w:sz w:val="16"/>
-        </w:rPr>
-        <w:t>)</w:t>
-      </w:r>
-      <w:r>
-        <w:rPr>
-          <w:rFonts w:ascii="Consolas" w:hAnsi="Consolas" w:eastAsia="Consolas"/>
-          <w:color w:val="D4D4D4"/>
-          <w:sz w:val="16"/>
-        </w:rPr>
-        <w:t>;</w:t>
-      </w:r>
-      <w:r>
-        <w:rPr>
-          <w:rFonts w:ascii="Consolas" w:hAnsi="Consolas" w:eastAsia="Consolas"/>
-          <w:color w:val="D4D4D4"/>
-          <w:sz w:val="16"/>
-        </w:rPr>
-        <w:t xml:space="preserve"> </w:t>
-      </w:r>
-      <w:r>
-        <w:rPr>
-          <w:rFonts w:ascii="Consolas" w:hAnsi="Consolas" w:eastAsia="Consolas"/>
-          <w:color w:val="6A9955"/>
-          <w:sz w:val="16"/>
-        </w:rPr>
-        <w:t>// &gt; 128 bit entropy</w:t>
-      </w:r>
-      <w:r>
-        <w:rPr>
-          <w:rFonts w:ascii="Consolas" w:hAnsi="Consolas" w:eastAsia="Consolas"/>
-          <w:color w:val="D4D4D4"/>
-          <w:sz w:val="16"/>
-        </w:rPr>
-        <w:br/>
-        <w:br/>
-        <w:t xml:space="preserve">        </w:t>
-      </w:r>
-      <w:r>
-        <w:rPr>
-          <w:rFonts w:ascii="Consolas" w:hAnsi="Consolas" w:eastAsia="Consolas"/>
-          <w:color w:val="9CDCFE"/>
-          <w:sz w:val="16"/>
-        </w:rPr>
-        <w:t>$table</w:t>
-      </w:r>
-      <w:r>
-        <w:rPr>
-          <w:rFonts w:ascii="Consolas" w:hAnsi="Consolas" w:eastAsia="Consolas"/>
-          <w:color w:val="D4D4D4"/>
-          <w:sz w:val="16"/>
-        </w:rPr>
-        <w:t>-</w:t>
-      </w:r>
-      <w:r>
-        <w:rPr>
-          <w:rFonts w:ascii="Consolas" w:hAnsi="Consolas" w:eastAsia="Consolas"/>
-          <w:color w:val="D4D4D4"/>
-          <w:sz w:val="16"/>
-        </w:rPr>
-        <w:t>&gt;</w:t>
-      </w:r>
-      <w:r>
-        <w:rPr>
-          <w:rFonts w:ascii="Consolas" w:hAnsi="Consolas" w:eastAsia="Consolas"/>
-          <w:color w:val="DCDCAA"/>
-          <w:sz w:val="16"/>
-        </w:rPr>
-        <w:t>update</w:t>
-      </w:r>
-      <w:r>
-        <w:rPr>
-          <w:rFonts w:ascii="Consolas" w:hAnsi="Consolas" w:eastAsia="Consolas"/>
-          <w:color w:val="D4D4D4"/>
-          <w:sz w:val="16"/>
-        </w:rPr>
-        <w:t>(</w:t>
-      </w:r>
-      <w:r>
-        <w:rPr>
-          <w:rFonts w:ascii="Consolas" w:hAnsi="Consolas" w:eastAsia="Consolas"/>
-          <w:color w:val="D4D4D4"/>
-          <w:sz w:val="16"/>
-        </w:rPr>
-        <w:t>[</w:t>
-      </w:r>
-      <w:r>
-        <w:rPr>
-          <w:rFonts w:ascii="Consolas" w:hAnsi="Consolas" w:eastAsia="Consolas"/>
-          <w:color w:val="D4D4D4"/>
-          <w:sz w:val="16"/>
-        </w:rPr>
-        <w:br/>
-        <w:t xml:space="preserve">            </w:t>
-      </w:r>
-      <w:r>
-        <w:rPr>
-          <w:rFonts w:ascii="Consolas" w:hAnsi="Consolas" w:eastAsia="Consolas"/>
-          <w:color w:val="CE9178"/>
-          <w:sz w:val="16"/>
-        </w:rPr>
-        <w:t>'qr_token_hash'</w:t>
-      </w:r>
-      <w:r>
-        <w:rPr>
-          <w:rFonts w:ascii="Consolas" w:hAnsi="Consolas" w:eastAsia="Consolas"/>
-          <w:color w:val="D4D4D4"/>
-          <w:sz w:val="16"/>
-        </w:rPr>
-        <w:t xml:space="preserve"> </w:t>
-      </w:r>
-      <w:r>
-        <w:rPr>
-          <w:rFonts w:ascii="Consolas" w:hAnsi="Consolas" w:eastAsia="Consolas"/>
-          <w:color w:val="D4D4D4"/>
-          <w:sz w:val="16"/>
-        </w:rPr>
-        <w:t>=</w:t>
-      </w:r>
-      <w:r>
-        <w:rPr>
-          <w:rFonts w:ascii="Consolas" w:hAnsi="Consolas" w:eastAsia="Consolas"/>
-          <w:color w:val="D4D4D4"/>
-          <w:sz w:val="16"/>
-        </w:rPr>
-        <w:t>&gt;</w:t>
-      </w:r>
-      <w:r>
-        <w:rPr>
-          <w:rFonts w:ascii="Consolas" w:hAnsi="Consolas" w:eastAsia="Consolas"/>
-          <w:color w:val="D4D4D4"/>
-          <w:sz w:val="16"/>
-        </w:rPr>
-        <w:t xml:space="preserve"> </w:t>
-      </w:r>
-      <w:r>
-        <w:rPr>
-          <w:rFonts w:ascii="Consolas" w:hAnsi="Consolas" w:eastAsia="Consolas"/>
-          <w:color w:val="DCDCAA"/>
-          <w:sz w:val="16"/>
-        </w:rPr>
-        <w:t>hash</w:t>
-      </w:r>
-      <w:r>
-        <w:rPr>
-          <w:rFonts w:ascii="Consolas" w:hAnsi="Consolas" w:eastAsia="Consolas"/>
-          <w:color w:val="D4D4D4"/>
-          <w:sz w:val="16"/>
-        </w:rPr>
-        <w:t>(</w:t>
-      </w:r>
-      <w:r>
-        <w:rPr>
-          <w:rFonts w:ascii="Consolas" w:hAnsi="Consolas" w:eastAsia="Consolas"/>
-          <w:color w:val="CE9178"/>
-          <w:sz w:val="16"/>
-        </w:rPr>
-        <w:t>'sha256'</w:t>
-      </w:r>
-      <w:r>
-        <w:rPr>
-          <w:rFonts w:ascii="Consolas" w:hAnsi="Consolas" w:eastAsia="Consolas"/>
-          <w:color w:val="D4D4D4"/>
-          <w:sz w:val="16"/>
-        </w:rPr>
-        <w:t>,</w:t>
-      </w:r>
-      <w:r>
-        <w:rPr>
-          <w:rFonts w:ascii="Consolas" w:hAnsi="Consolas" w:eastAsia="Consolas"/>
-          <w:color w:val="D4D4D4"/>
-          <w:sz w:val="16"/>
-        </w:rPr>
-        <w:t xml:space="preserve"> </w:t>
-      </w:r>
-      <w:r>
-        <w:rPr>
-          <w:rFonts w:ascii="Consolas" w:hAnsi="Consolas" w:eastAsia="Consolas"/>
-          <w:color w:val="9CDCFE"/>
-          <w:sz w:val="16"/>
-        </w:rPr>
-        <w:t>$plainToken</w:t>
-      </w:r>
-      <w:r>
-        <w:rPr>
-          <w:rFonts w:ascii="Consolas" w:hAnsi="Consolas" w:eastAsia="Consolas"/>
-          <w:color w:val="D4D4D4"/>
-          <w:sz w:val="16"/>
-        </w:rPr>
-        <w:t>,</w:t>
-      </w:r>
-      <w:r>
-        <w:rPr>
-          <w:rFonts w:ascii="Consolas" w:hAnsi="Consolas" w:eastAsia="Consolas"/>
-          <w:color w:val="D4D4D4"/>
-          <w:sz w:val="16"/>
-        </w:rPr>
-        <w:t xml:space="preserve"> </w:t>
-      </w:r>
-      <w:r>
-        <w:rPr>
-          <w:rFonts w:ascii="Consolas" w:hAnsi="Consolas" w:eastAsia="Consolas"/>
-          <w:color w:val="569CD6"/>
-          <w:sz w:val="16"/>
-        </w:rPr>
-        <w:t>true</w:t>
-      </w:r>
-      <w:r>
-        <w:rPr>
-          <w:rFonts w:ascii="Consolas" w:hAnsi="Consolas" w:eastAsia="Consolas"/>
-          <w:color w:val="D4D4D4"/>
-          <w:sz w:val="16"/>
-        </w:rPr>
-        <w:t>)</w:t>
-      </w:r>
-      <w:r>
-        <w:rPr>
-          <w:rFonts w:ascii="Consolas" w:hAnsi="Consolas" w:eastAsia="Consolas"/>
-          <w:color w:val="D4D4D4"/>
-          <w:sz w:val="16"/>
-        </w:rPr>
-        <w:t>,</w:t>
-      </w:r>
-      <w:r>
-        <w:rPr>
-          <w:rFonts w:ascii="Consolas" w:hAnsi="Consolas" w:eastAsia="Consolas"/>
-          <w:color w:val="D4D4D4"/>
-          <w:sz w:val="16"/>
-        </w:rPr>
-        <w:br/>
-        <w:t xml:space="preserve">            </w:t>
-      </w:r>
-      <w:r>
-        <w:rPr>
-          <w:rFonts w:ascii="Consolas" w:hAnsi="Consolas" w:eastAsia="Consolas"/>
-          <w:color w:val="CE9178"/>
-          <w:sz w:val="16"/>
-        </w:rPr>
-        <w:t>'qr_rotated_at'</w:t>
-      </w:r>
-      <w:r>
-        <w:rPr>
-          <w:rFonts w:ascii="Consolas" w:hAnsi="Consolas" w:eastAsia="Consolas"/>
-          <w:color w:val="D4D4D4"/>
-          <w:sz w:val="16"/>
-        </w:rPr>
-        <w:t xml:space="preserve"> </w:t>
-      </w:r>
-      <w:r>
-        <w:rPr>
-          <w:rFonts w:ascii="Consolas" w:hAnsi="Consolas" w:eastAsia="Consolas"/>
-          <w:color w:val="D4D4D4"/>
-          <w:sz w:val="16"/>
-        </w:rPr>
-        <w:t>=</w:t>
-      </w:r>
-      <w:r>
-        <w:rPr>
-          <w:rFonts w:ascii="Consolas" w:hAnsi="Consolas" w:eastAsia="Consolas"/>
-          <w:color w:val="D4D4D4"/>
-          <w:sz w:val="16"/>
-        </w:rPr>
-        <w:t>&gt;</w:t>
-      </w:r>
-      <w:r>
-        <w:rPr>
-          <w:rFonts w:ascii="Consolas" w:hAnsi="Consolas" w:eastAsia="Consolas"/>
-          <w:color w:val="D4D4D4"/>
-          <w:sz w:val="16"/>
-        </w:rPr>
-        <w:t xml:space="preserve"> </w:t>
-      </w:r>
-      <w:r>
-        <w:rPr>
-          <w:rFonts w:ascii="Consolas" w:hAnsi="Consolas" w:eastAsia="Consolas"/>
-          <w:color w:val="DCDCAA"/>
-          <w:sz w:val="16"/>
-        </w:rPr>
-        <w:t>now</w:t>
-      </w:r>
-      <w:r>
-        <w:rPr>
-          <w:rFonts w:ascii="Consolas" w:hAnsi="Consolas" w:eastAsia="Consolas"/>
-          <w:color w:val="D4D4D4"/>
-          <w:sz w:val="16"/>
-        </w:rPr>
-        <w:t>(</w:t>
-      </w:r>
-      <w:r>
-        <w:rPr>
-          <w:rFonts w:ascii="Consolas" w:hAnsi="Consolas" w:eastAsia="Consolas"/>
-          <w:color w:val="D4D4D4"/>
-          <w:sz w:val="16"/>
-        </w:rPr>
-        <w:t>)</w:t>
-      </w:r>
-      <w:r>
-        <w:rPr>
-          <w:rFonts w:ascii="Consolas" w:hAnsi="Consolas" w:eastAsia="Consolas"/>
-          <w:color w:val="D4D4D4"/>
-          <w:sz w:val="16"/>
-        </w:rPr>
-        <w:t>,</w:t>
-      </w:r>
-      <w:r>
-        <w:rPr>
-          <w:rFonts w:ascii="Consolas" w:hAnsi="Consolas" w:eastAsia="Consolas"/>
-          <w:color w:val="D4D4D4"/>
-          <w:sz w:val="16"/>
-        </w:rPr>
-        <w:br/>
-        <w:t xml:space="preserve">        </w:t>
-      </w:r>
-      <w:r>
-        <w:rPr>
-          <w:rFonts w:ascii="Consolas" w:hAnsi="Consolas" w:eastAsia="Consolas"/>
-          <w:color w:val="D4D4D4"/>
-          <w:sz w:val="16"/>
-        </w:rPr>
-        <w:t>]</w:t>
-      </w:r>
-      <w:r>
-        <w:rPr>
-          <w:rFonts w:ascii="Consolas" w:hAnsi="Consolas" w:eastAsia="Consolas"/>
-          <w:color w:val="D4D4D4"/>
-          <w:sz w:val="16"/>
-        </w:rPr>
-        <w:t>)</w:t>
-      </w:r>
-      <w:r>
-        <w:rPr>
-          <w:rFonts w:ascii="Consolas" w:hAnsi="Consolas" w:eastAsia="Consolas"/>
-          <w:color w:val="D4D4D4"/>
-          <w:sz w:val="16"/>
-        </w:rPr>
-        <w:t>;</w:t>
-      </w:r>
-      <w:r>
-        <w:rPr>
-          <w:rFonts w:ascii="Consolas" w:hAnsi="Consolas" w:eastAsia="Consolas"/>
-          <w:color w:val="D4D4D4"/>
-          <w:sz w:val="16"/>
-        </w:rPr>
-        <w:br/>
-        <w:br/>
-        <w:t xml:space="preserve">        </w:t>
-      </w:r>
-      <w:r>
-        <w:rPr>
-          <w:rFonts w:ascii="Consolas" w:hAnsi="Consolas" w:eastAsia="Consolas"/>
-          <w:color w:val="569CD6"/>
-          <w:sz w:val="16"/>
-        </w:rPr>
-        <w:t>return</w:t>
-      </w:r>
-      <w:r>
-        <w:rPr>
-          <w:rFonts w:ascii="Consolas" w:hAnsi="Consolas" w:eastAsia="Consolas"/>
-          <w:color w:val="D4D4D4"/>
-          <w:sz w:val="16"/>
-        </w:rPr>
-        <w:t xml:space="preserve"> </w:t>
-      </w:r>
-      <w:r>
-        <w:rPr>
-          <w:rFonts w:ascii="Consolas" w:hAnsi="Consolas" w:eastAsia="Consolas"/>
-          <w:color w:val="9CDCFE"/>
-          <w:sz w:val="16"/>
-        </w:rPr>
-        <w:t>$plainToken</w:t>
-      </w:r>
-      <w:r>
-        <w:rPr>
-          <w:rFonts w:ascii="Consolas" w:hAnsi="Consolas" w:eastAsia="Consolas"/>
-          <w:color w:val="D4D4D4"/>
-          <w:sz w:val="16"/>
-        </w:rPr>
-        <w:t>;</w:t>
-      </w:r>
-      <w:r>
-        <w:rPr>
-          <w:rFonts w:ascii="Consolas" w:hAnsi="Consolas" w:eastAsia="Consolas"/>
-          <w:color w:val="D4D4D4"/>
-          <w:sz w:val="16"/>
-        </w:rPr>
-        <w:t xml:space="preserve"> </w:t>
-      </w:r>
-      <w:r>
-        <w:rPr>
-          <w:rFonts w:ascii="Consolas" w:hAnsi="Consolas" w:eastAsia="Consolas"/>
-          <w:color w:val="6A9955"/>
-          <w:sz w:val="16"/>
-        </w:rPr>
-        <w:t>// tampilkan satu kali untuk QR baru</w:t>
-      </w:r>
-      <w:r>
-        <w:rPr>
-          <w:rFonts w:ascii="Consolas" w:hAnsi="Consolas" w:eastAsia="Consolas"/>
-          <w:color w:val="D4D4D4"/>
-          <w:sz w:val="16"/>
-        </w:rPr>
-        <w:br/>
-        <w:t xml:space="preserve">    </w:t>
-      </w:r>
-      <w:r>
-        <w:rPr>
-          <w:rFonts w:ascii="Consolas" w:hAnsi="Consolas" w:eastAsia="Consolas"/>
-          <w:color w:val="D4D4D4"/>
-          <w:sz w:val="16"/>
-        </w:rPr>
-        <w:t>}</w:t>
-      </w:r>
-      <w:r>
-        <w:rPr>
-          <w:rFonts w:ascii="Consolas" w:hAnsi="Consolas" w:eastAsia="Consolas"/>
-          <w:color w:val="D4D4D4"/>
-          <w:sz w:val="16"/>
-        </w:rPr>
-        <w:t>)</w:t>
-      </w:r>
-      <w:r>
-        <w:rPr>
-          <w:rFonts w:ascii="Consolas" w:hAnsi="Consolas" w:eastAsia="Consolas"/>
-          <w:color w:val="D4D4D4"/>
-          <w:sz w:val="16"/>
-        </w:rPr>
-        <w:t>;</w:t>
-      </w:r>
-      <w:r>
-        <w:rPr>
-          <w:rFonts w:ascii="Consolas" w:hAnsi="Consolas" w:eastAsia="Consolas"/>
-          <w:color w:val="D4D4D4"/>
-          <w:sz w:val="16"/>
-        </w:rPr>
-        <w:br/>
-      </w:r>
-      <w:r>
-        <w:rPr>
-          <w:rFonts w:ascii="Consolas" w:hAnsi="Consolas" w:eastAsia="Consolas"/>
-          <w:color w:val="D4D4D4"/>
-          <w:sz w:val="16"/>
-        </w:rPr>
-        <w:t>}</w:t>
+        <w:t xml:space="preserve">}</w:t>
       </w:r>
     </w:p>
     <w:p>
@@ -4517,60 +4193,82 @@
     <w:p>
       <w:pPr>
         <w:pStyle w:val="CodeHeader"/>
-        <w:shd w:fill="2D2D30"/>
+        <w:keepNext/>
         <w:pBdr>
-          <w:left w:val="single" w:sz="4" w:space="8" w:color="2D2D30"/>
+          <w:left w:val="single" w:sz="12" w:space="8" w:color="B8DDE0"/>
         </w:pBdr>
+        <w:shd w:val="clear" w:color="auto" w:fill="E4EAED"/>
       </w:pPr>
       <w:r>
         <w:rPr>
           <w:rFonts w:ascii="Consolas" w:hAnsi="Consolas"/>
           <w:b/>
-          <w:color w:val="FFFFFF"/>
+          <w:color w:val="262626"/>
           <w:sz w:val="16"/>
         </w:rPr>
-        <w:t>Lokasi: terminal pada root repository kantin-multi-tenant   •   MODUL 6 — TERMINAL   •   BASH</w:t>
+        <w:t xml:space="preserve">Lokasi: terminal pada root repository kantin-multi-tenant   •   MODUL 6 — TERMINAL   •   BASH</w:t>
       </w:r>
     </w:p>
     <w:p>
       <w:pPr>
         <w:pStyle w:val="CodeBlock"/>
-        <w:shd w:fill="1E1E1E"/>
         <w:pBdr>
-          <w:left w:val="single" w:sz="4" w:space="8" w:color="1E1E1E"/>
+          <w:left w:val="single" w:sz="12" w:space="8" w:color="B8DDE0"/>
         </w:pBdr>
+        <w:shd w:val="clear" w:color="auto" w:fill="F2F3F7"/>
       </w:pPr>
       <w:r>
         <w:rPr>
           <w:rFonts w:ascii="Consolas" w:hAnsi="Consolas"/>
-          <w:color w:val="4EC9B0"/>
+          <w:b/>
+          <w:color w:val="000080"/>
           <w:sz w:val="16"/>
         </w:rPr>
-        <w:t>php</w:t>
+        <w:t xml:space="preserve">php</w:t>
       </w:r>
       <w:r>
         <w:rPr>
           <w:rFonts w:ascii="Consolas" w:hAnsi="Consolas"/>
-          <w:color w:val="D4D4D4"/>
+          <w:color w:val="262626"/>
           <w:sz w:val="16"/>
         </w:rPr>
         <w:t xml:space="preserve"> artisan test</w:t>
+      </w:r>
+      <w:r>
         <w:br/>
-        <w:t xml:space="preserve">./vendor/bin/pint --test</w:t>
+      </w:r>
+      <w:r>
+        <w:rPr>
+          <w:rFonts w:ascii="Consolas" w:hAnsi="Consolas"/>
+          <w:color w:val="262626"/>
+          <w:sz w:val="16"/>
+        </w:rPr>
+        <w:t xml:space="preserve">./vendor/bin/pint </w:t>
+      </w:r>
+      <w:r>
+        <w:rPr>
+          <w:rFonts w:ascii="Consolas" w:hAnsi="Consolas"/>
+          <w:color w:val="0073E6"/>
+          <w:sz w:val="16"/>
+        </w:rPr>
+        <w:t xml:space="preserve">--test</w:t>
+      </w:r>
+      <w:r>
         <w:br/>
       </w:r>
       <w:r>
         <w:rPr>
           <w:rFonts w:ascii="Consolas" w:hAnsi="Consolas"/>
-          <w:color w:val="4EC9B0"/>
+          <w:b/>
+          <w:color w:val="000080"/>
           <w:sz w:val="16"/>
         </w:rPr>
-        <w:t>npm</w:t>
+        <w:t xml:space="preserve">npm</w:t>
       </w:r>
       <w:r>
         <w:rPr>
           <w:rFonts w:ascii="Consolas" w:hAnsi="Consolas"/>
-          <w:color w:val="D4D4D4"/>
+          <w:color w:val="262626"/>
           <w:sz w:val="16"/>
         </w:rPr>
         <w:t xml:space="preserve"> run build</w:t>
@@ -4796,23 +4494,24 @@
     <w:p>
       <w:pPr>
         <w:pStyle w:val="CodeBlock"/>
-        <w:shd w:fill="1E1E1E" w:val="clear"/>
         <w:pBdr>
-          <w:left w:val="single" w:sz="4" w:space="8" w:color="1E1E1E"/>
+          <w:left w:val="single" w:sz="12" w:space="8" w:color="B8DDE0"/>
         </w:pBdr>
+        <w:shd w:val="clear" w:color="auto" w:fill="F2F3F7"/>
       </w:pPr>
       <w:r>
         <w:rPr>
           <w:rFonts w:ascii="Consolas" w:hAnsi="Consolas"/>
-          <w:color w:val="569CD6"/>
+          <w:b/>
+          <w:color w:val="000080"/>
           <w:sz w:val="16"/>
         </w:rPr>
-        <w:t>public</w:t>
+        <w:t xml:space="preserve">public</w:t>
       </w:r>
       <w:r>
         <w:rPr>
           <w:rFonts w:ascii="Consolas" w:hAnsi="Consolas"/>
-          <w:color w:val="D4D4D4"/>
+          <w:color w:val="262626"/>
           <w:sz w:val="16"/>
         </w:rPr>
         <w:t xml:space="preserve"> </w:t>
@@ -4820,15 +4519,16 @@
       <w:r>
         <w:rPr>
           <w:rFonts w:ascii="Consolas" w:hAnsi="Consolas"/>
-          <w:color w:val="569CD6"/>
+          <w:b/>
+          <w:color w:val="000080"/>
           <w:sz w:val="16"/>
         </w:rPr>
-        <w:t>static</w:t>
+        <w:t xml:space="preserve">static</w:t>
       </w:r>
       <w:r>
         <w:rPr>
           <w:rFonts w:ascii="Consolas" w:hAnsi="Consolas"/>
-          <w:color w:val="D4D4D4"/>
+          <w:color w:val="262626"/>
           <w:sz w:val="16"/>
         </w:rPr>
         <w:t xml:space="preserve"> </w:t>
@@ -4836,15 +4536,16 @@
       <w:r>
         <w:rPr>
           <w:rFonts w:ascii="Consolas" w:hAnsi="Consolas"/>
-          <w:color w:val="569CD6"/>
+          <w:b/>
+          <w:color w:val="000080"/>
           <w:sz w:val="16"/>
         </w:rPr>
-        <w:t>function</w:t>
+        <w:t xml:space="preserve">function</w:t>
       </w:r>
       <w:r>
         <w:rPr>
           <w:rFonts w:ascii="Consolas" w:hAnsi="Consolas"/>
-          <w:color w:val="D4D4D4"/>
+          <w:color w:val="262626"/>
           <w:sz w:val="16"/>
         </w:rPr>
         <w:t xml:space="preserve"> </w:t>
@@ -4852,31 +4553,32 @@
       <w:r>
         <w:rPr>
           <w:rFonts w:ascii="Consolas" w:hAnsi="Consolas"/>
-          <w:color w:val="DCDCAA"/>
+          <w:color w:val="795E26"/>
           <w:sz w:val="16"/>
         </w:rPr>
-        <w:t>issue</w:t>
+        <w:t xml:space="preserve">issue</w:t>
       </w:r>
       <w:r>
         <w:rPr>
           <w:rFonts w:ascii="Consolas" w:hAnsi="Consolas"/>
-          <w:color w:val="D4D4D4"/>
+          <w:color w:val="262626"/>
           <w:sz w:val="16"/>
         </w:rPr>
-        <w:t>(</w:t>
+        <w:t xml:space="preserve">(</w:t>
       </w:r>
       <w:r>
         <w:rPr>
           <w:rFonts w:ascii="Consolas" w:hAnsi="Consolas"/>
-          <w:color w:val="569CD6"/>
+          <w:b/>
+          <w:color w:val="000080"/>
           <w:sz w:val="16"/>
         </w:rPr>
-        <w:t>int</w:t>
+        <w:t xml:space="preserve">int</w:t>
       </w:r>
       <w:r>
         <w:rPr>
           <w:rFonts w:ascii="Consolas" w:hAnsi="Consolas"/>
-          <w:color w:val="D4D4D4"/>
+          <w:color w:val="262626"/>
           <w:sz w:val="16"/>
         </w:rPr>
         <w:t xml:space="preserve"> </w:t>
@@ -4884,15 +4586,15 @@
       <w:r>
         <w:rPr>
           <w:rFonts w:ascii="Consolas" w:hAnsi="Consolas"/>
-          <w:color w:val="9CDCFE"/>
+          <w:color w:val="660E7A"/>
           <w:sz w:val="16"/>
         </w:rPr>
-        <w:t>$bytes</w:t>
+        <w:t xml:space="preserve">$bytes</w:t>
       </w:r>
       <w:r>
         <w:rPr>
           <w:rFonts w:ascii="Consolas" w:hAnsi="Consolas"/>
-          <w:color w:val="D4D4D4"/>
+          <w:color w:val="262626"/>
           <w:sz w:val="16"/>
         </w:rPr>
         <w:t xml:space="preserve"> = </w:t>
@@ -4900,15 +4602,15 @@
       <w:r>
         <w:rPr>
           <w:rFonts w:ascii="Consolas" w:hAnsi="Consolas"/>
-          <w:color w:val="B5CEA8"/>
+          <w:color w:val="0073E6"/>
           <w:sz w:val="16"/>
         </w:rPr>
-        <w:t>32</w:t>
+        <w:t xml:space="preserve">32</w:t>
       </w:r>
       <w:r>
         <w:rPr>
           <w:rFonts w:ascii="Consolas" w:hAnsi="Consolas"/>
-          <w:color w:val="D4D4D4"/>
+          <w:color w:val="262626"/>
           <w:sz w:val="16"/>
         </w:rPr>
         <w:t xml:space="preserve">): </w:t>
@@ -4916,428 +4618,541 @@
       <w:r>
         <w:rPr>
           <w:rFonts w:ascii="Consolas" w:hAnsi="Consolas"/>
-          <w:color w:val="569CD6"/>
+          <w:b/>
+          <w:color w:val="000080"/>
           <w:sz w:val="16"/>
         </w:rPr>
-        <w:t>array</w:t>
+        <w:t xml:space="preserve">array</w:t>
+      </w:r>
+      <w:r>
+        <w:br/>
       </w:r>
       <w:r>
         <w:rPr>
           <w:rFonts w:ascii="Consolas" w:hAnsi="Consolas"/>
-          <w:color w:val="D4D4D4"/>
+          <w:color w:val="262626"/>
           <w:sz w:val="16"/>
         </w:rPr>
+        <w:t xml:space="preserve">{</w:t>
+      </w:r>
+      <w:r>
         <w:br/>
-        <w:t>{</w:t>
+      </w:r>
+      <w:r>
+        <w:rPr>
+          <w:rFonts w:ascii="Consolas" w:hAnsi="Consolas"/>
+          <w:color w:val="262626"/>
+          <w:sz w:val="16"/>
+        </w:rPr>
+        <w:t xml:space="preserve">    </w:t>
+      </w:r>
+      <w:r>
+        <w:rPr>
+          <w:rFonts w:ascii="Consolas" w:hAnsi="Consolas"/>
+          <w:b/>
+          <w:color w:val="000080"/>
+          <w:sz w:val="16"/>
+        </w:rPr>
+        <w:t xml:space="preserve">if</w:t>
+      </w:r>
+      <w:r>
+        <w:rPr>
+          <w:rFonts w:ascii="Consolas" w:hAnsi="Consolas"/>
+          <w:color w:val="262626"/>
+          <w:sz w:val="16"/>
+        </w:rPr>
+        <w:t xml:space="preserve"> (</w:t>
+      </w:r>
+      <w:r>
+        <w:rPr>
+          <w:rFonts w:ascii="Consolas" w:hAnsi="Consolas"/>
+          <w:color w:val="660E7A"/>
+          <w:sz w:val="16"/>
+        </w:rPr>
+        <w:t xml:space="preserve">$bytes</w:t>
+      </w:r>
+      <w:r>
+        <w:rPr>
+          <w:rFonts w:ascii="Consolas" w:hAnsi="Consolas"/>
+          <w:color w:val="262626"/>
+          <w:sz w:val="16"/>
+        </w:rPr>
+        <w:t xml:space="preserve"> &lt; </w:t>
+      </w:r>
+      <w:r>
+        <w:rPr>
+          <w:rFonts w:ascii="Consolas" w:hAnsi="Consolas"/>
+          <w:color w:val="0073E6"/>
+          <w:sz w:val="16"/>
+        </w:rPr>
+        <w:t xml:space="preserve">16</w:t>
+      </w:r>
+      <w:r>
+        <w:rPr>
+          <w:rFonts w:ascii="Consolas" w:hAnsi="Consolas"/>
+          <w:color w:val="262626"/>
+          <w:sz w:val="16"/>
+        </w:rPr>
+        <w:t xml:space="preserve">) {</w:t>
+      </w:r>
+      <w:r>
         <w:br/>
+      </w:r>
+      <w:r>
+        <w:rPr>
+          <w:rFonts w:ascii="Consolas" w:hAnsi="Consolas"/>
+          <w:color w:val="262626"/>
+          <w:sz w:val="16"/>
+        </w:rPr>
+        <w:t xml:space="preserve">        </w:t>
+      </w:r>
+      <w:r>
+        <w:rPr>
+          <w:rFonts w:ascii="Consolas" w:hAnsi="Consolas"/>
+          <w:b/>
+          <w:color w:val="000080"/>
+          <w:sz w:val="16"/>
+        </w:rPr>
+        <w:t xml:space="preserve">throw</w:t>
+      </w:r>
+      <w:r>
+        <w:rPr>
+          <w:rFonts w:ascii="Consolas" w:hAnsi="Consolas"/>
+          <w:color w:val="262626"/>
+          <w:sz w:val="16"/>
+        </w:rPr>
+        <w:t xml:space="preserve"> </w:t>
+      </w:r>
+      <w:r>
+        <w:rPr>
+          <w:rFonts w:ascii="Consolas" w:hAnsi="Consolas"/>
+          <w:b/>
+          <w:color w:val="000080"/>
+          <w:sz w:val="16"/>
+        </w:rPr>
+        <w:t xml:space="preserve">new</w:t>
+      </w:r>
+      <w:r>
+        <w:rPr>
+          <w:rFonts w:ascii="Consolas" w:hAnsi="Consolas"/>
+          <w:color w:val="262626"/>
+          <w:sz w:val="16"/>
+        </w:rPr>
+        <w:t xml:space="preserve"> </w:t>
+      </w:r>
+      <w:r>
+        <w:rPr>
+          <w:rFonts w:ascii="Consolas" w:hAnsi="Consolas"/>
+          <w:color w:val="795E26"/>
+          <w:sz w:val="16"/>
+        </w:rPr>
+        <w:t xml:space="preserve">InvalidArgumentException</w:t>
+      </w:r>
+      <w:r>
+        <w:rPr>
+          <w:rFonts w:ascii="Consolas" w:hAnsi="Consolas"/>
+          <w:color w:val="262626"/>
+          <w:sz w:val="16"/>
+        </w:rPr>
+        <w:t xml:space="preserve">(</w:t>
+      </w:r>
+      <w:r>
+        <w:rPr>
+          <w:rFonts w:ascii="Consolas" w:hAnsi="Consolas"/>
+          <w:color w:val="00733B"/>
+          <w:sz w:val="16"/>
+        </w:rPr>
+        <w:t xml:space="preserve">'Token minimal 128 bit.'</w:t>
+      </w:r>
+      <w:r>
+        <w:rPr>
+          <w:rFonts w:ascii="Consolas" w:hAnsi="Consolas"/>
+          <w:color w:val="262626"/>
+          <w:sz w:val="16"/>
+        </w:rPr>
+        <w:t xml:space="preserve">);</w:t>
+      </w:r>
+      <w:r>
+        <w:br/>
+      </w:r>
+      <w:r>
+        <w:rPr>
+          <w:rFonts w:ascii="Consolas" w:hAnsi="Consolas"/>
+          <w:color w:val="262626"/>
+          <w:sz w:val="16"/>
+        </w:rPr>
+        <w:t xml:space="preserve">    }</w:t>
+      </w:r>
+      <w:r>
+        <w:br/>
+      </w:r>
+      <w:r>
+        <w:br/>
+      </w:r>
+      <w:r>
+        <w:rPr>
+          <w:rFonts w:ascii="Consolas" w:hAnsi="Consolas"/>
+          <w:color w:val="262626"/>
+          <w:sz w:val="16"/>
+        </w:rPr>
         <w:t xml:space="preserve">    </w:t>
       </w:r>
       <w:r>
         <w:rPr>
           <w:rFonts w:ascii="Consolas" w:hAnsi="Consolas"/>
-          <w:color w:val="569CD6"/>
+          <w:color w:val="660E7A"/>
           <w:sz w:val="16"/>
         </w:rPr>
-        <w:t>if</w:t>
+        <w:t xml:space="preserve">$plain</w:t>
       </w:r>
       <w:r>
         <w:rPr>
           <w:rFonts w:ascii="Consolas" w:hAnsi="Consolas"/>
-          <w:color w:val="D4D4D4"/>
+          <w:color w:val="262626"/>
           <w:sz w:val="16"/>
         </w:rPr>
-        <w:t xml:space="preserve"> (</w:t>
+        <w:t xml:space="preserve"> = </w:t>
       </w:r>
       <w:r>
         <w:rPr>
           <w:rFonts w:ascii="Consolas" w:hAnsi="Consolas"/>
-          <w:color w:val="9CDCFE"/>
+          <w:color w:val="795E26"/>
           <w:sz w:val="16"/>
         </w:rPr>
-        <w:t>$bytes</w:t>
+        <w:t xml:space="preserve">rtrim</w:t>
       </w:r>
       <w:r>
         <w:rPr>
           <w:rFonts w:ascii="Consolas" w:hAnsi="Consolas"/>
-          <w:color w:val="D4D4D4"/>
+          <w:color w:val="262626"/>
           <w:sz w:val="16"/>
         </w:rPr>
-        <w:t xml:space="preserve"> &lt; </w:t>
+        <w:t xml:space="preserve">(</w:t>
+      </w:r>
+      <w:r>
+        <w:br/>
       </w:r>
       <w:r>
         <w:rPr>
           <w:rFonts w:ascii="Consolas" w:hAnsi="Consolas"/>
-          <w:color w:val="B5CEA8"/>
+          <w:color w:val="262626"/>
           <w:sz w:val="16"/>
         </w:rPr>
-        <w:t>16</w:t>
+        <w:t xml:space="preserve">        </w:t>
       </w:r>
       <w:r>
         <w:rPr>
           <w:rFonts w:ascii="Consolas" w:hAnsi="Consolas"/>
-          <w:color w:val="D4D4D4"/>
+          <w:color w:val="795E26"/>
           <w:sz w:val="16"/>
         </w:rPr>
-        <w:t xml:space="preserve">) {</w:t>
+        <w:t xml:space="preserve">strtr</w:t>
+      </w:r>
+      <w:r>
+        <w:rPr>
+          <w:rFonts w:ascii="Consolas" w:hAnsi="Consolas"/>
+          <w:color w:val="262626"/>
+          <w:sz w:val="16"/>
+        </w:rPr>
+        <w:t xml:space="preserve">(</w:t>
+      </w:r>
+      <w:r>
+        <w:rPr>
+          <w:rFonts w:ascii="Consolas" w:hAnsi="Consolas"/>
+          <w:color w:val="795E26"/>
+          <w:sz w:val="16"/>
+        </w:rPr>
+        <w:t xml:space="preserve">base64_encode</w:t>
+      </w:r>
+      <w:r>
+        <w:rPr>
+          <w:rFonts w:ascii="Consolas" w:hAnsi="Consolas"/>
+          <w:color w:val="262626"/>
+          <w:sz w:val="16"/>
+        </w:rPr>
+        <w:t xml:space="preserve">(</w:t>
+      </w:r>
+      <w:r>
+        <w:rPr>
+          <w:rFonts w:ascii="Consolas" w:hAnsi="Consolas"/>
+          <w:color w:val="795E26"/>
+          <w:sz w:val="16"/>
+        </w:rPr>
+        <w:t xml:space="preserve">random_bytes</w:t>
+      </w:r>
+      <w:r>
+        <w:rPr>
+          <w:rFonts w:ascii="Consolas" w:hAnsi="Consolas"/>
+          <w:color w:val="262626"/>
+          <w:sz w:val="16"/>
+        </w:rPr>
+        <w:t xml:space="preserve">(</w:t>
+      </w:r>
+      <w:r>
+        <w:rPr>
+          <w:rFonts w:ascii="Consolas" w:hAnsi="Consolas"/>
+          <w:color w:val="660E7A"/>
+          <w:sz w:val="16"/>
+        </w:rPr>
+        <w:t xml:space="preserve">$bytes</w:t>
+      </w:r>
+      <w:r>
+        <w:rPr>
+          <w:rFonts w:ascii="Consolas" w:hAnsi="Consolas"/>
+          <w:color w:val="262626"/>
+          <w:sz w:val="16"/>
+        </w:rPr>
+        <w:t xml:space="preserve">)), </w:t>
+      </w:r>
+      <w:r>
+        <w:rPr>
+          <w:rFonts w:ascii="Consolas" w:hAnsi="Consolas"/>
+          <w:color w:val="00733B"/>
+          <w:sz w:val="16"/>
+        </w:rPr>
+        <w:t xml:space="preserve">'+/'</w:t>
+      </w:r>
+      <w:r>
+        <w:rPr>
+          <w:rFonts w:ascii="Consolas" w:hAnsi="Consolas"/>
+          <w:color w:val="262626"/>
+          <w:sz w:val="16"/>
+        </w:rPr>
+        <w:t xml:space="preserve">, </w:t>
+      </w:r>
+      <w:r>
+        <w:rPr>
+          <w:rFonts w:ascii="Consolas" w:hAnsi="Consolas"/>
+          <w:color w:val="00733B"/>
+          <w:sz w:val="16"/>
+        </w:rPr>
+        <w:t xml:space="preserve">'-_'</w:t>
+      </w:r>
+      <w:r>
+        <w:rPr>
+          <w:rFonts w:ascii="Consolas" w:hAnsi="Consolas"/>
+          <w:color w:val="262626"/>
+          <w:sz w:val="16"/>
+        </w:rPr>
+        <w:t xml:space="preserve">),</w:t>
+      </w:r>
+      <w:r>
         <w:br/>
+      </w:r>
+      <w:r>
+        <w:rPr>
+          <w:rFonts w:ascii="Consolas" w:hAnsi="Consolas"/>
+          <w:color w:val="262626"/>
+          <w:sz w:val="16"/>
+        </w:rPr>
         <w:t xml:space="preserve">        </w:t>
       </w:r>
       <w:r>
         <w:rPr>
           <w:rFonts w:ascii="Consolas" w:hAnsi="Consolas"/>
-          <w:color w:val="569CD6"/>
+          <w:color w:val="00733B"/>
           <w:sz w:val="16"/>
         </w:rPr>
-        <w:t>throw</w:t>
+        <w:t xml:space="preserve">'='</w:t>
+      </w:r>
+      <w:r>
+        <w:br/>
       </w:r>
       <w:r>
         <w:rPr>
           <w:rFonts w:ascii="Consolas" w:hAnsi="Consolas"/>
-          <w:color w:val="D4D4D4"/>
+          <w:color w:val="262626"/>
           <w:sz w:val="16"/>
         </w:rPr>
-        <w:t xml:space="preserve"> </w:t>
+        <w:t xml:space="preserve">    );</w:t>
+      </w:r>
+      <w:r>
+        <w:br/>
+      </w:r>
+      <w:r>
+        <w:br/>
       </w:r>
       <w:r>
         <w:rPr>
           <w:rFonts w:ascii="Consolas" w:hAnsi="Consolas"/>
-          <w:color w:val="569CD6"/>
+          <w:color w:val="262626"/>
           <w:sz w:val="16"/>
         </w:rPr>
-        <w:t>new</w:t>
+        <w:t xml:space="preserve">    </w:t>
       </w:r>
       <w:r>
         <w:rPr>
           <w:rFonts w:ascii="Consolas" w:hAnsi="Consolas"/>
-          <w:color w:val="D4D4D4"/>
+          <w:b/>
+          <w:color w:val="000080"/>
           <w:sz w:val="16"/>
         </w:rPr>
-        <w:t xml:space="preserve"> </w:t>
+        <w:t xml:space="preserve">return</w:t>
       </w:r>
       <w:r>
         <w:rPr>
           <w:rFonts w:ascii="Consolas" w:hAnsi="Consolas"/>
-          <w:color w:val="DCDCAA"/>
+          <w:color w:val="262626"/>
           <w:sz w:val="16"/>
         </w:rPr>
-        <w:t>InvalidArgumentException</w:t>
+        <w:t xml:space="preserve"> [</w:t>
+      </w:r>
+      <w:r>
+        <w:br/>
       </w:r>
       <w:r>
         <w:rPr>
           <w:rFonts w:ascii="Consolas" w:hAnsi="Consolas"/>
-          <w:color w:val="D4D4D4"/>
+          <w:color w:val="262626"/>
           <w:sz w:val="16"/>
         </w:rPr>
-        <w:t>(</w:t>
+        <w:t xml:space="preserve">        </w:t>
       </w:r>
       <w:r>
         <w:rPr>
           <w:rFonts w:ascii="Consolas" w:hAnsi="Consolas"/>
-          <w:color w:val="CE9178"/>
+          <w:color w:val="00733B"/>
           <w:sz w:val="16"/>
         </w:rPr>
-        <w:t>'Token minimal 128 bit.'</w:t>
+        <w:t xml:space="preserve">'plain'</w:t>
       </w:r>
       <w:r>
         <w:rPr>
           <w:rFonts w:ascii="Consolas" w:hAnsi="Consolas"/>
-          <w:color w:val="D4D4D4"/>
+          <w:color w:val="262626"/>
           <w:sz w:val="16"/>
         </w:rPr>
-        <w:t>);</w:t>
+        <w:t xml:space="preserve"> =&gt; </w:t>
+      </w:r>
+      <w:r>
+        <w:rPr>
+          <w:rFonts w:ascii="Consolas" w:hAnsi="Consolas"/>
+          <w:color w:val="660E7A"/>
+          <w:sz w:val="16"/>
+        </w:rPr>
+        <w:t xml:space="preserve">$plain</w:t>
+      </w:r>
+      <w:r>
+        <w:rPr>
+          <w:rFonts w:ascii="Consolas" w:hAnsi="Consolas"/>
+          <w:color w:val="262626"/>
+          <w:sz w:val="16"/>
+        </w:rPr>
+        <w:t xml:space="preserve">,</w:t>
+      </w:r>
+      <w:r>
         <w:br/>
-        <w:t xml:space="preserve">    }</w:t>
+      </w:r>
+      <w:r>
+        <w:rPr>
+          <w:rFonts w:ascii="Consolas" w:hAnsi="Consolas"/>
+          <w:color w:val="262626"/>
+          <w:sz w:val="16"/>
+        </w:rPr>
+        <w:t xml:space="preserve">        </w:t>
+      </w:r>
+      <w:r>
+        <w:rPr>
+          <w:rFonts w:ascii="Consolas" w:hAnsi="Consolas"/>
+          <w:color w:val="00733B"/>
+          <w:sz w:val="16"/>
+        </w:rPr>
+        <w:t xml:space="preserve">'hash'</w:t>
+      </w:r>
+      <w:r>
+        <w:rPr>
+          <w:rFonts w:ascii="Consolas" w:hAnsi="Consolas"/>
+          <w:color w:val="262626"/>
+          <w:sz w:val="16"/>
+        </w:rPr>
+        <w:t xml:space="preserve"> =&gt; </w:t>
+      </w:r>
+      <w:r>
+        <w:rPr>
+          <w:rFonts w:ascii="Consolas" w:hAnsi="Consolas"/>
+          <w:color w:val="795E26"/>
+          <w:sz w:val="16"/>
+        </w:rPr>
+        <w:t xml:space="preserve">hash</w:t>
+      </w:r>
+      <w:r>
+        <w:rPr>
+          <w:rFonts w:ascii="Consolas" w:hAnsi="Consolas"/>
+          <w:color w:val="262626"/>
+          <w:sz w:val="16"/>
+        </w:rPr>
+        <w:t xml:space="preserve">(</w:t>
+      </w:r>
+      <w:r>
+        <w:rPr>
+          <w:rFonts w:ascii="Consolas" w:hAnsi="Consolas"/>
+          <w:color w:val="00733B"/>
+          <w:sz w:val="16"/>
+        </w:rPr>
+        <w:t xml:space="preserve">'sha256'</w:t>
+      </w:r>
+      <w:r>
+        <w:rPr>
+          <w:rFonts w:ascii="Consolas" w:hAnsi="Consolas"/>
+          <w:color w:val="262626"/>
+          <w:sz w:val="16"/>
+        </w:rPr>
+        <w:t xml:space="preserve">, </w:t>
+      </w:r>
+      <w:r>
+        <w:rPr>
+          <w:rFonts w:ascii="Consolas" w:hAnsi="Consolas"/>
+          <w:color w:val="660E7A"/>
+          <w:sz w:val="16"/>
+        </w:rPr>
+        <w:t xml:space="preserve">$plain</w:t>
+      </w:r>
+      <w:r>
+        <w:rPr>
+          <w:rFonts w:ascii="Consolas" w:hAnsi="Consolas"/>
+          <w:color w:val="262626"/>
+          <w:sz w:val="16"/>
+        </w:rPr>
+        <w:t xml:space="preserve">, </w:t>
+      </w:r>
+      <w:r>
+        <w:rPr>
+          <w:rFonts w:ascii="Consolas" w:hAnsi="Consolas"/>
+          <w:b/>
+          <w:color w:val="000080"/>
+          <w:sz w:val="16"/>
+        </w:rPr>
+        <w:t xml:space="preserve">true</w:t>
+      </w:r>
+      <w:r>
+        <w:rPr>
+          <w:rFonts w:ascii="Consolas" w:hAnsi="Consolas"/>
+          <w:color w:val="262626"/>
+          <w:sz w:val="16"/>
+        </w:rPr>
+        <w:t xml:space="preserve">),</w:t>
+      </w:r>
+      <w:r>
         <w:br/>
+      </w:r>
+      <w:r>
+        <w:rPr>
+          <w:rFonts w:ascii="Consolas" w:hAnsi="Consolas"/>
+          <w:color w:val="262626"/>
+          <w:sz w:val="16"/>
+        </w:rPr>
+        <w:t xml:space="preserve">    ];</w:t>
+      </w:r>
+      <w:r>
         <w:br/>
-        <w:t xml:space="preserve">    </w:t>
       </w:r>
       <w:r>
         <w:rPr>
           <w:rFonts w:ascii="Consolas" w:hAnsi="Consolas"/>
-          <w:color w:val="9CDCFE"/>
+          <w:color w:val="262626"/>
           <w:sz w:val="16"/>
         </w:rPr>
-        <w:t>$plain</w:t>
-      </w:r>
-      <w:r>
-        <w:rPr>
-          <w:rFonts w:ascii="Consolas" w:hAnsi="Consolas"/>
-          <w:color w:val="D4D4D4"/>
-          <w:sz w:val="16"/>
-        </w:rPr>
-        <w:t xml:space="preserve"> = </w:t>
-      </w:r>
-      <w:r>
-        <w:rPr>
-          <w:rFonts w:ascii="Consolas" w:hAnsi="Consolas"/>
-          <w:color w:val="DCDCAA"/>
-          <w:sz w:val="16"/>
-        </w:rPr>
-        <w:t>rtrim</w:t>
-      </w:r>
-      <w:r>
-        <w:rPr>
-          <w:rFonts w:ascii="Consolas" w:hAnsi="Consolas"/>
-          <w:color w:val="D4D4D4"/>
-          <w:sz w:val="16"/>
-        </w:rPr>
-        <w:t>(</w:t>
-        <w:br/>
-        <w:t xml:space="preserve">        </w:t>
-      </w:r>
-      <w:r>
-        <w:rPr>
-          <w:rFonts w:ascii="Consolas" w:hAnsi="Consolas"/>
-          <w:color w:val="DCDCAA"/>
-          <w:sz w:val="16"/>
-        </w:rPr>
-        <w:t>strtr</w:t>
-      </w:r>
-      <w:r>
-        <w:rPr>
-          <w:rFonts w:ascii="Consolas" w:hAnsi="Consolas"/>
-          <w:color w:val="D4D4D4"/>
-          <w:sz w:val="16"/>
-        </w:rPr>
-        <w:t>(</w:t>
-      </w:r>
-      <w:r>
-        <w:rPr>
-          <w:rFonts w:ascii="Consolas" w:hAnsi="Consolas"/>
-          <w:color w:val="DCDCAA"/>
-          <w:sz w:val="16"/>
-        </w:rPr>
-        <w:t>base64_encode</w:t>
-      </w:r>
-      <w:r>
-        <w:rPr>
-          <w:rFonts w:ascii="Consolas" w:hAnsi="Consolas"/>
-          <w:color w:val="D4D4D4"/>
-          <w:sz w:val="16"/>
-        </w:rPr>
-        <w:t>(</w:t>
-      </w:r>
-      <w:r>
-        <w:rPr>
-          <w:rFonts w:ascii="Consolas" w:hAnsi="Consolas"/>
-          <w:color w:val="DCDCAA"/>
-          <w:sz w:val="16"/>
-        </w:rPr>
-        <w:t>random_bytes</w:t>
-      </w:r>
-      <w:r>
-        <w:rPr>
-          <w:rFonts w:ascii="Consolas" w:hAnsi="Consolas"/>
-          <w:color w:val="D4D4D4"/>
-          <w:sz w:val="16"/>
-        </w:rPr>
-        <w:t>(</w:t>
-      </w:r>
-      <w:r>
-        <w:rPr>
-          <w:rFonts w:ascii="Consolas" w:hAnsi="Consolas"/>
-          <w:color w:val="9CDCFE"/>
-          <w:sz w:val="16"/>
-        </w:rPr>
-        <w:t>$bytes</w:t>
-      </w:r>
-      <w:r>
-        <w:rPr>
-          <w:rFonts w:ascii="Consolas" w:hAnsi="Consolas"/>
-          <w:color w:val="D4D4D4"/>
-          <w:sz w:val="16"/>
-        </w:rPr>
-        <w:t xml:space="preserve">)), </w:t>
-      </w:r>
-      <w:r>
-        <w:rPr>
-          <w:rFonts w:ascii="Consolas" w:hAnsi="Consolas"/>
-          <w:color w:val="CE9178"/>
-          <w:sz w:val="16"/>
-        </w:rPr>
-        <w:t>'+/'</w:t>
-      </w:r>
-      <w:r>
-        <w:rPr>
-          <w:rFonts w:ascii="Consolas" w:hAnsi="Consolas"/>
-          <w:color w:val="D4D4D4"/>
-          <w:sz w:val="16"/>
-        </w:rPr>
-        <w:t xml:space="preserve">, </w:t>
-      </w:r>
-      <w:r>
-        <w:rPr>
-          <w:rFonts w:ascii="Consolas" w:hAnsi="Consolas"/>
-          <w:color w:val="CE9178"/>
-          <w:sz w:val="16"/>
-        </w:rPr>
-        <w:t>'-_'</w:t>
-      </w:r>
-      <w:r>
-        <w:rPr>
-          <w:rFonts w:ascii="Consolas" w:hAnsi="Consolas"/>
-          <w:color w:val="D4D4D4"/>
-          <w:sz w:val="16"/>
-        </w:rPr>
-        <w:t>),</w:t>
-        <w:br/>
-        <w:t xml:space="preserve">        </w:t>
-      </w:r>
-      <w:r>
-        <w:rPr>
-          <w:rFonts w:ascii="Consolas" w:hAnsi="Consolas"/>
-          <w:color w:val="CE9178"/>
-          <w:sz w:val="16"/>
-        </w:rPr>
-        <w:t>'='</w:t>
-      </w:r>
-      <w:r>
-        <w:rPr>
-          <w:rFonts w:ascii="Consolas" w:hAnsi="Consolas"/>
-          <w:color w:val="D4D4D4"/>
-          <w:sz w:val="16"/>
-        </w:rPr>
-        <w:br/>
-        <w:t xml:space="preserve">    );</w:t>
-        <w:br/>
-        <w:br/>
-        <w:t xml:space="preserve">    </w:t>
-      </w:r>
-      <w:r>
-        <w:rPr>
-          <w:rFonts w:ascii="Consolas" w:hAnsi="Consolas"/>
-          <w:color w:val="569CD6"/>
-          <w:sz w:val="16"/>
-        </w:rPr>
-        <w:t>return</w:t>
-      </w:r>
-      <w:r>
-        <w:rPr>
-          <w:rFonts w:ascii="Consolas" w:hAnsi="Consolas"/>
-          <w:color w:val="D4D4D4"/>
-          <w:sz w:val="16"/>
-        </w:rPr>
-        <w:t xml:space="preserve"> [</w:t>
-        <w:br/>
-        <w:t xml:space="preserve">        </w:t>
-      </w:r>
-      <w:r>
-        <w:rPr>
-          <w:rFonts w:ascii="Consolas" w:hAnsi="Consolas"/>
-          <w:color w:val="CE9178"/>
-          <w:sz w:val="16"/>
-        </w:rPr>
-        <w:t>'plain'</w:t>
-      </w:r>
-      <w:r>
-        <w:rPr>
-          <w:rFonts w:ascii="Consolas" w:hAnsi="Consolas"/>
-          <w:color w:val="D4D4D4"/>
-          <w:sz w:val="16"/>
-        </w:rPr>
-        <w:t xml:space="preserve"> =&gt; </w:t>
-      </w:r>
-      <w:r>
-        <w:rPr>
-          <w:rFonts w:ascii="Consolas" w:hAnsi="Consolas"/>
-          <w:color w:val="9CDCFE"/>
-          <w:sz w:val="16"/>
-        </w:rPr>
-        <w:t>$plain</w:t>
-      </w:r>
-      <w:r>
-        <w:rPr>
-          <w:rFonts w:ascii="Consolas" w:hAnsi="Consolas"/>
-          <w:color w:val="D4D4D4"/>
-          <w:sz w:val="16"/>
-        </w:rPr>
-        <w:t>,</w:t>
-        <w:br/>
-        <w:t xml:space="preserve">        </w:t>
-      </w:r>
-      <w:r>
-        <w:rPr>
-          <w:rFonts w:ascii="Consolas" w:hAnsi="Consolas"/>
-          <w:color w:val="CE9178"/>
-          <w:sz w:val="16"/>
-        </w:rPr>
-        <w:t>'hash'</w:t>
-      </w:r>
-      <w:r>
-        <w:rPr>
-          <w:rFonts w:ascii="Consolas" w:hAnsi="Consolas"/>
-          <w:color w:val="D4D4D4"/>
-          <w:sz w:val="16"/>
-        </w:rPr>
-        <w:t xml:space="preserve"> =&gt; </w:t>
-      </w:r>
-      <w:r>
-        <w:rPr>
-          <w:rFonts w:ascii="Consolas" w:hAnsi="Consolas"/>
-          <w:color w:val="DCDCAA"/>
-          <w:sz w:val="16"/>
-        </w:rPr>
-        <w:t>hash</w:t>
-      </w:r>
-      <w:r>
-        <w:rPr>
-          <w:rFonts w:ascii="Consolas" w:hAnsi="Consolas"/>
-          <w:color w:val="D4D4D4"/>
-          <w:sz w:val="16"/>
-        </w:rPr>
-        <w:t>(</w:t>
-      </w:r>
-      <w:r>
-        <w:rPr>
-          <w:rFonts w:ascii="Consolas" w:hAnsi="Consolas"/>
-          <w:color w:val="CE9178"/>
-          <w:sz w:val="16"/>
-        </w:rPr>
-        <w:t>'sha256'</w:t>
-      </w:r>
-      <w:r>
-        <w:rPr>
-          <w:rFonts w:ascii="Consolas" w:hAnsi="Consolas"/>
-          <w:color w:val="D4D4D4"/>
-          <w:sz w:val="16"/>
-        </w:rPr>
-        <w:t xml:space="preserve">, </w:t>
-      </w:r>
-      <w:r>
-        <w:rPr>
-          <w:rFonts w:ascii="Consolas" w:hAnsi="Consolas"/>
-          <w:color w:val="9CDCFE"/>
-          <w:sz w:val="16"/>
-        </w:rPr>
-        <w:t>$plain</w:t>
-      </w:r>
-      <w:r>
-        <w:rPr>
-          <w:rFonts w:ascii="Consolas" w:hAnsi="Consolas"/>
-          <w:color w:val="D4D4D4"/>
-          <w:sz w:val="16"/>
-        </w:rPr>
-        <w:t xml:space="preserve">, </w:t>
-      </w:r>
-      <w:r>
-        <w:rPr>
-          <w:rFonts w:ascii="Consolas" w:hAnsi="Consolas"/>
-          <w:color w:val="569CD6"/>
-          <w:sz w:val="16"/>
-        </w:rPr>
-        <w:t>true</w:t>
-      </w:r>
-      <w:r>
-        <w:rPr>
-          <w:rFonts w:ascii="Consolas" w:hAnsi="Consolas"/>
-          <w:color w:val="D4D4D4"/>
-          <w:sz w:val="16"/>
-        </w:rPr>
-        <w:t>),</w:t>
-        <w:br/>
-        <w:t xml:space="preserve">    ];</w:t>
-        <w:br/>
-        <w:t>}</w:t>
+        <w:t xml:space="preserve">}</w:t>
       </w:r>
     </w:p>
     <w:p>
@@ -18367,7 +18182,7 @@
     </w:pPr>
     <w:rPr>
       <w:rFonts w:ascii="Consolas" w:hAnsi="Consolas"/>
-      <w:color w:val="D4D4D4"/>
+      <w:color w:val="262626"/>
       <w:sz w:val="16"/>
     </w:rPr>
   </w:style>
@@ -18479,7 +18294,7 @@
     <w:rPr>
       <w:rFonts w:ascii="Consolas" w:hAnsi="Consolas"/>
       <w:b/>
-      <w:color w:val="FFFFFF"/>
+      <w:color w:val="262626"/>
       <w:sz w:val="16"/>
     </w:rPr>
   </w:style>
